--- a/Babii_Dmitrii_lb1/Babii_Dmitrii_lb1_PIAA.docx
+++ b/Babii_Dmitrii_lb1/Babii_Dmitrii_lb1_PIAA.docx
@@ -419,7 +419,7 @@
         <w:tblLook w:val="0400" w:noHBand="0" w:noVBand="1" w:firstColumn="0" w:lastRow="0" w:lastColumn="0" w:firstRow="0"/>
       </w:tblPr>
       <w:tblGrid>
-        <w:gridCol w:w="5602"/>
+        <w:gridCol w:w="5601"/>
         <w:gridCol w:w="3912"/>
       </w:tblGrid>
       <w:tr>
@@ -428,7 +428,7 @@
         </w:trPr>
         <w:tc>
           <w:tcPr>
-            <w:tcW w:w="5602" w:type="dxa"/>
+            <w:tcW w:w="5601" w:type="dxa"/>
             <w:tcBorders/>
             <w:vAlign w:val="bottom"/>
           </w:tcPr>
@@ -482,7 +482,7 @@
         </w:trPr>
         <w:tc>
           <w:tcPr>
-            <w:tcW w:w="5602" w:type="dxa"/>
+            <w:tcW w:w="5601" w:type="dxa"/>
             <w:tcBorders/>
             <w:vAlign w:val="bottom"/>
           </w:tcPr>
@@ -797,7 +797,7 @@
       </w:r>
       <w:r>
         <w:drawing>
-          <wp:anchor behindDoc="0" distT="0" distB="0" distL="114300" distR="114300" simplePos="0" locked="0" layoutInCell="0" allowOverlap="1" relativeHeight="2">
+          <wp:anchor behindDoc="0" distT="0" distB="0" distL="114300" distR="114300" simplePos="0" locked="0" layoutInCell="0" allowOverlap="1" relativeHeight="5">
             <wp:simplePos x="0" y="0"/>
             <wp:positionH relativeFrom="margin">
               <wp:align>center</wp:align>
@@ -1254,113 +1254,55 @@
           <w:szCs w:val="28"/>
           <w:lang w:val="ru-RU"/>
         </w:rPr>
-        <w:t>Основн</w:t>
-      </w:r>
-      <w:r>
-        <w:rPr>
-          <w:b/>
-          <w:sz w:val="28"/>
-          <w:szCs w:val="28"/>
-          <w:lang w:val="ru-RU"/>
-        </w:rPr>
-        <w:t>ые</w:t>
-      </w:r>
-      <w:r>
-        <w:rPr>
-          <w:b/>
-          <w:sz w:val="28"/>
-          <w:szCs w:val="28"/>
-          <w:lang w:val="ru-RU"/>
-        </w:rPr>
-        <w:t xml:space="preserve"> оптимизации</w:t>
-      </w:r>
-    </w:p>
-    <w:p>
-      <w:pPr>
-        <w:pStyle w:val="Normal"/>
-        <w:rPr>
-          <w:lang w:val="ru-RU"/>
-        </w:rPr>
-      </w:pPr>
-      <w:r>
-        <w:rPr>
-          <w:sz w:val="28"/>
-          <w:szCs w:val="28"/>
-          <w:lang w:val="ru-RU"/>
-        </w:rPr>
-        <w:t>1)</w:t>
-      </w:r>
-      <w:r>
-        <w:rPr>
-          <w:sz w:val="28"/>
-          <w:szCs w:val="28"/>
-          <w:lang w:val="ru-RU"/>
-        </w:rPr>
-        <w:t>Хранение доски в виде списка списков из нулей слишком дорого, поэтому поле реализовано как массив целых чисел board длины N, где каждый бит числа соответствует клетке 1×1: 1 – клетка занята, 0 – клетка свободна. Такое представление позволяет проверять возможность размещения квадрата за O(1) на строку.</w:t>
-      </w:r>
-    </w:p>
-    <w:p>
-      <w:pPr>
-        <w:pStyle w:val="Normal"/>
-        <w:rPr>
-          <w:lang w:val="ru-RU"/>
-        </w:rPr>
-      </w:pPr>
-      <w:r>
-        <w:rPr>
-          <w:sz w:val="28"/>
-          <w:szCs w:val="28"/>
-          <w:lang w:val="ru-RU"/>
-        </w:rPr>
-        <w:t>2)</w:t>
-      </w:r>
-      <w:r>
-        <w:rPr>
-          <w:sz w:val="28"/>
-          <w:szCs w:val="28"/>
-          <w:lang w:val="ru-RU"/>
-        </w:rPr>
-        <w:t>Применяется масштабирование: если число составное, выгоднее и быстрее разбивать квадрат со стороной, равной наименьшему делителю.</w:t>
-      </w:r>
-    </w:p>
-    <w:p>
-      <w:pPr>
-        <w:pStyle w:val="Normal"/>
-        <w:rPr>
-          <w:lang w:val="ru-RU"/>
-        </w:rPr>
-      </w:pPr>
-      <w:r>
-        <w:rPr>
-          <w:sz w:val="28"/>
-          <w:szCs w:val="28"/>
-          <w:lang w:val="ru-RU"/>
-        </w:rPr>
-        <w:t>3)</w:t>
-      </w:r>
-      <w:r>
-        <w:rPr>
-          <w:sz w:val="28"/>
-          <w:szCs w:val="28"/>
-          <w:lang w:val="ru-RU"/>
-        </w:rPr>
-        <w:t xml:space="preserve">Используется предзаполнение симметричными квадратами и </w:t>
-      </w:r>
-      <w:r>
-        <w:rPr>
-          <w:sz w:val="28"/>
-          <w:szCs w:val="28"/>
-          <w:lang w:val="ru-RU"/>
-        </w:rPr>
-        <w:t>backtrack</w:t>
-      </w:r>
-      <w:r>
-        <w:rPr>
-          <w:sz w:val="28"/>
-          <w:szCs w:val="28"/>
-          <w:lang w:val="ru-RU"/>
-        </w:rPr>
-        <w:t>, начиная с максимально больших квадратов, что сокращает число вариантов и ускоряет поиск оптимального разбиения.</w:t>
+        <w:t>Основные оптимизации</w:t>
+      </w:r>
+    </w:p>
+    <w:p>
+      <w:pPr>
+        <w:pStyle w:val="Normal"/>
+        <w:rPr>
+          <w:lang w:val="ru-RU"/>
+        </w:rPr>
+      </w:pPr>
+      <w:r>
+        <w:rPr>
+          <w:sz w:val="28"/>
+          <w:szCs w:val="28"/>
+          <w:lang w:val="ru-RU"/>
+        </w:rPr>
+        <w:t>1)Хранение доски в виде списка списков из нулей слишком дорого, поэтому поле реализовано как массив целых чисел board длины N, где каждый бит числа соответствует клетке 1×1: 1 – клетка занята, 0 – клетка свободна. Такое представление позволяет проверять возможность размещения квадрата за O(1) на строку.</w:t>
+      </w:r>
+    </w:p>
+    <w:p>
+      <w:pPr>
+        <w:pStyle w:val="Normal"/>
+        <w:rPr>
+          <w:lang w:val="ru-RU"/>
+        </w:rPr>
+      </w:pPr>
+      <w:r>
+        <w:rPr>
+          <w:sz w:val="28"/>
+          <w:szCs w:val="28"/>
+          <w:lang w:val="ru-RU"/>
+        </w:rPr>
+        <w:t>2)Применяется масштабирование: если число составное, выгоднее и быстрее разбивать квадрат со стороной, равной наименьшему делителю.</w:t>
+      </w:r>
+    </w:p>
+    <w:p>
+      <w:pPr>
+        <w:pStyle w:val="Normal"/>
+        <w:rPr>
+          <w:lang w:val="ru-RU"/>
+        </w:rPr>
+      </w:pPr>
+      <w:r>
+        <w:rPr>
+          <w:sz w:val="28"/>
+          <w:szCs w:val="28"/>
+          <w:lang w:val="ru-RU"/>
+        </w:rPr>
+        <w:t>3)Используется предзаполнение симметричными квадратами и backtrack, начиная с максимально больших квадратов, что сокращает число вариантов и ускоряет поиск оптимального разбиения.</w:t>
       </w:r>
     </w:p>
     <w:p>
@@ -1387,7 +1329,7 @@
         <w:suppressAutoHyphens w:val="true"/>
         <w:bidi w:val="0"/>
         <w:spacing w:lineRule="auto" w:line="360"/>
-        <w:ind w:firstLine="709"/>
+        <w:ind w:firstLine="709" w:left="720"/>
         <w:jc w:val="both"/>
         <w:rPr>
           <w:rFonts w:ascii="Times New Roman" w:hAnsi="Times New Roman" w:eastAsia="Times New Roman" w:cs="Times New Roman"/>
@@ -1417,7 +1359,7 @@
         <w:suppressAutoHyphens w:val="true"/>
         <w:bidi w:val="0"/>
         <w:spacing w:lineRule="auto" w:line="360"/>
-        <w:ind w:firstLine="709"/>
+        <w:ind w:firstLine="709" w:left="720"/>
         <w:jc w:val="both"/>
         <w:rPr>
           <w:rFonts w:ascii="Times New Roman" w:hAnsi="Times New Roman" w:eastAsia="Times New Roman" w:cs="Times New Roman"/>
@@ -1447,7 +1389,7 @@
         <w:suppressAutoHyphens w:val="true"/>
         <w:bidi w:val="0"/>
         <w:spacing w:lineRule="auto" w:line="360"/>
-        <w:ind w:firstLine="709"/>
+        <w:ind w:firstLine="709" w:left="720"/>
         <w:jc w:val="both"/>
         <w:rPr>
           <w:rFonts w:ascii="Times New Roman" w:hAnsi="Times New Roman" w:eastAsia="Times New Roman" w:cs="Times New Roman"/>
@@ -1477,7 +1419,7 @@
         <w:suppressAutoHyphens w:val="true"/>
         <w:bidi w:val="0"/>
         <w:spacing w:lineRule="auto" w:line="360"/>
-        <w:ind w:firstLine="709"/>
+        <w:ind w:firstLine="709" w:left="720"/>
         <w:jc w:val="both"/>
         <w:rPr>
           <w:rFonts w:ascii="Times New Roman" w:hAnsi="Times New Roman" w:eastAsia="Times New Roman" w:cs="Times New Roman"/>
@@ -1507,7 +1449,7 @@
         <w:suppressAutoHyphens w:val="true"/>
         <w:bidi w:val="0"/>
         <w:spacing w:lineRule="auto" w:line="360"/>
-        <w:ind w:firstLine="709"/>
+        <w:ind w:firstLine="709" w:left="720"/>
         <w:jc w:val="both"/>
         <w:rPr>
           <w:rFonts w:ascii="Times New Roman" w:hAnsi="Times New Roman" w:eastAsia="Times New Roman" w:cs="Times New Roman"/>
@@ -1532,18 +1474,14 @@
     <w:p>
       <w:pPr>
         <w:pStyle w:val="ListParagraph"/>
-        <w:ind w:hanging="0"/>
+        <w:ind w:hanging="0" w:left="720"/>
         <w:jc w:val="center"/>
         <w:rPr>
           <w:lang w:val="ru-RU"/>
         </w:rPr>
       </w:pPr>
       <w:r>
-        <w:rPr>
-          <w:sz w:val="28"/>
-          <w:szCs w:val="28"/>
-          <w:lang w:val="ru-RU"/>
-        </w:rPr>
+        <w:rPr/>
         <w:drawing>
           <wp:inline distT="0" distB="0" distL="0" distR="0">
             <wp:extent cx="3232785" cy="3417570"/>
@@ -1586,7 +1524,7 @@
     <w:p>
       <w:pPr>
         <w:pStyle w:val="ListParagraph"/>
-        <w:ind w:hanging="0"/>
+        <w:ind w:hanging="0" w:left="720"/>
         <w:jc w:val="center"/>
         <w:rPr>
           <w:i/>
@@ -1609,7 +1547,7 @@
     <w:p>
       <w:pPr>
         <w:pStyle w:val="ListParagraph"/>
-        <w:ind w:hanging="0"/>
+        <w:ind w:hanging="0" w:left="720"/>
         <w:jc w:val="left"/>
         <w:rPr>
           <w:lang w:val="ru-RU"/>
@@ -1627,7 +1565,7 @@
     <w:p>
       <w:pPr>
         <w:pStyle w:val="ListParagraph"/>
-        <w:ind w:hanging="0"/>
+        <w:ind w:hanging="0" w:left="720"/>
         <w:jc w:val="left"/>
         <w:rPr>
           <w:lang w:val="ru-RU"/>
@@ -1645,18 +1583,14 @@
     <w:p>
       <w:pPr>
         <w:pStyle w:val="ListParagraph"/>
-        <w:ind w:hanging="0"/>
+        <w:ind w:hanging="0" w:left="720"/>
         <w:jc w:val="center"/>
         <w:rPr>
           <w:lang w:val="ru-RU"/>
         </w:rPr>
       </w:pPr>
       <w:r>
-        <w:rPr>
-          <w:sz w:val="28"/>
-          <w:szCs w:val="28"/>
-          <w:lang w:val="ru-RU"/>
-        </w:rPr>
+        <w:rPr/>
         <w:drawing>
           <wp:inline distT="0" distB="0" distL="0" distR="0">
             <wp:extent cx="3268980" cy="3455670"/>
@@ -1699,7 +1633,7 @@
     <w:p>
       <w:pPr>
         <w:pStyle w:val="ListParagraph"/>
-        <w:ind w:hanging="0"/>
+        <w:ind w:hanging="0" w:left="720"/>
         <w:jc w:val="center"/>
         <w:rPr>
           <w:i/>
@@ -1722,7 +1656,7 @@
     <w:p>
       <w:pPr>
         <w:pStyle w:val="ListParagraph"/>
-        <w:ind w:hanging="0"/>
+        <w:ind w:hanging="0" w:left="720"/>
         <w:jc w:val="center"/>
         <w:rPr>
           <w:sz w:val="28"/>
@@ -1731,9 +1665,8 @@
       </w:pPr>
       <w:r>
         <w:rPr>
-          <w:i/>
-          <w:iCs/>
-          <w:lang w:val="ru-RU"/>
+          <w:sz w:val="28"/>
+          <w:szCs w:val="28"/>
         </w:rPr>
       </w:r>
     </w:p>
@@ -1744,7 +1677,7 @@
         <w:suppressAutoHyphens w:val="true"/>
         <w:bidi w:val="0"/>
         <w:spacing w:lineRule="auto" w:line="360"/>
-        <w:ind w:firstLine="709"/>
+        <w:ind w:firstLine="709" w:left="720"/>
         <w:jc w:val="both"/>
         <w:rPr/>
       </w:pPr>
@@ -1767,7 +1700,7 @@
         <w:suppressAutoHyphens w:val="true"/>
         <w:bidi w:val="0"/>
         <w:spacing w:lineRule="auto" w:line="360"/>
-        <w:ind w:firstLine="709"/>
+        <w:ind w:firstLine="709" w:left="720"/>
         <w:jc w:val="both"/>
         <w:rPr>
           <w:rFonts w:ascii="Times New Roman" w:hAnsi="Times New Roman" w:eastAsia="Times New Roman" w:cs="Times New Roman"/>
@@ -1831,7 +1764,7 @@
         <w:suppressAutoHyphens w:val="true"/>
         <w:bidi w:val="0"/>
         <w:spacing w:lineRule="auto" w:line="360"/>
-        <w:ind w:firstLine="709"/>
+        <w:ind w:firstLine="709" w:left="720"/>
         <w:jc w:val="both"/>
         <w:rPr>
           <w:rFonts w:ascii="Times New Roman" w:hAnsi="Times New Roman" w:eastAsia="Times New Roman" w:cs="Times New Roman"/>
@@ -1861,7 +1794,7 @@
         <w:suppressAutoHyphens w:val="true"/>
         <w:bidi w:val="0"/>
         <w:spacing w:lineRule="auto" w:line="360"/>
-        <w:ind w:firstLine="709"/>
+        <w:ind w:firstLine="709" w:left="720"/>
         <w:jc w:val="both"/>
         <w:rPr>
           <w:rFonts w:ascii="Times New Roman" w:hAnsi="Times New Roman" w:eastAsia="Times New Roman" w:cs="Times New Roman"/>
@@ -1887,18 +1820,14 @@
     <w:p>
       <w:pPr>
         <w:pStyle w:val="ListParagraph"/>
-        <w:ind w:hanging="0"/>
+        <w:ind w:hanging="0" w:left="720"/>
         <w:jc w:val="center"/>
         <w:rPr>
           <w:lang w:val="ru-RU"/>
         </w:rPr>
       </w:pPr>
       <w:r>
-        <w:rPr>
-          <w:sz w:val="28"/>
-          <w:szCs w:val="28"/>
-          <w:lang w:val="ru-RU"/>
-        </w:rPr>
+        <w:rPr/>
         <w:drawing>
           <wp:inline distT="0" distB="0" distL="0" distR="0">
             <wp:extent cx="3850640" cy="4070350"/>
@@ -1941,7 +1870,7 @@
     <w:p>
       <w:pPr>
         <w:pStyle w:val="ListParagraph"/>
-        <w:ind w:hanging="0"/>
+        <w:ind w:hanging="0" w:left="720"/>
         <w:jc w:val="center"/>
         <w:rPr>
           <w:i/>
@@ -1958,17 +1887,7 @@
           <w:szCs w:val="28"/>
           <w:lang w:val="ru-RU"/>
         </w:rPr>
-        <w:t xml:space="preserve">Рисунок </w:t>
-      </w:r>
-      <w:r>
-        <w:rPr>
-          <w:i/>
-          <w:iCs/>
-          <w:sz w:val="28"/>
-          <w:szCs w:val="28"/>
-          <w:lang w:val="ru-RU"/>
-        </w:rPr>
-        <w:t>3. Разбиение квадрата N неправильное(N=13)</w:t>
+        <w:t>Рисунок 3. Разбиение квадрата N неправильное(N=13)</w:t>
       </w:r>
     </w:p>
     <w:p>
@@ -1978,7 +1897,7 @@
         <w:suppressAutoHyphens w:val="true"/>
         <w:bidi w:val="0"/>
         <w:spacing w:lineRule="auto" w:line="360"/>
-        <w:ind w:firstLine="709"/>
+        <w:ind w:firstLine="709" w:left="720"/>
         <w:jc w:val="both"/>
         <w:rPr>
           <w:rFonts w:ascii="Times New Roman" w:hAnsi="Times New Roman" w:eastAsia="Times New Roman" w:cs="Times New Roman"/>
@@ -2007,7 +1926,7 @@
         <w:suppressAutoHyphens w:val="true"/>
         <w:bidi w:val="0"/>
         <w:spacing w:lineRule="auto" w:line="360"/>
-        <w:ind w:firstLine="709"/>
+        <w:ind w:firstLine="709" w:left="720"/>
         <w:jc w:val="both"/>
         <w:rPr>
           <w:rFonts w:ascii="Times New Roman" w:hAnsi="Times New Roman" w:eastAsia="Times New Roman" w:cs="Times New Roman"/>
@@ -2074,7 +1993,7 @@
         <w:suppressAutoHyphens w:val="true"/>
         <w:bidi w:val="0"/>
         <w:spacing w:lineRule="auto" w:line="360"/>
-        <w:ind w:firstLine="709"/>
+        <w:ind w:firstLine="709" w:left="720"/>
         <w:jc w:val="both"/>
         <w:rPr>
           <w:rFonts w:ascii="Times New Roman" w:hAnsi="Times New Roman" w:eastAsia="Times New Roman" w:cs="Times New Roman"/>
@@ -2104,7 +2023,7 @@
         <w:suppressAutoHyphens w:val="true"/>
         <w:bidi w:val="0"/>
         <w:spacing w:lineRule="auto" w:line="360"/>
-        <w:ind w:firstLine="709"/>
+        <w:ind w:firstLine="709" w:left="720"/>
         <w:jc w:val="both"/>
         <w:rPr>
           <w:rFonts w:ascii="Times New Roman" w:hAnsi="Times New Roman" w:eastAsia="Times New Roman" w:cs="Times New Roman"/>
@@ -2134,7 +2053,7 @@
         <w:suppressAutoHyphens w:val="true"/>
         <w:bidi w:val="0"/>
         <w:spacing w:lineRule="auto" w:line="360"/>
-        <w:ind w:firstLine="709"/>
+        <w:ind w:firstLine="709" w:left="720"/>
         <w:jc w:val="both"/>
         <w:rPr>
           <w:rFonts w:ascii="Times New Roman" w:hAnsi="Times New Roman" w:eastAsia="Times New Roman" w:cs="Times New Roman"/>
@@ -2155,6 +2074,257 @@
           <w:lang w:val="ru-RU" w:eastAsia="ru-RU" w:bidi="ar-SA"/>
         </w:rPr>
         <w:t>Аргументы:</w:t>
+      </w:r>
+    </w:p>
+    <w:p>
+      <w:pPr>
+        <w:pStyle w:val="ListParagraph"/>
+        <w:widowControl/>
+        <w:numPr>
+          <w:ilvl w:val="1"/>
+          <w:numId w:val="1"/>
+        </w:numPr>
+        <w:suppressAutoHyphens w:val="true"/>
+        <w:bidi w:val="0"/>
+        <w:spacing w:lineRule="auto" w:line="360"/>
+        <w:ind w:firstLine="709" w:left="720"/>
+        <w:jc w:val="both"/>
+        <w:rPr>
+          <w:rFonts w:ascii="Times New Roman" w:hAnsi="Times New Roman" w:eastAsia="Times New Roman" w:cs="Times New Roman"/>
+          <w:color w:val="auto"/>
+          <w:kern w:val="0"/>
+          <w:sz w:val="28"/>
+          <w:szCs w:val="28"/>
+          <w:lang w:val="ru-RU" w:eastAsia="ru-RU" w:bidi="ar-SA"/>
+        </w:rPr>
+      </w:pPr>
+      <w:r>
+        <w:rPr>
+          <w:rFonts w:eastAsia="Times New Roman" w:cs="Times New Roman"/>
+          <w:color w:val="auto"/>
+          <w:kern w:val="0"/>
+          <w:sz w:val="28"/>
+          <w:szCs w:val="28"/>
+          <w:lang w:val="ru-RU" w:eastAsia="ru-RU" w:bidi="ar-SA"/>
+        </w:rPr>
+        <w:t>n: int — размер стороны квадрата</w:t>
+      </w:r>
+    </w:p>
+    <w:p>
+      <w:pPr>
+        <w:pStyle w:val="ListParagraph"/>
+        <w:widowControl/>
+        <w:suppressAutoHyphens w:val="true"/>
+        <w:bidi w:val="0"/>
+        <w:spacing w:lineRule="auto" w:line="360"/>
+        <w:ind w:firstLine="709" w:left="720"/>
+        <w:jc w:val="both"/>
+        <w:rPr>
+          <w:rFonts w:ascii="Times New Roman" w:hAnsi="Times New Roman" w:eastAsia="Times New Roman" w:cs="Times New Roman"/>
+          <w:color w:val="auto"/>
+          <w:kern w:val="0"/>
+          <w:sz w:val="28"/>
+          <w:szCs w:val="28"/>
+          <w:lang w:val="ru-RU" w:eastAsia="ru-RU" w:bidi="ar-SA"/>
+        </w:rPr>
+      </w:pPr>
+      <w:r>
+        <w:rPr>
+          <w:rFonts w:eastAsia="Times New Roman" w:cs="Times New Roman"/>
+          <w:color w:val="auto"/>
+          <w:kern w:val="0"/>
+          <w:sz w:val="28"/>
+          <w:szCs w:val="28"/>
+          <w:lang w:val="ru-RU" w:eastAsia="ru-RU" w:bidi="ar-SA"/>
+        </w:rPr>
+        <w:t>Возвращает:</w:t>
+      </w:r>
+    </w:p>
+    <w:p>
+      <w:pPr>
+        <w:pStyle w:val="ListParagraph"/>
+        <w:widowControl/>
+        <w:numPr>
+          <w:ilvl w:val="1"/>
+          <w:numId w:val="2"/>
+        </w:numPr>
+        <w:suppressAutoHyphens w:val="true"/>
+        <w:bidi w:val="0"/>
+        <w:spacing w:lineRule="auto" w:line="360"/>
+        <w:ind w:firstLine="709" w:left="720"/>
+        <w:jc w:val="both"/>
+        <w:rPr>
+          <w:rFonts w:ascii="Times New Roman" w:hAnsi="Times New Roman" w:eastAsia="Times New Roman" w:cs="Times New Roman"/>
+          <w:color w:val="auto"/>
+          <w:kern w:val="0"/>
+          <w:sz w:val="28"/>
+          <w:szCs w:val="28"/>
+          <w:lang w:val="ru-RU" w:eastAsia="ru-RU" w:bidi="ar-SA"/>
+        </w:rPr>
+      </w:pPr>
+      <w:r>
+        <w:rPr>
+          <w:rFonts w:eastAsia="Times New Roman" w:cs="Times New Roman"/>
+          <w:color w:val="auto"/>
+          <w:kern w:val="0"/>
+          <w:sz w:val="28"/>
+          <w:szCs w:val="28"/>
+          <w:lang w:val="ru-RU" w:eastAsia="ru-RU" w:bidi="ar-SA"/>
+        </w:rPr>
+        <w:t>n: int — обновленное n, которая учитывает масштабирование</w:t>
+      </w:r>
+    </w:p>
+    <w:p>
+      <w:pPr>
+        <w:pStyle w:val="ListParagraph"/>
+        <w:widowControl/>
+        <w:numPr>
+          <w:ilvl w:val="1"/>
+          <w:numId w:val="2"/>
+        </w:numPr>
+        <w:suppressAutoHyphens w:val="true"/>
+        <w:bidi w:val="0"/>
+        <w:spacing w:lineRule="auto" w:line="360"/>
+        <w:ind w:firstLine="709" w:left="720"/>
+        <w:jc w:val="both"/>
+        <w:rPr>
+          <w:rFonts w:ascii="Times New Roman" w:hAnsi="Times New Roman" w:eastAsia="Times New Roman" w:cs="Times New Roman"/>
+          <w:color w:val="auto"/>
+          <w:kern w:val="0"/>
+          <w:sz w:val="28"/>
+          <w:szCs w:val="28"/>
+          <w:lang w:val="ru-RU" w:eastAsia="ru-RU" w:bidi="ar-SA"/>
+        </w:rPr>
+      </w:pPr>
+      <w:r>
+        <w:rPr>
+          <w:rFonts w:eastAsia="Times New Roman" w:cs="Times New Roman"/>
+          <w:color w:val="auto"/>
+          <w:kern w:val="0"/>
+          <w:sz w:val="28"/>
+          <w:szCs w:val="28"/>
+          <w:lang w:val="ru-RU" w:eastAsia="ru-RU" w:bidi="ar-SA"/>
+        </w:rPr>
+        <w:t>i: int — коэффициент масштабирования</w:t>
+      </w:r>
+    </w:p>
+    <w:p>
+      <w:pPr>
+        <w:pStyle w:val="ListParagraph"/>
+        <w:widowControl/>
+        <w:suppressAutoHyphens w:val="true"/>
+        <w:bidi w:val="0"/>
+        <w:spacing w:lineRule="auto" w:line="360"/>
+        <w:ind w:firstLine="709" w:left="720"/>
+        <w:jc w:val="both"/>
+        <w:rPr>
+          <w:rFonts w:ascii="Times New Roman" w:hAnsi="Times New Roman" w:eastAsia="Times New Roman" w:cs="Times New Roman"/>
+          <w:color w:val="auto"/>
+          <w:kern w:val="0"/>
+          <w:sz w:val="28"/>
+          <w:szCs w:val="28"/>
+          <w:lang w:val="ru-RU" w:eastAsia="ru-RU" w:bidi="ar-SA"/>
+        </w:rPr>
+      </w:pPr>
+      <w:r>
+        <w:rPr>
+          <w:rFonts w:eastAsia="Times New Roman" w:cs="Times New Roman"/>
+          <w:color w:val="auto"/>
+          <w:kern w:val="0"/>
+          <w:sz w:val="28"/>
+          <w:szCs w:val="28"/>
+          <w:lang w:val="ru-RU" w:eastAsia="ru-RU" w:bidi="ar-SA"/>
+        </w:rPr>
+      </w:r>
+    </w:p>
+    <w:p>
+      <w:pPr>
+        <w:pStyle w:val="ListParagraph"/>
+        <w:widowControl/>
+        <w:suppressAutoHyphens w:val="true"/>
+        <w:bidi w:val="0"/>
+        <w:spacing w:lineRule="auto" w:line="360"/>
+        <w:ind w:firstLine="709" w:left="720"/>
+        <w:jc w:val="both"/>
+        <w:rPr>
+          <w:rFonts w:ascii="Times New Roman" w:hAnsi="Times New Roman" w:eastAsia="Times New Roman" w:cs="Times New Roman"/>
+          <w:color w:val="auto"/>
+          <w:kern w:val="0"/>
+          <w:sz w:val="28"/>
+          <w:szCs w:val="28"/>
+          <w:lang w:val="ru-RU" w:eastAsia="ru-RU" w:bidi="ar-SA"/>
+        </w:rPr>
+      </w:pPr>
+      <w:r>
+        <w:rPr>
+          <w:rFonts w:eastAsia="Times New Roman" w:cs="Times New Roman"/>
+          <w:color w:val="auto"/>
+          <w:kern w:val="0"/>
+          <w:sz w:val="28"/>
+          <w:szCs w:val="28"/>
+          <w:lang w:val="ru-RU" w:eastAsia="ru-RU" w:bidi="ar-SA"/>
+        </w:rPr>
+        <w:t>2) def find_first()</w:t>
+      </w:r>
+    </w:p>
+    <w:p>
+      <w:pPr>
+        <w:pStyle w:val="ListParagraph"/>
+        <w:widowControl/>
+        <w:suppressAutoHyphens w:val="true"/>
+        <w:bidi w:val="0"/>
+        <w:spacing w:lineRule="auto" w:line="360"/>
+        <w:ind w:firstLine="709" w:left="720"/>
+        <w:jc w:val="both"/>
+        <w:rPr>
+          <w:rFonts w:ascii="Times New Roman" w:hAnsi="Times New Roman" w:eastAsia="Times New Roman" w:cs="Times New Roman"/>
+          <w:color w:val="auto"/>
+          <w:kern w:val="0"/>
+          <w:sz w:val="28"/>
+          <w:szCs w:val="28"/>
+          <w:lang w:val="ru-RU" w:eastAsia="ru-RU" w:bidi="ar-SA"/>
+        </w:rPr>
+      </w:pPr>
+      <w:r>
+        <w:rPr>
+          <w:rFonts w:eastAsia="Times New Roman" w:cs="Times New Roman"/>
+          <w:color w:val="auto"/>
+          <w:kern w:val="0"/>
+          <w:sz w:val="28"/>
+          <w:szCs w:val="28"/>
+          <w:lang w:val="ru-RU" w:eastAsia="ru-RU" w:bidi="ar-SA"/>
+        </w:rPr>
+        <w:t>Функция поиска первой свободной клетки на поле. Последовательно проверяет строки массива board. Если строка заполнена не полностью, с помощью побитовых операций находится первый нулевой бит, соответствующий свободной клетке.</w:t>
+      </w:r>
+    </w:p>
+    <w:p>
+      <w:pPr>
+        <w:pStyle w:val="ListParagraph"/>
+        <w:widowControl/>
+        <w:suppressAutoHyphens w:val="true"/>
+        <w:bidi w:val="0"/>
+        <w:spacing w:lineRule="auto" w:line="360"/>
+        <w:ind w:firstLine="709" w:left="720"/>
+        <w:jc w:val="both"/>
+        <w:rPr>
+          <w:rFonts w:ascii="Times New Roman" w:hAnsi="Times New Roman" w:eastAsia="Times New Roman" w:cs="Times New Roman"/>
+          <w:color w:val="auto"/>
+          <w:kern w:val="0"/>
+          <w:sz w:val="28"/>
+          <w:szCs w:val="28"/>
+          <w:lang w:val="ru-RU" w:eastAsia="ru-RU" w:bidi="ar-SA"/>
+        </w:rPr>
+      </w:pPr>
+      <w:r>
+        <w:rPr>
+          <w:rFonts w:eastAsia="Times New Roman" w:cs="Times New Roman"/>
+          <w:color w:val="auto"/>
+          <w:kern w:val="0"/>
+          <w:sz w:val="28"/>
+          <w:szCs w:val="28"/>
+          <w:lang w:val="ru-RU" w:eastAsia="ru-RU" w:bidi="ar-SA"/>
+        </w:rPr>
+        <w:t>Возвращает:</w:t>
       </w:r>
     </w:p>
     <w:p>
@@ -2168,16 +2338,8 @@
         <w:suppressAutoHyphens w:val="true"/>
         <w:bidi w:val="0"/>
         <w:spacing w:lineRule="auto" w:line="360"/>
-        <w:ind w:firstLine="709"/>
         <w:jc w:val="both"/>
-        <w:rPr>
-          <w:rFonts w:ascii="Times New Roman" w:hAnsi="Times New Roman" w:eastAsia="Times New Roman" w:cs="Times New Roman"/>
-          <w:color w:val="auto"/>
-          <w:kern w:val="0"/>
-          <w:sz w:val="28"/>
-          <w:szCs w:val="28"/>
-          <w:lang w:val="ru-RU" w:eastAsia="ru-RU" w:bidi="ar-SA"/>
-        </w:rPr>
+        <w:rPr/>
       </w:pPr>
       <w:r>
         <w:rPr>
@@ -2188,7 +2350,33 @@
           <w:szCs w:val="28"/>
           <w:lang w:val="ru-RU" w:eastAsia="ru-RU" w:bidi="ar-SA"/>
         </w:rPr>
-        <w:t>n: int — размер стороны квадрата</w:t>
+        <w:t>x, y: tuple[int, int] — координаты первой свободной клетки</w:t>
+      </w:r>
+    </w:p>
+    <w:p>
+      <w:pPr>
+        <w:pStyle w:val="ListParagraph"/>
+        <w:widowControl/>
+        <w:numPr>
+          <w:ilvl w:val="1"/>
+          <w:numId w:val="3"/>
+        </w:numPr>
+        <w:suppressAutoHyphens w:val="true"/>
+        <w:bidi w:val="0"/>
+        <w:spacing w:lineRule="auto" w:line="360"/>
+        <w:jc w:val="both"/>
+        <w:rPr/>
+      </w:pPr>
+      <w:r>
+        <w:rPr>
+          <w:rFonts w:eastAsia="Times New Roman" w:cs="Times New Roman"/>
+          <w:color w:val="auto"/>
+          <w:kern w:val="0"/>
+          <w:sz w:val="28"/>
+          <w:szCs w:val="28"/>
+          <w:lang w:val="ru-RU" w:eastAsia="ru-RU" w:bidi="ar-SA"/>
+        </w:rPr>
+        <w:t>None — если свободных клеток не остал</w:t>
       </w:r>
     </w:p>
     <w:p>
@@ -2198,7 +2386,7 @@
         <w:suppressAutoHyphens w:val="true"/>
         <w:bidi w:val="0"/>
         <w:spacing w:lineRule="auto" w:line="360"/>
-        <w:ind w:firstLine="709"/>
+        <w:ind w:firstLine="709" w:left="720"/>
         <w:jc w:val="both"/>
         <w:rPr>
           <w:rFonts w:ascii="Times New Roman" w:hAnsi="Times New Roman" w:eastAsia="Times New Roman" w:cs="Times New Roman"/>
@@ -2218,7 +2406,67 @@
           <w:szCs w:val="28"/>
           <w:lang w:val="ru-RU" w:eastAsia="ru-RU" w:bidi="ar-SA"/>
         </w:rPr>
-        <w:t>Возвращает:</w:t>
+        <w:t>3) def place()</w:t>
+      </w:r>
+    </w:p>
+    <w:p>
+      <w:pPr>
+        <w:pStyle w:val="ListParagraph"/>
+        <w:widowControl/>
+        <w:suppressAutoHyphens w:val="true"/>
+        <w:bidi w:val="0"/>
+        <w:spacing w:lineRule="auto" w:line="360"/>
+        <w:ind w:firstLine="709" w:left="720"/>
+        <w:jc w:val="both"/>
+        <w:rPr>
+          <w:rFonts w:ascii="Times New Roman" w:hAnsi="Times New Roman" w:eastAsia="Times New Roman" w:cs="Times New Roman"/>
+          <w:color w:val="auto"/>
+          <w:kern w:val="0"/>
+          <w:sz w:val="28"/>
+          <w:szCs w:val="28"/>
+          <w:lang w:val="ru-RU" w:eastAsia="ru-RU" w:bidi="ar-SA"/>
+        </w:rPr>
+      </w:pPr>
+      <w:r>
+        <w:rPr>
+          <w:rFonts w:eastAsia="Times New Roman" w:cs="Times New Roman"/>
+          <w:color w:val="auto"/>
+          <w:kern w:val="0"/>
+          <w:sz w:val="28"/>
+          <w:szCs w:val="28"/>
+          <w:lang w:val="ru-RU" w:eastAsia="ru-RU" w:bidi="ar-SA"/>
+        </w:rPr>
+        <w:t>Функция размещения или удаления квадрата на поле. С помощью битовой маски изменяет состояние клеток в массиве board. При размещении биты устанавливаются в 1, при удалении — сбрасываются в 0.</w:t>
+      </w:r>
+    </w:p>
+    <w:p>
+      <w:pPr>
+        <w:pStyle w:val="ListParagraph"/>
+        <w:widowControl/>
+        <w:suppressAutoHyphens w:val="true"/>
+        <w:bidi w:val="0"/>
+        <w:spacing w:lineRule="auto" w:line="360"/>
+        <w:ind w:firstLine="709" w:left="720"/>
+        <w:jc w:val="both"/>
+        <w:rPr>
+          <w:rFonts w:ascii="Times New Roman" w:hAnsi="Times New Roman" w:eastAsia="Times New Roman" w:cs="Times New Roman"/>
+          <w:color w:val="auto"/>
+          <w:kern w:val="0"/>
+          <w:sz w:val="28"/>
+          <w:szCs w:val="28"/>
+          <w:lang w:val="ru-RU" w:eastAsia="ru-RU" w:bidi="ar-SA"/>
+        </w:rPr>
+      </w:pPr>
+      <w:r>
+        <w:rPr>
+          <w:rFonts w:eastAsia="Times New Roman" w:cs="Times New Roman"/>
+          <w:color w:val="auto"/>
+          <w:kern w:val="0"/>
+          <w:sz w:val="28"/>
+          <w:szCs w:val="28"/>
+          <w:lang w:val="ru-RU" w:eastAsia="ru-RU" w:bidi="ar-SA"/>
+        </w:rPr>
+        <w:t>Аргументы:</w:t>
       </w:r>
     </w:p>
     <w:p>
@@ -2232,7 +2480,6 @@
         <w:suppressAutoHyphens w:val="true"/>
         <w:bidi w:val="0"/>
         <w:spacing w:lineRule="auto" w:line="360"/>
-        <w:ind w:firstLine="709"/>
         <w:jc w:val="both"/>
         <w:rPr>
           <w:rFonts w:ascii="Times New Roman" w:hAnsi="Times New Roman" w:eastAsia="Times New Roman" w:cs="Times New Roman"/>
@@ -2252,7 +2499,7 @@
           <w:szCs w:val="28"/>
           <w:lang w:val="ru-RU" w:eastAsia="ru-RU" w:bidi="ar-SA"/>
         </w:rPr>
-        <w:t>n: int — обновленное n, которая учитывает масштабирование</w:t>
+        <w:t>x: int — координата по горизонтали</w:t>
       </w:r>
     </w:p>
     <w:p>
@@ -2266,7 +2513,6 @@
         <w:suppressAutoHyphens w:val="true"/>
         <w:bidi w:val="0"/>
         <w:spacing w:lineRule="auto" w:line="360"/>
-        <w:ind w:firstLine="709"/>
         <w:jc w:val="both"/>
         <w:rPr>
           <w:rFonts w:ascii="Times New Roman" w:hAnsi="Times New Roman" w:eastAsia="Times New Roman" w:cs="Times New Roman"/>
@@ -2286,7 +2532,73 @@
           <w:szCs w:val="28"/>
           <w:lang w:val="ru-RU" w:eastAsia="ru-RU" w:bidi="ar-SA"/>
         </w:rPr>
-        <w:t>i: int — коэффициент масштабирования</w:t>
+        <w:t>y: int — координата по вертикали</w:t>
+      </w:r>
+    </w:p>
+    <w:p>
+      <w:pPr>
+        <w:pStyle w:val="ListParagraph"/>
+        <w:widowControl/>
+        <w:numPr>
+          <w:ilvl w:val="1"/>
+          <w:numId w:val="4"/>
+        </w:numPr>
+        <w:suppressAutoHyphens w:val="true"/>
+        <w:bidi w:val="0"/>
+        <w:spacing w:lineRule="auto" w:line="360"/>
+        <w:jc w:val="both"/>
+        <w:rPr>
+          <w:rFonts w:ascii="Times New Roman" w:hAnsi="Times New Roman" w:eastAsia="Times New Roman" w:cs="Times New Roman"/>
+          <w:color w:val="auto"/>
+          <w:kern w:val="0"/>
+          <w:sz w:val="28"/>
+          <w:szCs w:val="28"/>
+          <w:lang w:val="ru-RU" w:eastAsia="ru-RU" w:bidi="ar-SA"/>
+        </w:rPr>
+      </w:pPr>
+      <w:r>
+        <w:rPr>
+          <w:rFonts w:eastAsia="Times New Roman" w:cs="Times New Roman"/>
+          <w:color w:val="auto"/>
+          <w:kern w:val="0"/>
+          <w:sz w:val="28"/>
+          <w:szCs w:val="28"/>
+          <w:lang w:val="ru-RU" w:eastAsia="ru-RU" w:bidi="ar-SA"/>
+        </w:rPr>
+        <w:t>size: int — длина стороны квадрата</w:t>
+      </w:r>
+    </w:p>
+    <w:p>
+      <w:pPr>
+        <w:pStyle w:val="ListParagraph"/>
+        <w:widowControl/>
+        <w:numPr>
+          <w:ilvl w:val="1"/>
+          <w:numId w:val="4"/>
+        </w:numPr>
+        <w:suppressAutoHyphens w:val="true"/>
+        <w:bidi w:val="0"/>
+        <w:spacing w:lineRule="auto" w:line="360"/>
+        <w:jc w:val="both"/>
+        <w:rPr>
+          <w:rFonts w:ascii="Times New Roman" w:hAnsi="Times New Roman" w:eastAsia="Times New Roman" w:cs="Times New Roman"/>
+          <w:color w:val="auto"/>
+          <w:kern w:val="0"/>
+          <w:sz w:val="28"/>
+          <w:szCs w:val="28"/>
+          <w:lang w:val="ru-RU" w:eastAsia="ru-RU" w:bidi="ar-SA"/>
+        </w:rPr>
+      </w:pPr>
+      <w:r>
+        <w:rPr>
+          <w:rFonts w:eastAsia="Times New Roman" w:cs="Times New Roman"/>
+          <w:color w:val="auto"/>
+          <w:kern w:val="0"/>
+          <w:sz w:val="28"/>
+          <w:szCs w:val="28"/>
+          <w:lang w:val="ru-RU" w:eastAsia="ru-RU" w:bidi="ar-SA"/>
+        </w:rPr>
+        <w:t>add: bool — флаг добавления или удаления квадрата</w:t>
       </w:r>
     </w:p>
     <w:p>
@@ -2296,7 +2608,7 @@
         <w:suppressAutoHyphens w:val="true"/>
         <w:bidi w:val="0"/>
         <w:spacing w:lineRule="auto" w:line="360"/>
-        <w:ind w:firstLine="709"/>
+        <w:ind w:firstLine="709" w:left="720"/>
         <w:jc w:val="both"/>
         <w:rPr>
           <w:rFonts w:ascii="Times New Roman" w:hAnsi="Times New Roman" w:eastAsia="Times New Roman" w:cs="Times New Roman"/>
@@ -2325,7 +2637,7 @@
         <w:suppressAutoHyphens w:val="true"/>
         <w:bidi w:val="0"/>
         <w:spacing w:lineRule="auto" w:line="360"/>
-        <w:ind w:firstLine="709"/>
+        <w:ind w:firstLine="709" w:left="720"/>
         <w:jc w:val="both"/>
         <w:rPr>
           <w:rFonts w:ascii="Times New Roman" w:hAnsi="Times New Roman" w:eastAsia="Times New Roman" w:cs="Times New Roman"/>
@@ -2345,7 +2657,7 @@
           <w:szCs w:val="28"/>
           <w:lang w:val="ru-RU" w:eastAsia="ru-RU" w:bidi="ar-SA"/>
         </w:rPr>
-        <w:t>2) def find_first()</w:t>
+        <w:t>4) def max_square()</w:t>
       </w:r>
     </w:p>
     <w:p>
@@ -2355,7 +2667,7 @@
         <w:suppressAutoHyphens w:val="true"/>
         <w:bidi w:val="0"/>
         <w:spacing w:lineRule="auto" w:line="360"/>
-        <w:ind w:firstLine="709"/>
+        <w:ind w:firstLine="709" w:left="720"/>
         <w:jc w:val="both"/>
         <w:rPr>
           <w:rFonts w:ascii="Times New Roman" w:hAnsi="Times New Roman" w:eastAsia="Times New Roman" w:cs="Times New Roman"/>
@@ -2375,7 +2687,7 @@
           <w:szCs w:val="28"/>
           <w:lang w:val="ru-RU" w:eastAsia="ru-RU" w:bidi="ar-SA"/>
         </w:rPr>
-        <w:t>Функция поиска первой свободной клетки на поле. Последовательно проверяет строки массива board. Если строка заполнена не полностью, с помощью побитовых операций находится первый нулевой бит, соответствующий свободной клетке.</w:t>
+        <w:t>Функция определения максимального размера квадрата, который можно разместить в позиции (x, y) без пересечения с уже занятыми клетками. Проверка выполняется с использованием битовых масок.</w:t>
       </w:r>
     </w:p>
     <w:p>
@@ -2385,7 +2697,103 @@
         <w:suppressAutoHyphens w:val="true"/>
         <w:bidi w:val="0"/>
         <w:spacing w:lineRule="auto" w:line="360"/>
-        <w:ind w:firstLine="709"/>
+        <w:ind w:firstLine="709" w:left="720"/>
+        <w:jc w:val="both"/>
+        <w:rPr>
+          <w:rFonts w:ascii="Times New Roman" w:hAnsi="Times New Roman" w:eastAsia="Times New Roman" w:cs="Times New Roman"/>
+          <w:color w:val="auto"/>
+          <w:kern w:val="0"/>
+          <w:sz w:val="28"/>
+          <w:szCs w:val="28"/>
+          <w:lang w:val="ru-RU" w:eastAsia="ru-RU" w:bidi="ar-SA"/>
+        </w:rPr>
+      </w:pPr>
+      <w:r>
+        <w:rPr>
+          <w:rFonts w:eastAsia="Times New Roman" w:cs="Times New Roman"/>
+          <w:color w:val="auto"/>
+          <w:kern w:val="0"/>
+          <w:sz w:val="28"/>
+          <w:szCs w:val="28"/>
+          <w:lang w:val="ru-RU" w:eastAsia="ru-RU" w:bidi="ar-SA"/>
+        </w:rPr>
+        <w:t>Аргументы:</w:t>
+      </w:r>
+    </w:p>
+    <w:p>
+      <w:pPr>
+        <w:pStyle w:val="ListParagraph"/>
+        <w:widowControl/>
+        <w:numPr>
+          <w:ilvl w:val="1"/>
+          <w:numId w:val="6"/>
+        </w:numPr>
+        <w:suppressAutoHyphens w:val="true"/>
+        <w:bidi w:val="0"/>
+        <w:spacing w:lineRule="auto" w:line="360"/>
+        <w:jc w:val="both"/>
+        <w:rPr>
+          <w:rFonts w:ascii="Times New Roman" w:hAnsi="Times New Roman" w:eastAsia="Times New Roman" w:cs="Times New Roman"/>
+          <w:color w:val="auto"/>
+          <w:kern w:val="0"/>
+          <w:sz w:val="28"/>
+          <w:szCs w:val="28"/>
+          <w:lang w:val="ru-RU" w:eastAsia="ru-RU" w:bidi="ar-SA"/>
+        </w:rPr>
+      </w:pPr>
+      <w:r>
+        <w:rPr>
+          <w:rFonts w:eastAsia="Times New Roman" w:cs="Times New Roman"/>
+          <w:color w:val="auto"/>
+          <w:kern w:val="0"/>
+          <w:sz w:val="28"/>
+          <w:szCs w:val="28"/>
+          <w:lang w:val="ru-RU" w:eastAsia="ru-RU" w:bidi="ar-SA"/>
+        </w:rPr>
+        <w:t>x: int — координата по горизонтали</w:t>
+      </w:r>
+    </w:p>
+    <w:p>
+      <w:pPr>
+        <w:pStyle w:val="ListParagraph"/>
+        <w:widowControl/>
+        <w:numPr>
+          <w:ilvl w:val="1"/>
+          <w:numId w:val="6"/>
+        </w:numPr>
+        <w:suppressAutoHyphens w:val="true"/>
+        <w:bidi w:val="0"/>
+        <w:spacing w:lineRule="auto" w:line="360"/>
+        <w:jc w:val="both"/>
+        <w:rPr>
+          <w:rFonts w:ascii="Times New Roman" w:hAnsi="Times New Roman" w:eastAsia="Times New Roman" w:cs="Times New Roman"/>
+          <w:color w:val="auto"/>
+          <w:kern w:val="0"/>
+          <w:sz w:val="28"/>
+          <w:szCs w:val="28"/>
+          <w:lang w:val="ru-RU" w:eastAsia="ru-RU" w:bidi="ar-SA"/>
+        </w:rPr>
+      </w:pPr>
+      <w:r>
+        <w:rPr>
+          <w:rFonts w:eastAsia="Times New Roman" w:cs="Times New Roman"/>
+          <w:color w:val="auto"/>
+          <w:kern w:val="0"/>
+          <w:sz w:val="28"/>
+          <w:szCs w:val="28"/>
+          <w:lang w:val="ru-RU" w:eastAsia="ru-RU" w:bidi="ar-SA"/>
+        </w:rPr>
+        <w:t>y: int — координата по вертикали</w:t>
+      </w:r>
+    </w:p>
+    <w:p>
+      <w:pPr>
+        <w:pStyle w:val="ListParagraph"/>
+        <w:widowControl/>
+        <w:suppressAutoHyphens w:val="true"/>
+        <w:bidi w:val="0"/>
+        <w:spacing w:lineRule="auto" w:line="360"/>
+        <w:ind w:firstLine="709" w:left="720"/>
         <w:jc w:val="both"/>
         <w:rPr>
           <w:rFonts w:ascii="Times New Roman" w:hAnsi="Times New Roman" w:eastAsia="Times New Roman" w:cs="Times New Roman"/>
@@ -2431,7 +2839,67 @@
           <w:szCs w:val="28"/>
           <w:lang w:val="ru-RU" w:eastAsia="ru-RU" w:bidi="ar-SA"/>
         </w:rPr>
-        <w:t>x, y: tuple[int, int] — координаты первой свободной клетки</w:t>
+        <w:t>size: int — максимальный допустимый размер квадрата</w:t>
+      </w:r>
+    </w:p>
+    <w:p>
+      <w:pPr>
+        <w:pStyle w:val="ListParagraph"/>
+        <w:widowControl/>
+        <w:suppressAutoHyphens w:val="true"/>
+        <w:bidi w:val="0"/>
+        <w:spacing w:lineRule="auto" w:line="360"/>
+        <w:ind w:firstLine="709" w:left="720"/>
+        <w:jc w:val="both"/>
+        <w:rPr>
+          <w:rFonts w:ascii="Times New Roman" w:hAnsi="Times New Roman" w:eastAsia="Times New Roman" w:cs="Times New Roman"/>
+          <w:color w:val="auto"/>
+          <w:kern w:val="0"/>
+          <w:sz w:val="28"/>
+          <w:szCs w:val="28"/>
+          <w:lang w:val="ru-RU" w:eastAsia="ru-RU" w:bidi="ar-SA"/>
+        </w:rPr>
+      </w:pPr>
+      <w:r>
+        <w:rPr>
+          <w:rFonts w:eastAsia="Times New Roman" w:cs="Times New Roman"/>
+          <w:color w:val="auto"/>
+          <w:kern w:val="0"/>
+          <w:sz w:val="28"/>
+          <w:szCs w:val="28"/>
+          <w:lang w:val="ru-RU" w:eastAsia="ru-RU" w:bidi="ar-SA"/>
+        </w:rPr>
+        <w:t>5) def prefill()</w:t>
+      </w:r>
+    </w:p>
+    <w:p>
+      <w:pPr>
+        <w:pStyle w:val="ListParagraph"/>
+        <w:widowControl/>
+        <w:suppressAutoHyphens w:val="true"/>
+        <w:bidi w:val="0"/>
+        <w:spacing w:lineRule="auto" w:line="360"/>
+        <w:ind w:firstLine="709" w:left="720"/>
+        <w:jc w:val="both"/>
+        <w:rPr>
+          <w:rFonts w:ascii="Times New Roman" w:hAnsi="Times New Roman" w:eastAsia="Times New Roman" w:cs="Times New Roman"/>
+          <w:color w:val="auto"/>
+          <w:kern w:val="0"/>
+          <w:sz w:val="28"/>
+          <w:szCs w:val="28"/>
+          <w:lang w:val="ru-RU" w:eastAsia="ru-RU" w:bidi="ar-SA"/>
+        </w:rPr>
+      </w:pPr>
+      <w:r>
+        <w:rPr>
+          <w:rFonts w:eastAsia="Times New Roman" w:cs="Times New Roman"/>
+          <w:color w:val="auto"/>
+          <w:kern w:val="0"/>
+          <w:sz w:val="28"/>
+          <w:szCs w:val="28"/>
+          <w:lang w:val="ru-RU" w:eastAsia="ru-RU" w:bidi="ar-SA"/>
+        </w:rPr>
+        <w:t>Функция предварительного заполнения поля несколькими крупными квадратами перед запуском основного рекурсивного алгоритма. Её задача — уменьшить размер области поиска и сократить количество вариантов, которые должен проверить алгоритм backtracking.</w:t>
       </w:r>
     </w:p>
     <w:p>
@@ -2440,13 +2908,20 @@
         <w:widowControl/>
         <w:numPr>
           <w:ilvl w:val="1"/>
-          <w:numId w:val="5"/>
+          <w:numId w:val="7"/>
         </w:numPr>
         <w:suppressAutoHyphens w:val="true"/>
         <w:bidi w:val="0"/>
         <w:spacing w:lineRule="auto" w:line="360"/>
         <w:jc w:val="both"/>
-        <w:rPr/>
+        <w:rPr>
+          <w:rFonts w:ascii="Times New Roman" w:hAnsi="Times New Roman" w:eastAsia="Times New Roman" w:cs="Times New Roman"/>
+          <w:color w:val="auto"/>
+          <w:kern w:val="0"/>
+          <w:sz w:val="28"/>
+          <w:szCs w:val="28"/>
+          <w:lang w:val="ru-RU" w:eastAsia="ru-RU" w:bidi="ar-SA"/>
+        </w:rPr>
       </w:pPr>
       <w:r>
         <w:rPr>
@@ -2457,444 +2932,7 @@
           <w:szCs w:val="28"/>
           <w:lang w:val="ru-RU" w:eastAsia="ru-RU" w:bidi="ar-SA"/>
         </w:rPr>
-        <w:t>None — если свободных клеток не остал</w:t>
-      </w:r>
-    </w:p>
-    <w:p>
-      <w:pPr>
-        <w:pStyle w:val="ListParagraph"/>
-        <w:widowControl/>
-        <w:suppressAutoHyphens w:val="true"/>
-        <w:bidi w:val="0"/>
-        <w:spacing w:lineRule="auto" w:line="360"/>
-        <w:ind w:firstLine="709"/>
-        <w:jc w:val="both"/>
-        <w:rPr>
-          <w:rFonts w:ascii="Times New Roman" w:hAnsi="Times New Roman" w:eastAsia="Times New Roman" w:cs="Times New Roman"/>
-          <w:color w:val="auto"/>
-          <w:kern w:val="0"/>
-          <w:sz w:val="28"/>
-          <w:szCs w:val="28"/>
-          <w:lang w:val="ru-RU" w:eastAsia="ru-RU" w:bidi="ar-SA"/>
-        </w:rPr>
-      </w:pPr>
-      <w:r>
-        <w:rPr>
-          <w:rFonts w:eastAsia="Times New Roman" w:cs="Times New Roman"/>
-          <w:color w:val="auto"/>
-          <w:kern w:val="0"/>
-          <w:sz w:val="28"/>
-          <w:szCs w:val="28"/>
-          <w:lang w:val="ru-RU" w:eastAsia="ru-RU" w:bidi="ar-SA"/>
-        </w:rPr>
-        <w:t>3) def place()</w:t>
-      </w:r>
-    </w:p>
-    <w:p>
-      <w:pPr>
-        <w:pStyle w:val="ListParagraph"/>
-        <w:widowControl/>
-        <w:suppressAutoHyphens w:val="true"/>
-        <w:bidi w:val="0"/>
-        <w:spacing w:lineRule="auto" w:line="360"/>
-        <w:ind w:firstLine="709"/>
-        <w:jc w:val="both"/>
-        <w:rPr>
-          <w:rFonts w:ascii="Times New Roman" w:hAnsi="Times New Roman" w:eastAsia="Times New Roman" w:cs="Times New Roman"/>
-          <w:color w:val="auto"/>
-          <w:kern w:val="0"/>
-          <w:sz w:val="28"/>
-          <w:szCs w:val="28"/>
-          <w:lang w:val="ru-RU" w:eastAsia="ru-RU" w:bidi="ar-SA"/>
-        </w:rPr>
-      </w:pPr>
-      <w:r>
-        <w:rPr>
-          <w:rFonts w:eastAsia="Times New Roman" w:cs="Times New Roman"/>
-          <w:color w:val="auto"/>
-          <w:kern w:val="0"/>
-          <w:sz w:val="28"/>
-          <w:szCs w:val="28"/>
-          <w:lang w:val="ru-RU" w:eastAsia="ru-RU" w:bidi="ar-SA"/>
-        </w:rPr>
-        <w:t>Функция размещения или удаления квадрата на поле. С помощью битовой маски изменяет состояние клеток в массиве board. При размещении биты устанавливаются в 1, при удалении — сбрасываются в 0.</w:t>
-      </w:r>
-    </w:p>
-    <w:p>
-      <w:pPr>
-        <w:pStyle w:val="ListParagraph"/>
-        <w:widowControl/>
-        <w:suppressAutoHyphens w:val="true"/>
-        <w:bidi w:val="0"/>
-        <w:spacing w:lineRule="auto" w:line="360"/>
-        <w:ind w:firstLine="709"/>
-        <w:jc w:val="both"/>
-        <w:rPr>
-          <w:rFonts w:ascii="Times New Roman" w:hAnsi="Times New Roman" w:eastAsia="Times New Roman" w:cs="Times New Roman"/>
-          <w:color w:val="auto"/>
-          <w:kern w:val="0"/>
-          <w:sz w:val="28"/>
-          <w:szCs w:val="28"/>
-          <w:lang w:val="ru-RU" w:eastAsia="ru-RU" w:bidi="ar-SA"/>
-        </w:rPr>
-      </w:pPr>
-      <w:r>
-        <w:rPr>
-          <w:rFonts w:eastAsia="Times New Roman" w:cs="Times New Roman"/>
-          <w:color w:val="auto"/>
-          <w:kern w:val="0"/>
-          <w:sz w:val="28"/>
-          <w:szCs w:val="28"/>
-          <w:lang w:val="ru-RU" w:eastAsia="ru-RU" w:bidi="ar-SA"/>
-        </w:rPr>
-        <w:t>Аргументы:</w:t>
-      </w:r>
-    </w:p>
-    <w:p>
-      <w:pPr>
-        <w:pStyle w:val="ListParagraph"/>
-        <w:widowControl/>
-        <w:numPr>
-          <w:ilvl w:val="1"/>
-          <w:numId w:val="6"/>
-        </w:numPr>
-        <w:suppressAutoHyphens w:val="true"/>
-        <w:bidi w:val="0"/>
-        <w:spacing w:lineRule="auto" w:line="360"/>
-        <w:jc w:val="both"/>
-        <w:rPr>
-          <w:rFonts w:ascii="Times New Roman" w:hAnsi="Times New Roman" w:eastAsia="Times New Roman" w:cs="Times New Roman"/>
-          <w:color w:val="auto"/>
-          <w:kern w:val="0"/>
-          <w:sz w:val="28"/>
-          <w:szCs w:val="28"/>
-          <w:lang w:val="ru-RU" w:eastAsia="ru-RU" w:bidi="ar-SA"/>
-        </w:rPr>
-      </w:pPr>
-      <w:r>
-        <w:rPr>
-          <w:rFonts w:eastAsia="Times New Roman" w:cs="Times New Roman"/>
-          <w:color w:val="auto"/>
-          <w:kern w:val="0"/>
-          <w:sz w:val="28"/>
-          <w:szCs w:val="28"/>
-          <w:lang w:val="ru-RU" w:eastAsia="ru-RU" w:bidi="ar-SA"/>
-        </w:rPr>
-        <w:t>x: int — координата по горизонтали</w:t>
-      </w:r>
-    </w:p>
-    <w:p>
-      <w:pPr>
-        <w:pStyle w:val="ListParagraph"/>
-        <w:widowControl/>
-        <w:numPr>
-          <w:ilvl w:val="1"/>
-          <w:numId w:val="6"/>
-        </w:numPr>
-        <w:suppressAutoHyphens w:val="true"/>
-        <w:bidi w:val="0"/>
-        <w:spacing w:lineRule="auto" w:line="360"/>
-        <w:jc w:val="both"/>
-        <w:rPr>
-          <w:rFonts w:ascii="Times New Roman" w:hAnsi="Times New Roman" w:eastAsia="Times New Roman" w:cs="Times New Roman"/>
-          <w:color w:val="auto"/>
-          <w:kern w:val="0"/>
-          <w:sz w:val="28"/>
-          <w:szCs w:val="28"/>
-          <w:lang w:val="ru-RU" w:eastAsia="ru-RU" w:bidi="ar-SA"/>
-        </w:rPr>
-      </w:pPr>
-      <w:r>
-        <w:rPr>
-          <w:rFonts w:eastAsia="Times New Roman" w:cs="Times New Roman"/>
-          <w:color w:val="auto"/>
-          <w:kern w:val="0"/>
-          <w:sz w:val="28"/>
-          <w:szCs w:val="28"/>
-          <w:lang w:val="ru-RU" w:eastAsia="ru-RU" w:bidi="ar-SA"/>
-        </w:rPr>
-        <w:t>y: int — координата по вертикали</w:t>
-      </w:r>
-    </w:p>
-    <w:p>
-      <w:pPr>
-        <w:pStyle w:val="ListParagraph"/>
-        <w:widowControl/>
-        <w:numPr>
-          <w:ilvl w:val="1"/>
-          <w:numId w:val="6"/>
-        </w:numPr>
-        <w:suppressAutoHyphens w:val="true"/>
-        <w:bidi w:val="0"/>
-        <w:spacing w:lineRule="auto" w:line="360"/>
-        <w:jc w:val="both"/>
-        <w:rPr>
-          <w:rFonts w:ascii="Times New Roman" w:hAnsi="Times New Roman" w:eastAsia="Times New Roman" w:cs="Times New Roman"/>
-          <w:color w:val="auto"/>
-          <w:kern w:val="0"/>
-          <w:sz w:val="28"/>
-          <w:szCs w:val="28"/>
-          <w:lang w:val="ru-RU" w:eastAsia="ru-RU" w:bidi="ar-SA"/>
-        </w:rPr>
-      </w:pPr>
-      <w:r>
-        <w:rPr>
-          <w:rFonts w:eastAsia="Times New Roman" w:cs="Times New Roman"/>
-          <w:color w:val="auto"/>
-          <w:kern w:val="0"/>
-          <w:sz w:val="28"/>
-          <w:szCs w:val="28"/>
-          <w:lang w:val="ru-RU" w:eastAsia="ru-RU" w:bidi="ar-SA"/>
-        </w:rPr>
-        <w:t>size: int — длина стороны квадрата</w:t>
-      </w:r>
-    </w:p>
-    <w:p>
-      <w:pPr>
-        <w:pStyle w:val="ListParagraph"/>
-        <w:widowControl/>
-        <w:numPr>
-          <w:ilvl w:val="1"/>
-          <w:numId w:val="6"/>
-        </w:numPr>
-        <w:suppressAutoHyphens w:val="true"/>
-        <w:bidi w:val="0"/>
-        <w:spacing w:lineRule="auto" w:line="360"/>
-        <w:jc w:val="both"/>
-        <w:rPr>
-          <w:rFonts w:ascii="Times New Roman" w:hAnsi="Times New Roman" w:eastAsia="Times New Roman" w:cs="Times New Roman"/>
-          <w:color w:val="auto"/>
-          <w:kern w:val="0"/>
-          <w:sz w:val="28"/>
-          <w:szCs w:val="28"/>
-          <w:lang w:val="ru-RU" w:eastAsia="ru-RU" w:bidi="ar-SA"/>
-        </w:rPr>
-      </w:pPr>
-      <w:r>
-        <w:rPr>
-          <w:rFonts w:eastAsia="Times New Roman" w:cs="Times New Roman"/>
-          <w:color w:val="auto"/>
-          <w:kern w:val="0"/>
-          <w:sz w:val="28"/>
-          <w:szCs w:val="28"/>
-          <w:lang w:val="ru-RU" w:eastAsia="ru-RU" w:bidi="ar-SA"/>
-        </w:rPr>
-        <w:t>add: bool — флаг добавления или удаления квадрата</w:t>
-      </w:r>
-    </w:p>
-    <w:p>
-      <w:pPr>
-        <w:pStyle w:val="ListParagraph"/>
-        <w:widowControl/>
-        <w:suppressAutoHyphens w:val="true"/>
-        <w:bidi w:val="0"/>
-        <w:spacing w:lineRule="auto" w:line="360"/>
-        <w:ind w:firstLine="709"/>
-        <w:jc w:val="both"/>
-        <w:rPr>
-          <w:rFonts w:ascii="Times New Roman" w:hAnsi="Times New Roman" w:eastAsia="Times New Roman" w:cs="Times New Roman"/>
-          <w:color w:val="auto"/>
-          <w:kern w:val="0"/>
-          <w:sz w:val="28"/>
-          <w:szCs w:val="28"/>
-          <w:lang w:val="ru-RU" w:eastAsia="ru-RU" w:bidi="ar-SA"/>
-        </w:rPr>
-      </w:pPr>
-      <w:r>
-        <w:rPr>
-          <w:rFonts w:eastAsia="Times New Roman" w:cs="Times New Roman"/>
-          <w:color w:val="auto"/>
-          <w:kern w:val="0"/>
-          <w:sz w:val="28"/>
-          <w:szCs w:val="28"/>
-          <w:lang w:val="ru-RU" w:eastAsia="ru-RU" w:bidi="ar-SA"/>
-        </w:rPr>
-      </w:r>
-    </w:p>
-    <w:p>
-      <w:pPr>
-        <w:pStyle w:val="ListParagraph"/>
-        <w:widowControl/>
-        <w:suppressAutoHyphens w:val="true"/>
-        <w:bidi w:val="0"/>
-        <w:spacing w:lineRule="auto" w:line="360"/>
-        <w:ind w:firstLine="709"/>
-        <w:jc w:val="both"/>
-        <w:rPr>
-          <w:rFonts w:ascii="Times New Roman" w:hAnsi="Times New Roman" w:eastAsia="Times New Roman" w:cs="Times New Roman"/>
-          <w:color w:val="auto"/>
-          <w:kern w:val="0"/>
-          <w:sz w:val="28"/>
-          <w:szCs w:val="28"/>
-          <w:lang w:val="ru-RU" w:eastAsia="ru-RU" w:bidi="ar-SA"/>
-        </w:rPr>
-      </w:pPr>
-      <w:r>
-        <w:rPr>
-          <w:rFonts w:eastAsia="Times New Roman" w:cs="Times New Roman"/>
-          <w:color w:val="auto"/>
-          <w:kern w:val="0"/>
-          <w:sz w:val="28"/>
-          <w:szCs w:val="28"/>
-          <w:lang w:val="ru-RU" w:eastAsia="ru-RU" w:bidi="ar-SA"/>
-        </w:rPr>
-        <w:t>4) def max_square()</w:t>
-      </w:r>
-    </w:p>
-    <w:p>
-      <w:pPr>
-        <w:pStyle w:val="ListParagraph"/>
-        <w:widowControl/>
-        <w:suppressAutoHyphens w:val="true"/>
-        <w:bidi w:val="0"/>
-        <w:spacing w:lineRule="auto" w:line="360"/>
-        <w:ind w:firstLine="709"/>
-        <w:jc w:val="both"/>
-        <w:rPr>
-          <w:rFonts w:ascii="Times New Roman" w:hAnsi="Times New Roman" w:eastAsia="Times New Roman" w:cs="Times New Roman"/>
-          <w:color w:val="auto"/>
-          <w:kern w:val="0"/>
-          <w:sz w:val="28"/>
-          <w:szCs w:val="28"/>
-          <w:lang w:val="ru-RU" w:eastAsia="ru-RU" w:bidi="ar-SA"/>
-        </w:rPr>
-      </w:pPr>
-      <w:r>
-        <w:rPr>
-          <w:rFonts w:eastAsia="Times New Roman" w:cs="Times New Roman"/>
-          <w:color w:val="auto"/>
-          <w:kern w:val="0"/>
-          <w:sz w:val="28"/>
-          <w:szCs w:val="28"/>
-          <w:lang w:val="ru-RU" w:eastAsia="ru-RU" w:bidi="ar-SA"/>
-        </w:rPr>
-        <w:t>Функция определения максимального размера квадрата, который можно разместить в позиции (x, y) без пересечения с уже занятыми клетками. Проверка выполняется с использованием битовых масок.</w:t>
-      </w:r>
-    </w:p>
-    <w:p>
-      <w:pPr>
-        <w:pStyle w:val="ListParagraph"/>
-        <w:widowControl/>
-        <w:suppressAutoHyphens w:val="true"/>
-        <w:bidi w:val="0"/>
-        <w:spacing w:lineRule="auto" w:line="360"/>
-        <w:ind w:firstLine="709"/>
-        <w:jc w:val="both"/>
-        <w:rPr>
-          <w:rFonts w:ascii="Times New Roman" w:hAnsi="Times New Roman" w:eastAsia="Times New Roman" w:cs="Times New Roman"/>
-          <w:color w:val="auto"/>
-          <w:kern w:val="0"/>
-          <w:sz w:val="28"/>
-          <w:szCs w:val="28"/>
-          <w:lang w:val="ru-RU" w:eastAsia="ru-RU" w:bidi="ar-SA"/>
-        </w:rPr>
-      </w:pPr>
-      <w:r>
-        <w:rPr>
-          <w:rFonts w:eastAsia="Times New Roman" w:cs="Times New Roman"/>
-          <w:color w:val="auto"/>
-          <w:kern w:val="0"/>
-          <w:sz w:val="28"/>
-          <w:szCs w:val="28"/>
-          <w:lang w:val="ru-RU" w:eastAsia="ru-RU" w:bidi="ar-SA"/>
-        </w:rPr>
-        <w:t>Аргументы:</w:t>
-      </w:r>
-    </w:p>
-    <w:p>
-      <w:pPr>
-        <w:pStyle w:val="ListParagraph"/>
-        <w:widowControl/>
-        <w:numPr>
-          <w:ilvl w:val="1"/>
-          <w:numId w:val="8"/>
-        </w:numPr>
-        <w:suppressAutoHyphens w:val="true"/>
-        <w:bidi w:val="0"/>
-        <w:spacing w:lineRule="auto" w:line="360"/>
-        <w:jc w:val="both"/>
-        <w:rPr>
-          <w:rFonts w:ascii="Times New Roman" w:hAnsi="Times New Roman" w:eastAsia="Times New Roman" w:cs="Times New Roman"/>
-          <w:color w:val="auto"/>
-          <w:kern w:val="0"/>
-          <w:sz w:val="28"/>
-          <w:szCs w:val="28"/>
-          <w:lang w:val="ru-RU" w:eastAsia="ru-RU" w:bidi="ar-SA"/>
-        </w:rPr>
-      </w:pPr>
-      <w:r>
-        <w:rPr>
-          <w:rFonts w:eastAsia="Times New Roman" w:cs="Times New Roman"/>
-          <w:color w:val="auto"/>
-          <w:kern w:val="0"/>
-          <w:sz w:val="28"/>
-          <w:szCs w:val="28"/>
-          <w:lang w:val="ru-RU" w:eastAsia="ru-RU" w:bidi="ar-SA"/>
-        </w:rPr>
-        <w:t>x: int — координата по горизонтали</w:t>
-      </w:r>
-    </w:p>
-    <w:p>
-      <w:pPr>
-        <w:pStyle w:val="ListParagraph"/>
-        <w:widowControl/>
-        <w:numPr>
-          <w:ilvl w:val="1"/>
-          <w:numId w:val="8"/>
-        </w:numPr>
-        <w:suppressAutoHyphens w:val="true"/>
-        <w:bidi w:val="0"/>
-        <w:spacing w:lineRule="auto" w:line="360"/>
-        <w:jc w:val="both"/>
-        <w:rPr>
-          <w:rFonts w:ascii="Times New Roman" w:hAnsi="Times New Roman" w:eastAsia="Times New Roman" w:cs="Times New Roman"/>
-          <w:color w:val="auto"/>
-          <w:kern w:val="0"/>
-          <w:sz w:val="28"/>
-          <w:szCs w:val="28"/>
-          <w:lang w:val="ru-RU" w:eastAsia="ru-RU" w:bidi="ar-SA"/>
-        </w:rPr>
-      </w:pPr>
-      <w:r>
-        <w:rPr>
-          <w:rFonts w:eastAsia="Times New Roman" w:cs="Times New Roman"/>
-          <w:color w:val="auto"/>
-          <w:kern w:val="0"/>
-          <w:sz w:val="28"/>
-          <w:szCs w:val="28"/>
-          <w:lang w:val="ru-RU" w:eastAsia="ru-RU" w:bidi="ar-SA"/>
-        </w:rPr>
-        <w:t>y: int — координата по вертикали</w:t>
-      </w:r>
-    </w:p>
-    <w:p>
-      <w:pPr>
-        <w:pStyle w:val="ListParagraph"/>
-        <w:widowControl/>
-        <w:suppressAutoHyphens w:val="true"/>
-        <w:bidi w:val="0"/>
-        <w:spacing w:lineRule="auto" w:line="360"/>
-        <w:ind w:firstLine="709"/>
-        <w:jc w:val="both"/>
-        <w:rPr>
-          <w:rFonts w:ascii="Times New Roman" w:hAnsi="Times New Roman" w:eastAsia="Times New Roman" w:cs="Times New Roman"/>
-          <w:color w:val="auto"/>
-          <w:kern w:val="0"/>
-          <w:sz w:val="28"/>
-          <w:szCs w:val="28"/>
-          <w:lang w:val="ru-RU" w:eastAsia="ru-RU" w:bidi="ar-SA"/>
-        </w:rPr>
-      </w:pPr>
-      <w:r>
-        <w:rPr>
-          <w:rFonts w:eastAsia="Times New Roman" w:cs="Times New Roman"/>
-          <w:color w:val="auto"/>
-          <w:kern w:val="0"/>
-          <w:sz w:val="28"/>
-          <w:szCs w:val="28"/>
-          <w:lang w:val="ru-RU" w:eastAsia="ru-RU" w:bidi="ar-SA"/>
-        </w:rPr>
-        <w:t>Возвращает:</w:t>
+        <w:t>mid = (n + 1) // 2 — размер большого квадрата в верхнем левом углу.</w:t>
       </w:r>
     </w:p>
     <w:p>
@@ -2920,7 +2958,7 @@
           <w:szCs w:val="28"/>
           <w:lang w:val="ru-RU" w:eastAsia="ru-RU" w:bidi="ar-SA"/>
         </w:rPr>
-        <w:t>size: int — максимальный допустимый размер квадрата</w:t>
+        <w:t>small = n // 2 — размер двух меньших квадратов</w:t>
       </w:r>
     </w:p>
     <w:p>
@@ -2930,7 +2968,7 @@
         <w:suppressAutoHyphens w:val="true"/>
         <w:bidi w:val="0"/>
         <w:spacing w:lineRule="auto" w:line="360"/>
-        <w:ind w:firstLine="709"/>
+        <w:ind w:firstLine="709" w:left="720"/>
         <w:jc w:val="both"/>
         <w:rPr>
           <w:rFonts w:ascii="Times New Roman" w:hAnsi="Times New Roman" w:eastAsia="Times New Roman" w:cs="Times New Roman"/>
@@ -2950,18 +2988,6 @@
           <w:szCs w:val="28"/>
           <w:lang w:val="ru-RU" w:eastAsia="ru-RU" w:bidi="ar-SA"/>
         </w:rPr>
-        <w:t>5</w:t>
-      </w:r>
-      <w:r>
-        <w:rPr>
-          <w:rFonts w:eastAsia="Times New Roman" w:cs="Times New Roman"/>
-          <w:color w:val="auto"/>
-          <w:kern w:val="0"/>
-          <w:sz w:val="28"/>
-          <w:szCs w:val="28"/>
-          <w:lang w:val="ru-RU" w:eastAsia="ru-RU" w:bidi="ar-SA"/>
-        </w:rPr>
-        <w:t>) def prefill()</w:t>
       </w:r>
     </w:p>
     <w:p>
@@ -2971,7 +2997,7 @@
         <w:suppressAutoHyphens w:val="true"/>
         <w:bidi w:val="0"/>
         <w:spacing w:lineRule="auto" w:line="360"/>
-        <w:ind w:firstLine="709"/>
+        <w:ind w:firstLine="709" w:left="720"/>
         <w:jc w:val="both"/>
         <w:rPr>
           <w:rFonts w:ascii="Times New Roman" w:hAnsi="Times New Roman" w:eastAsia="Times New Roman" w:cs="Times New Roman"/>
@@ -2991,7 +3017,67 @@
           <w:szCs w:val="28"/>
           <w:lang w:val="ru-RU" w:eastAsia="ru-RU" w:bidi="ar-SA"/>
         </w:rPr>
-        <w:t>Функция предварительного заполнения поля несколькими крупными квадратами перед запуском основного рекурсивного алгоритма. Её задача — уменьшить размер области поиска и сократить количество вариантов, которые должен проверить алгоритм backtracking.</w:t>
+        <w:t>6) def backtrack()</w:t>
+      </w:r>
+    </w:p>
+    <w:p>
+      <w:pPr>
+        <w:pStyle w:val="ListParagraph"/>
+        <w:widowControl/>
+        <w:suppressAutoHyphens w:val="true"/>
+        <w:bidi w:val="0"/>
+        <w:spacing w:lineRule="auto" w:line="360"/>
+        <w:ind w:firstLine="709" w:left="720"/>
+        <w:jc w:val="both"/>
+        <w:rPr>
+          <w:rFonts w:ascii="Times New Roman" w:hAnsi="Times New Roman" w:eastAsia="Times New Roman" w:cs="Times New Roman"/>
+          <w:color w:val="auto"/>
+          <w:kern w:val="0"/>
+          <w:sz w:val="28"/>
+          <w:szCs w:val="28"/>
+          <w:lang w:val="ru-RU" w:eastAsia="ru-RU" w:bidi="ar-SA"/>
+        </w:rPr>
+      </w:pPr>
+      <w:r>
+        <w:rPr>
+          <w:rFonts w:eastAsia="Times New Roman" w:cs="Times New Roman"/>
+          <w:color w:val="auto"/>
+          <w:kern w:val="0"/>
+          <w:sz w:val="28"/>
+          <w:szCs w:val="28"/>
+          <w:lang w:val="ru-RU" w:eastAsia="ru-RU" w:bidi="ar-SA"/>
+        </w:rPr>
+        <w:t>Рекурсивная функция поиска решения методом перебора с возвратом (backtracking). Находит первую свободную клетку, определяет максимальный размер квадрата, который можно разместить в этой позиции, и последовательно пробует все возможные размеры. При достижении полного заполнения поля обновляет лучшее найденное решение.</w:t>
+      </w:r>
+    </w:p>
+    <w:p>
+      <w:pPr>
+        <w:pStyle w:val="ListParagraph"/>
+        <w:widowControl/>
+        <w:suppressAutoHyphens w:val="true"/>
+        <w:bidi w:val="0"/>
+        <w:spacing w:lineRule="auto" w:line="360"/>
+        <w:ind w:firstLine="709" w:left="720"/>
+        <w:jc w:val="both"/>
+        <w:rPr>
+          <w:rFonts w:ascii="Times New Roman" w:hAnsi="Times New Roman" w:eastAsia="Times New Roman" w:cs="Times New Roman"/>
+          <w:color w:val="auto"/>
+          <w:kern w:val="0"/>
+          <w:sz w:val="28"/>
+          <w:szCs w:val="28"/>
+          <w:lang w:val="ru-RU" w:eastAsia="ru-RU" w:bidi="ar-SA"/>
+        </w:rPr>
+      </w:pPr>
+      <w:r>
+        <w:rPr>
+          <w:rFonts w:eastAsia="Times New Roman" w:cs="Times New Roman"/>
+          <w:color w:val="auto"/>
+          <w:kern w:val="0"/>
+          <w:sz w:val="28"/>
+          <w:szCs w:val="28"/>
+          <w:lang w:val="ru-RU" w:eastAsia="ru-RU" w:bidi="ar-SA"/>
+        </w:rPr>
+        <w:t>Аргументы:</w:t>
       </w:r>
     </w:p>
     <w:p>
@@ -3000,128 +3086,7 @@
         <w:widowControl/>
         <w:numPr>
           <w:ilvl w:val="1"/>
-          <w:numId w:val="9"/>
-        </w:numPr>
-        <w:suppressAutoHyphens w:val="true"/>
-        <w:bidi w:val="0"/>
-        <w:spacing w:lineRule="auto" w:line="360"/>
-        <w:jc w:val="both"/>
-        <w:rPr>
-          <w:rFonts w:ascii="Times New Roman" w:hAnsi="Times New Roman" w:eastAsia="Times New Roman" w:cs="Times New Roman"/>
-          <w:color w:val="auto"/>
-          <w:kern w:val="0"/>
-          <w:sz w:val="28"/>
-          <w:szCs w:val="28"/>
-          <w:lang w:val="ru-RU" w:eastAsia="ru-RU" w:bidi="ar-SA"/>
-        </w:rPr>
-      </w:pPr>
-      <w:r>
-        <w:rPr>
-          <w:rFonts w:eastAsia="Times New Roman" w:cs="Times New Roman"/>
-          <w:color w:val="auto"/>
-          <w:kern w:val="0"/>
-          <w:sz w:val="28"/>
-          <w:szCs w:val="28"/>
-          <w:lang w:val="ru-RU" w:eastAsia="ru-RU" w:bidi="ar-SA"/>
-        </w:rPr>
-        <w:t xml:space="preserve">mid = (n + 1) // 2 — размер большого квадрата </w:t>
-      </w:r>
-      <w:r>
-        <w:rPr>
-          <w:rFonts w:eastAsia="Times New Roman" w:cs="Times New Roman"/>
-          <w:color w:val="auto"/>
-          <w:kern w:val="0"/>
-          <w:sz w:val="28"/>
-          <w:szCs w:val="28"/>
-          <w:lang w:val="ru-RU" w:eastAsia="ru-RU" w:bidi="ar-SA"/>
-        </w:rPr>
-        <w:t xml:space="preserve">в </w:t>
-      </w:r>
-      <w:r>
-        <w:rPr>
-          <w:rFonts w:eastAsia="Times New Roman" w:cs="Times New Roman"/>
-          <w:color w:val="auto"/>
-          <w:kern w:val="0"/>
-          <w:sz w:val="28"/>
-          <w:szCs w:val="28"/>
-          <w:lang w:val="ru-RU" w:eastAsia="ru-RU" w:bidi="ar-SA"/>
-        </w:rPr>
-        <w:t>верхн</w:t>
-      </w:r>
-      <w:r>
-        <w:rPr>
-          <w:rFonts w:eastAsia="Times New Roman" w:cs="Times New Roman"/>
-          <w:color w:val="auto"/>
-          <w:kern w:val="0"/>
-          <w:sz w:val="28"/>
-          <w:szCs w:val="28"/>
-          <w:lang w:val="ru-RU" w:eastAsia="ru-RU" w:bidi="ar-SA"/>
-        </w:rPr>
-        <w:t>ем</w:t>
-      </w:r>
-      <w:r>
-        <w:rPr>
-          <w:rFonts w:eastAsia="Times New Roman" w:cs="Times New Roman"/>
-          <w:color w:val="auto"/>
-          <w:kern w:val="0"/>
-          <w:sz w:val="28"/>
-          <w:szCs w:val="28"/>
-          <w:lang w:val="ru-RU" w:eastAsia="ru-RU" w:bidi="ar-SA"/>
-        </w:rPr>
-        <w:t xml:space="preserve"> лев</w:t>
-      </w:r>
-      <w:r>
-        <w:rPr>
-          <w:rFonts w:eastAsia="Times New Roman" w:cs="Times New Roman"/>
-          <w:color w:val="auto"/>
-          <w:kern w:val="0"/>
-          <w:sz w:val="28"/>
-          <w:szCs w:val="28"/>
-          <w:lang w:val="ru-RU" w:eastAsia="ru-RU" w:bidi="ar-SA"/>
-        </w:rPr>
-        <w:t>ом</w:t>
-      </w:r>
-      <w:r>
-        <w:rPr>
-          <w:rFonts w:eastAsia="Times New Roman" w:cs="Times New Roman"/>
-          <w:color w:val="auto"/>
-          <w:kern w:val="0"/>
-          <w:sz w:val="28"/>
-          <w:szCs w:val="28"/>
-          <w:lang w:val="ru-RU" w:eastAsia="ru-RU" w:bidi="ar-SA"/>
-        </w:rPr>
-        <w:t xml:space="preserve"> уг</w:t>
-      </w:r>
-      <w:r>
-        <w:rPr>
-          <w:rFonts w:eastAsia="Times New Roman" w:cs="Times New Roman"/>
-          <w:color w:val="auto"/>
-          <w:kern w:val="0"/>
-          <w:sz w:val="28"/>
-          <w:szCs w:val="28"/>
-          <w:lang w:val="ru-RU" w:eastAsia="ru-RU" w:bidi="ar-SA"/>
-        </w:rPr>
-        <w:t>лу</w:t>
-      </w:r>
-      <w:r>
-        <w:rPr>
-          <w:rFonts w:eastAsia="Times New Roman" w:cs="Times New Roman"/>
-          <w:color w:val="auto"/>
-          <w:kern w:val="0"/>
-          <w:sz w:val="28"/>
-          <w:szCs w:val="28"/>
-          <w:lang w:val="ru-RU" w:eastAsia="ru-RU" w:bidi="ar-SA"/>
-        </w:rPr>
-        <w:t>.</w:t>
-      </w:r>
-    </w:p>
-    <w:p>
-      <w:pPr>
-        <w:pStyle w:val="ListParagraph"/>
-        <w:widowControl/>
-        <w:numPr>
-          <w:ilvl w:val="1"/>
-          <w:numId w:val="9"/>
+          <w:numId w:val="8"/>
         </w:numPr>
         <w:suppressAutoHyphens w:val="true"/>
         <w:bidi w:val="0"/>
@@ -3138,7 +3103,7 @@
           <w:szCs w:val="28"/>
           <w:lang w:val="ru-RU" w:eastAsia="ru-RU" w:bidi="ar-SA"/>
         </w:rPr>
-        <w:t>small = n // 2 — размер двух меньших квадратов</w:t>
+        <w:t>count: int — текущее количество размещённых квадратов</w:t>
       </w:r>
     </w:p>
     <w:p>
@@ -3148,7 +3113,7 @@
         <w:suppressAutoHyphens w:val="true"/>
         <w:bidi w:val="0"/>
         <w:spacing w:lineRule="auto" w:line="360"/>
-        <w:ind w:firstLine="709"/>
+        <w:ind w:hanging="0" w:left="720"/>
         <w:jc w:val="both"/>
         <w:rPr>
           <w:rFonts w:ascii="Times New Roman" w:hAnsi="Times New Roman" w:eastAsia="Times New Roman" w:cs="Times New Roman"/>
@@ -3168,6 +3133,24 @@
           <w:szCs w:val="28"/>
           <w:lang w:val="ru-RU" w:eastAsia="ru-RU" w:bidi="ar-SA"/>
         </w:rPr>
+      </w:r>
+    </w:p>
+    <w:p>
+      <w:pPr>
+        <w:pStyle w:val="Normal"/>
+        <w:ind w:hanging="0" w:left="708"/>
+        <w:rPr>
+          <w:lang w:val="ru-RU"/>
+        </w:rPr>
+      </w:pPr>
+      <w:r>
+        <w:rPr>
+          <w:b/>
+          <w:sz w:val="28"/>
+          <w:szCs w:val="28"/>
+          <w:lang w:val="ru-RU"/>
+        </w:rPr>
+        <w:t>Оценка сложности алгоритма</w:t>
       </w:r>
     </w:p>
     <w:p>
@@ -3177,7 +3160,7 @@
         <w:suppressAutoHyphens w:val="true"/>
         <w:bidi w:val="0"/>
         <w:spacing w:lineRule="auto" w:line="360"/>
-        <w:ind w:firstLine="709"/>
+        <w:ind w:firstLine="709" w:left="720"/>
         <w:jc w:val="both"/>
         <w:rPr>
           <w:rFonts w:ascii="Times New Roman" w:hAnsi="Times New Roman" w:eastAsia="Times New Roman" w:cs="Times New Roman"/>
@@ -3197,18 +3180,7 @@
           <w:szCs w:val="28"/>
           <w:lang w:val="ru-RU" w:eastAsia="ru-RU" w:bidi="ar-SA"/>
         </w:rPr>
-        <w:t>6</w:t>
-      </w:r>
-      <w:r>
-        <w:rPr>
-          <w:rFonts w:eastAsia="Times New Roman" w:cs="Times New Roman"/>
-          <w:color w:val="auto"/>
-          <w:kern w:val="0"/>
-          <w:sz w:val="28"/>
-          <w:szCs w:val="28"/>
-          <w:lang w:val="ru-RU" w:eastAsia="ru-RU" w:bidi="ar-SA"/>
-        </w:rPr>
-        <w:t>) def backtrack()</w:t>
+        <w:t>1) Для случая, когда N — чётное число, сложность алгоритма всегда примерно равна O(1) (происходит также единственная итерация от N/2 до 0, чтобы заполнить последний квадрат).</w:t>
       </w:r>
     </w:p>
     <w:p>
@@ -3218,7 +3190,7 @@
         <w:suppressAutoHyphens w:val="true"/>
         <w:bidi w:val="0"/>
         <w:spacing w:lineRule="auto" w:line="360"/>
-        <w:ind w:firstLine="709"/>
+        <w:ind w:firstLine="709" w:left="720"/>
         <w:jc w:val="both"/>
         <w:rPr>
           <w:rFonts w:ascii="Times New Roman" w:hAnsi="Times New Roman" w:eastAsia="Times New Roman" w:cs="Times New Roman"/>
@@ -3238,7 +3210,6 @@
           <w:szCs w:val="28"/>
           <w:lang w:val="ru-RU" w:eastAsia="ru-RU" w:bidi="ar-SA"/>
         </w:rPr>
-        <w:t>Рекурсивная функция поиска решения методом перебора с возвратом (backtracking). Находит первую свободную клетку, определяет максимальный размер квадрата, который можно разместить в этой позиции, и последовательно пробует все возможные размеры. При достижении полного заполнения поля обновляет лучшее найденное решение.</w:t>
       </w:r>
     </w:p>
     <w:p>
@@ -3248,7 +3219,7 @@
         <w:suppressAutoHyphens w:val="true"/>
         <w:bidi w:val="0"/>
         <w:spacing w:lineRule="auto" w:line="360"/>
-        <w:ind w:firstLine="709"/>
+        <w:ind w:firstLine="709" w:left="720"/>
         <w:jc w:val="both"/>
         <w:rPr>
           <w:rFonts w:ascii="Times New Roman" w:hAnsi="Times New Roman" w:eastAsia="Times New Roman" w:cs="Times New Roman"/>
@@ -3268,23 +3239,8 @@
           <w:szCs w:val="28"/>
           <w:lang w:val="ru-RU" w:eastAsia="ru-RU" w:bidi="ar-SA"/>
         </w:rPr>
-        <w:t>Аргументы:</w:t>
-      </w:r>
-    </w:p>
-    <w:p>
-      <w:pPr>
-        <w:pStyle w:val="ListParagraph"/>
-        <w:widowControl/>
-        <w:numPr>
-          <w:ilvl w:val="1"/>
-          <w:numId w:val="10"/>
-        </w:numPr>
-        <w:suppressAutoHyphens w:val="true"/>
-        <w:bidi w:val="0"/>
-        <w:spacing w:lineRule="auto" w:line="360"/>
-        <w:jc w:val="both"/>
-        <w:rPr/>
-      </w:pPr>
+        <w:t xml:space="preserve">2) Для случая, когда N — составное нечётное число, </w:t>
+      </w:r>
       <w:r>
         <w:rPr>
           <w:rFonts w:eastAsia="Times New Roman" w:cs="Times New Roman"/>
@@ -3294,7 +3250,29 @@
           <w:szCs w:val="28"/>
           <w:lang w:val="ru-RU" w:eastAsia="ru-RU" w:bidi="ar-SA"/>
         </w:rPr>
-        <w:t>count: int — текущее количество размещённых квадратов</w:t>
+        <w:t xml:space="preserve">В этом случае применяется масштабирование: исходная задача сводится к доске размера p, где p — наименьший делитель числа N </w:t>
+      </w:r>
+      <w:r>
+        <w:rPr>
+          <w:rFonts w:eastAsia="Times New Roman" w:cs="Times New Roman"/>
+          <w:color w:val="auto"/>
+          <w:kern w:val="0"/>
+          <w:sz w:val="28"/>
+          <w:szCs w:val="28"/>
+          <w:lang w:val="ru-RU" w:eastAsia="ru-RU" w:bidi="ar-SA"/>
+        </w:rPr>
+        <w:t>(из-за масштабирования)</w:t>
+      </w:r>
+      <w:r>
+        <w:rPr>
+          <w:rFonts w:eastAsia="Times New Roman" w:cs="Times New Roman"/>
+          <w:color w:val="auto"/>
+          <w:kern w:val="0"/>
+          <w:sz w:val="28"/>
+          <w:szCs w:val="28"/>
+          <w:lang w:val="ru-RU" w:eastAsia="ru-RU" w:bidi="ar-SA"/>
+        </w:rPr>
+        <w:t>.</w:t>
       </w:r>
     </w:p>
     <w:p>
@@ -3304,7 +3282,7 @@
         <w:suppressAutoHyphens w:val="true"/>
         <w:bidi w:val="0"/>
         <w:spacing w:lineRule="auto" w:line="360"/>
-        <w:ind w:hanging="0"/>
+        <w:ind w:firstLine="709" w:left="720"/>
         <w:jc w:val="both"/>
         <w:rPr>
           <w:rFonts w:ascii="Times New Roman" w:hAnsi="Times New Roman" w:eastAsia="Times New Roman" w:cs="Times New Roman"/>
@@ -3324,24 +3302,7 @@
           <w:szCs w:val="28"/>
           <w:lang w:val="ru-RU" w:eastAsia="ru-RU" w:bidi="ar-SA"/>
         </w:rPr>
-      </w:r>
-    </w:p>
-    <w:p>
-      <w:pPr>
-        <w:pStyle w:val="Normal"/>
-        <w:ind w:hanging="0" w:left="708"/>
-        <w:rPr>
-          <w:lang w:val="ru-RU"/>
-        </w:rPr>
-      </w:pPr>
-      <w:r>
-        <w:rPr>
-          <w:b/>
-          <w:sz w:val="28"/>
-          <w:szCs w:val="28"/>
-          <w:lang w:val="ru-RU"/>
-        </w:rPr>
-        <w:t>Оценка сложности алгоритма</w:t>
+        <w:t xml:space="preserve">После этого используется рекурсивный алгоритм поиска с возвратом, который в общем случае имеет экспоненциальную сложность. Таким образом, теоретическая оценка времени работы имеет вид: </w:t>
       </w:r>
     </w:p>
     <w:p>
@@ -3351,7 +3312,7 @@
         <w:suppressAutoHyphens w:val="true"/>
         <w:bidi w:val="0"/>
         <w:spacing w:lineRule="auto" w:line="360"/>
-        <w:ind w:firstLine="709"/>
+        <w:ind w:firstLine="709" w:left="720"/>
         <w:jc w:val="both"/>
         <w:rPr>
           <w:rFonts w:ascii="Times New Roman" w:hAnsi="Times New Roman" w:eastAsia="Times New Roman" w:cs="Times New Roman"/>
@@ -3371,7 +3332,18 @@
           <w:szCs w:val="28"/>
           <w:lang w:val="ru-RU" w:eastAsia="ru-RU" w:bidi="ar-SA"/>
         </w:rPr>
-        <w:t>1) Для случая, когда N — чётное число, сложность алгоритма всегда примерно равна O(1) (происходит также единственная итерация от N/2 до 0, чтобы заполнить последний квадрат).</w:t>
+        <w:t xml:space="preserve">O(c^p), где </w:t>
+      </w:r>
+      <w:r>
+        <w:rPr>
+          <w:rFonts w:eastAsia="Times New Roman" w:cs="Times New Roman"/>
+          <w:color w:val="auto"/>
+          <w:kern w:val="0"/>
+          <w:sz w:val="28"/>
+          <w:szCs w:val="28"/>
+          <w:lang w:val="ru-RU" w:eastAsia="ru-RU" w:bidi="ar-SA"/>
+        </w:rPr>
+        <w:t>c — некая константа.</w:t>
       </w:r>
     </w:p>
     <w:p>
@@ -3381,7 +3353,7 @@
         <w:suppressAutoHyphens w:val="true"/>
         <w:bidi w:val="0"/>
         <w:spacing w:lineRule="auto" w:line="360"/>
-        <w:ind w:firstLine="709"/>
+        <w:ind w:firstLine="709" w:left="720"/>
         <w:jc w:val="both"/>
         <w:rPr>
           <w:rFonts w:ascii="Times New Roman" w:hAnsi="Times New Roman" w:eastAsia="Times New Roman" w:cs="Times New Roman"/>
@@ -3401,55 +3373,22 @@
           <w:szCs w:val="28"/>
           <w:lang w:val="ru-RU" w:eastAsia="ru-RU" w:bidi="ar-SA"/>
         </w:rPr>
-      </w:r>
-    </w:p>
-    <w:p>
-      <w:pPr>
-        <w:pStyle w:val="ListParagraph"/>
-        <w:widowControl/>
-        <w:suppressAutoHyphens w:val="true"/>
-        <w:bidi w:val="0"/>
-        <w:spacing w:lineRule="auto" w:line="360"/>
-        <w:ind w:firstLine="709"/>
-        <w:jc w:val="both"/>
-        <w:rPr>
-          <w:rFonts w:ascii="Times New Roman" w:hAnsi="Times New Roman" w:eastAsia="Times New Roman" w:cs="Times New Roman"/>
-          <w:color w:val="auto"/>
-          <w:kern w:val="0"/>
-          <w:sz w:val="28"/>
-          <w:szCs w:val="28"/>
-          <w:lang w:val="ru-RU" w:eastAsia="ru-RU" w:bidi="ar-SA"/>
-        </w:rPr>
-      </w:pPr>
-      <w:r>
-        <w:rPr>
-          <w:rFonts w:eastAsia="Times New Roman" w:cs="Times New Roman"/>
-          <w:color w:val="auto"/>
-          <w:kern w:val="0"/>
-          <w:sz w:val="28"/>
-          <w:szCs w:val="28"/>
-          <w:lang w:val="ru-RU" w:eastAsia="ru-RU" w:bidi="ar-SA"/>
-        </w:rPr>
-        <w:t>2) Для случая, когда N — составное нечётное число, сложность алгоритма зависит от наименьшего делителя числа. backtrack() запускается на доске размера, равного этому делителю, а масштабирование уменьшает фактическую доску. Благодаря предзаполнению симметричными квадратами большая часть доски покрывается сразу, а оставшиеся квадраты добираются за очень ограниченное количество вариантов. В большинстве практических случаев это приводит к почти константной скорости работы, хотя формально сложность может быть примерно O(p²), где p — наименьший делитель.</w:t>
-      </w:r>
-    </w:p>
-    <w:p>
-      <w:pPr>
-        <w:pStyle w:val="Normal"/>
-        <w:ind w:hanging="0"/>
-        <w:rPr>
-          <w:lang w:val="ru-RU"/>
-        </w:rPr>
-      </w:pPr>
-      <w:r>
-        <w:rPr>
-          <w:sz w:val="28"/>
-          <w:szCs w:val="28"/>
-          <w:lang w:val="ru-RU"/>
-        </w:rPr>
+        <w:t>Предварительное размещение крупных симметричных квадратов, а также отсечение неперспективных ветвей существенно уменьшают количество перебираемых вариантов. Поэтому на практике алгоритм работает значительно быстрее и для небольших значений N может демонстрировать близкое к константному время выполнения, однако в худшем случае сложность остаётся экспоненциальной.</w:t>
+      </w:r>
+    </w:p>
+    <w:p>
+      <w:pPr>
+        <w:pStyle w:val="Normal"/>
+        <w:ind w:hanging="0"/>
+        <w:rPr>
+          <w:lang w:val="ru-RU"/>
+        </w:rPr>
+      </w:pPr>
+      <w:r>
+        <w:rPr/>
         <w:drawing>
           <wp:inline distT="0" distB="0" distL="0" distR="0">
-            <wp:extent cx="6042660" cy="2202180"/>
+            <wp:extent cx="5893435" cy="2022475"/>
             <wp:effectExtent l="0" t="0" r="0" b="0"/>
             <wp:docPr id="5" name="Image1" descr=""/>
             <wp:cNvGraphicFramePr>
@@ -3466,6 +3405,7 @@
                   </pic:nvPicPr>
                   <pic:blipFill>
                     <a:blip r:embed="rId6"/>
+                    <a:srcRect l="788" t="0" r="0" b="0"/>
                     <a:stretch>
                       <a:fillRect/>
                     </a:stretch>
@@ -3473,7 +3413,7 @@
                   <pic:spPr bwMode="auto">
                     <a:xfrm>
                       <a:off x="0" y="0"/>
-                      <a:ext cx="6042660" cy="2202180"/>
+                      <a:ext cx="5893435" cy="2022475"/>
                     </a:xfrm>
                     <a:prstGeom prst="rect">
                       <a:avLst/>
@@ -3516,7 +3456,7 @@
         <w:suppressAutoHyphens w:val="true"/>
         <w:bidi w:val="0"/>
         <w:spacing w:lineRule="auto" w:line="360"/>
-        <w:ind w:firstLine="709"/>
+        <w:ind w:firstLine="709" w:left="720"/>
         <w:jc w:val="both"/>
         <w:rPr>
           <w:rFonts w:ascii="Times New Roman" w:hAnsi="Times New Roman" w:eastAsia="Times New Roman" w:cs="Times New Roman"/>
@@ -3545,7 +3485,7 @@
         <w:suppressAutoHyphens w:val="true"/>
         <w:bidi w:val="0"/>
         <w:spacing w:lineRule="auto" w:line="360"/>
-        <w:ind w:firstLine="709"/>
+        <w:ind w:firstLine="709" w:left="720"/>
         <w:jc w:val="both"/>
         <w:rPr>
           <w:rFonts w:ascii="Times New Roman" w:hAnsi="Times New Roman" w:eastAsia="Times New Roman" w:cs="Times New Roman"/>
@@ -3565,7 +3505,131 @@
           <w:szCs w:val="28"/>
           <w:lang w:val="ru-RU" w:eastAsia="ru-RU" w:bidi="ar-SA"/>
         </w:rPr>
-        <w:t>3) Для случая, когда N — простое число, наименьший делитель равен N, поэтому backtrack() запускается на полной доске N×N без возможности масштабирования. Алгоритм должен перебрать множество вариантов размещения квадратов, и количество комбинаций растёт экспоненциально с N. Предзаполнение частично помогает, но основной рост остаётся экспоненциальным. Таким образом, сложность алгоритма для простых чисел оценивается как O(e^N).</w:t>
+        <w:t>3) Для простого числа N наименьший делитель равен самому числу, поэтому масштабирование не применяется, и алгоритм работает с полной доской размера N×N. В этом случае используется рекурсивный перебор с возвратом, при котором на каждом шаге рассматриваются различные варианты размещения квадратов. Число таких вариантов растёт экспоненциально с увеличением размера доски.</w:t>
+      </w:r>
+    </w:p>
+    <w:p>
+      <w:pPr>
+        <w:pStyle w:val="ListParagraph"/>
+        <w:widowControl/>
+        <w:suppressAutoHyphens w:val="true"/>
+        <w:bidi w:val="0"/>
+        <w:spacing w:lineRule="auto" w:line="360"/>
+        <w:ind w:firstLine="709" w:left="720"/>
+        <w:jc w:val="both"/>
+        <w:rPr>
+          <w:rFonts w:ascii="Times New Roman" w:hAnsi="Times New Roman" w:eastAsia="Times New Roman" w:cs="Times New Roman"/>
+          <w:color w:val="auto"/>
+          <w:kern w:val="0"/>
+          <w:sz w:val="28"/>
+          <w:szCs w:val="28"/>
+          <w:lang w:val="ru-RU" w:eastAsia="ru-RU" w:bidi="ar-SA"/>
+        </w:rPr>
+      </w:pPr>
+      <w:r>
+        <w:rPr>
+          <w:rFonts w:eastAsia="Times New Roman" w:cs="Times New Roman"/>
+          <w:color w:val="auto"/>
+          <w:kern w:val="0"/>
+          <w:sz w:val="28"/>
+          <w:szCs w:val="28"/>
+          <w:lang w:val="ru-RU" w:eastAsia="ru-RU" w:bidi="ar-SA"/>
+        </w:rPr>
+        <w:t>Таким образом, теоретическая оценка сложности имеет вид:</w:t>
+      </w:r>
+    </w:p>
+    <w:p>
+      <w:pPr>
+        <w:pStyle w:val="ListParagraph"/>
+        <w:widowControl/>
+        <w:suppressAutoHyphens w:val="true"/>
+        <w:bidi w:val="0"/>
+        <w:spacing w:lineRule="auto" w:line="360"/>
+        <w:ind w:firstLine="709" w:left="720"/>
+        <w:jc w:val="both"/>
+        <w:rPr>
+          <w:rFonts w:ascii="Times New Roman" w:hAnsi="Times New Roman" w:eastAsia="Times New Roman" w:cs="Times New Roman"/>
+          <w:color w:val="auto"/>
+          <w:kern w:val="0"/>
+          <w:sz w:val="28"/>
+          <w:szCs w:val="28"/>
+          <w:lang w:val="ru-RU" w:eastAsia="ru-RU" w:bidi="ar-SA"/>
+        </w:rPr>
+      </w:pPr>
+      <w:r>
+        <w:rPr>
+          <w:rFonts w:eastAsia="Times New Roman" w:cs="Times New Roman"/>
+          <w:color w:val="auto"/>
+          <w:kern w:val="0"/>
+          <w:sz w:val="28"/>
+          <w:szCs w:val="28"/>
+          <w:lang w:val="ru-RU" w:eastAsia="ru-RU" w:bidi="ar-SA"/>
+        </w:rPr>
+        <w:tab/>
+        <w:t>O(c^N</w:t>
+      </w:r>
+      <w:r>
+        <w:rPr>
+          <w:rFonts w:eastAsia="Times New Roman" w:cs="Times New Roman"/>
+          <w:color w:val="auto"/>
+          <w:kern w:val="0"/>
+          <w:sz w:val="28"/>
+          <w:szCs w:val="28"/>
+          <w:lang w:val="ru-RU" w:eastAsia="ru-RU" w:bidi="ar-SA"/>
+        </w:rPr>
+        <w:t>), где c — некая константа</w:t>
+      </w:r>
+    </w:p>
+    <w:p>
+      <w:pPr>
+        <w:pStyle w:val="ListParagraph"/>
+        <w:widowControl/>
+        <w:suppressAutoHyphens w:val="true"/>
+        <w:bidi w:val="0"/>
+        <w:spacing w:lineRule="auto" w:line="360"/>
+        <w:ind w:firstLine="709" w:left="720"/>
+        <w:jc w:val="both"/>
+        <w:rPr>
+          <w:rFonts w:ascii="Times New Roman" w:hAnsi="Times New Roman" w:eastAsia="Times New Roman" w:cs="Times New Roman"/>
+          <w:color w:val="auto"/>
+          <w:kern w:val="0"/>
+          <w:sz w:val="28"/>
+          <w:szCs w:val="28"/>
+          <w:lang w:val="ru-RU" w:eastAsia="ru-RU" w:bidi="ar-SA"/>
+        </w:rPr>
+      </w:pPr>
+      <w:r>
+        <w:rPr>
+          <w:rFonts w:eastAsia="Times New Roman" w:cs="Times New Roman"/>
+          <w:color w:val="auto"/>
+          <w:kern w:val="0"/>
+          <w:sz w:val="28"/>
+          <w:szCs w:val="28"/>
+          <w:lang w:val="ru-RU" w:eastAsia="ru-RU" w:bidi="ar-SA"/>
+        </w:rPr>
+        <w:t xml:space="preserve">Предварительное размещение как и в </w:t>
+      </w:r>
+      <w:r>
+        <w:rPr>
+          <w:rFonts w:eastAsia="Times New Roman" w:cs="Times New Roman"/>
+          <w:color w:val="auto"/>
+          <w:kern w:val="0"/>
+          <w:sz w:val="28"/>
+          <w:szCs w:val="28"/>
+          <w:lang w:val="ru-RU" w:eastAsia="ru-RU" w:bidi="ar-SA"/>
+        </w:rPr>
+        <w:t>2-ом случае ускоряет работу</w:t>
+      </w:r>
+      <w:r>
+        <w:rPr>
+          <w:rFonts w:eastAsia="Times New Roman" w:cs="Times New Roman"/>
+          <w:color w:val="auto"/>
+          <w:kern w:val="0"/>
+          <w:sz w:val="28"/>
+          <w:szCs w:val="28"/>
+          <w:lang w:val="ru-RU" w:eastAsia="ru-RU" w:bidi="ar-SA"/>
+        </w:rPr>
+        <w:t>. Однако в худшем случае алгоритм остаётся экспоненциальным по времени выполнения.</w:t>
       </w:r>
     </w:p>
     <w:p>
@@ -3579,13 +3643,11 @@
       </w:pPr>
       <w:r>
         <w:rPr>
-          <w:sz w:val="28"/>
-          <w:szCs w:val="28"/>
           <w:lang w:val="ru-RU"/>
         </w:rPr>
         <w:drawing>
           <wp:inline distT="0" distB="0" distL="0" distR="0">
-            <wp:extent cx="6480175" cy="2202180"/>
+            <wp:extent cx="5940425" cy="2022475"/>
             <wp:effectExtent l="0" t="0" r="0" b="0"/>
             <wp:docPr id="6" name="Image5" descr=""/>
             <wp:cNvGraphicFramePr>
@@ -3609,7 +3671,7 @@
                   <pic:spPr bwMode="auto">
                     <a:xfrm>
                       <a:off x="0" y="0"/>
-                      <a:ext cx="6480175" cy="2202180"/>
+                      <a:ext cx="5940425" cy="2022475"/>
                     </a:xfrm>
                     <a:prstGeom prst="rect">
                       <a:avLst/>
@@ -3678,7 +3740,8 @@
       </w:pPr>
       <w:r>
         <w:rPr>
-          <w:lang w:val="ru-RU"/>
+          <w:sz w:val="28"/>
+          <w:szCs w:val="28"/>
         </w:rPr>
       </w:r>
     </w:p>
@@ -3693,7 +3756,8 @@
       </w:pPr>
       <w:r>
         <w:rPr>
-          <w:lang w:val="ru-RU"/>
+          <w:sz w:val="28"/>
+          <w:szCs w:val="28"/>
         </w:rPr>
       </w:r>
     </w:p>
@@ -3708,7 +3772,8 @@
       </w:pPr>
       <w:r>
         <w:rPr>
-          <w:lang w:val="ru-RU"/>
+          <w:sz w:val="28"/>
+          <w:szCs w:val="28"/>
         </w:rPr>
       </w:r>
     </w:p>
@@ -4980,16 +5045,23 @@
         <w:pStyle w:val="Normal"/>
         <w:ind w:hanging="0"/>
         <w:rPr>
-          <w:rFonts w:ascii="Courier New" w:hAnsi="Courier New" w:eastAsia="Courier New" w:cs="Courier New"/>
-          <w:color w:val="000000"/>
-          <w:sz w:val="22"/>
-          <w:szCs w:val="22"/>
-        </w:rPr>
-      </w:pPr>
-      <w:r>
-        <w:rPr>
-          <w:lang w:val="ru-RU"/>
-        </w:rPr>
+          <w:lang w:val="ru-RU"/>
+        </w:rPr>
+      </w:pPr>
+      <w:r>
+        <w:rPr/>
+      </w:r>
+    </w:p>
+    <w:p>
+      <w:pPr>
+        <w:pStyle w:val="Normal"/>
+        <w:ind w:hanging="0"/>
+        <w:rPr>
+          <w:lang w:val="ru-RU"/>
+        </w:rPr>
+      </w:pPr>
+      <w:r>
+        <w:rPr/>
       </w:r>
     </w:p>
     <w:p>
@@ -5095,7 +5167,36 @@
           <w:szCs w:val="22"/>
           <w:lang w:val="ru-RU"/>
         </w:rPr>
-        <w:t>if val % i == 0: return i, val // i</w:t>
+        <w:t>if val % i == 0:</w:t>
+      </w:r>
+    </w:p>
+    <w:p>
+      <w:pPr>
+        <w:pStyle w:val="Normal"/>
+        <w:ind w:hanging="0"/>
+        <w:rPr>
+          <w:lang w:val="ru-RU"/>
+        </w:rPr>
+      </w:pPr>
+      <w:r>
+        <w:rPr>
+          <w:rFonts w:eastAsia="Courier New" w:cs="Courier New" w:ascii="Courier New" w:hAnsi="Courier New"/>
+          <w:color w:val="000000"/>
+          <w:sz w:val="22"/>
+          <w:szCs w:val="22"/>
+          <w:lang w:val="ru-RU"/>
+        </w:rPr>
+        <w:t xml:space="preserve">                </w:t>
+      </w:r>
+      <w:r>
+        <w:rPr>
+          <w:rFonts w:eastAsia="Courier New" w:cs="Courier New" w:ascii="Courier New" w:hAnsi="Courier New"/>
+          <w:color w:val="000000"/>
+          <w:sz w:val="22"/>
+          <w:szCs w:val="22"/>
+          <w:lang w:val="ru-RU"/>
+        </w:rPr>
+        <w:t>return i, val // i</w:t>
       </w:r>
     </w:p>
     <w:p>
@@ -5132,16 +5233,11 @@
         <w:pStyle w:val="Normal"/>
         <w:ind w:hanging="0"/>
         <w:rPr>
-          <w:rFonts w:ascii="Courier New" w:hAnsi="Courier New" w:eastAsia="Courier New" w:cs="Courier New"/>
-          <w:color w:val="000000"/>
-          <w:sz w:val="22"/>
-          <w:szCs w:val="22"/>
-        </w:rPr>
-      </w:pPr>
-      <w:r>
-        <w:rPr>
-          <w:lang w:val="ru-RU"/>
-        </w:rPr>
+          <w:lang w:val="ru-RU"/>
+        </w:rPr>
+      </w:pPr>
+      <w:r>
+        <w:rPr/>
       </w:r>
     </w:p>
     <w:p>
@@ -5257,7 +5353,7 @@
           <w:szCs w:val="22"/>
           <w:lang w:val="ru-RU"/>
         </w:rPr>
-        <w:t>state = {'best_k': 16, 'best_res': []}</w:t>
+        <w:t>state = {"best_k": 16, "best_res": []}</w:t>
       </w:r>
     </w:p>
     <w:p>
@@ -5294,16 +5390,11 @@
         <w:pStyle w:val="Normal"/>
         <w:ind w:hanging="0"/>
         <w:rPr>
-          <w:rFonts w:ascii="Courier New" w:hAnsi="Courier New" w:eastAsia="Courier New" w:cs="Courier New"/>
-          <w:color w:val="000000"/>
-          <w:sz w:val="22"/>
-          <w:szCs w:val="22"/>
-        </w:rPr>
-      </w:pPr>
-      <w:r>
-        <w:rPr>
-          <w:lang w:val="ru-RU"/>
-        </w:rPr>
+          <w:lang w:val="ru-RU"/>
+        </w:rPr>
+      </w:pPr>
+      <w:r>
+        <w:rPr/>
       </w:r>
     </w:p>
     <w:p>
@@ -5324,6 +5415,202 @@
         </w:rPr>
         <w:t xml:space="preserve">    </w:t>
       </w:r>
+      <w:r>
+        <w:rPr>
+          <w:rFonts w:eastAsia="Courier New" w:cs="Courier New" w:ascii="Courier New" w:hAnsi="Courier New"/>
+          <w:color w:val="000000"/>
+          <w:sz w:val="22"/>
+          <w:szCs w:val="22"/>
+          <w:lang w:val="ru-RU"/>
+        </w:rPr>
+        <w:t>def place(x, y, size, add=True):</w:t>
+      </w:r>
+    </w:p>
+    <w:p>
+      <w:pPr>
+        <w:pStyle w:val="Normal"/>
+        <w:ind w:hanging="0"/>
+        <w:rPr>
+          <w:lang w:val="ru-RU"/>
+        </w:rPr>
+      </w:pPr>
+      <w:r>
+        <w:rPr>
+          <w:rFonts w:eastAsia="Courier New" w:cs="Courier New" w:ascii="Courier New" w:hAnsi="Courier New"/>
+          <w:color w:val="000000"/>
+          <w:sz w:val="22"/>
+          <w:szCs w:val="22"/>
+          <w:lang w:val="ru-RU"/>
+        </w:rPr>
+        <w:t xml:space="preserve">        </w:t>
+      </w:r>
+      <w:r>
+        <w:rPr>
+          <w:rFonts w:eastAsia="Courier New" w:cs="Courier New" w:ascii="Courier New" w:hAnsi="Courier New"/>
+          <w:color w:val="000000"/>
+          <w:sz w:val="22"/>
+          <w:szCs w:val="22"/>
+          <w:lang w:val="ru-RU"/>
+        </w:rPr>
+        <w:t>mask = ((1 &lt;&lt; size) - 1) &lt;&lt; x</w:t>
+      </w:r>
+    </w:p>
+    <w:p>
+      <w:pPr>
+        <w:pStyle w:val="Normal"/>
+        <w:ind w:hanging="0"/>
+        <w:rPr>
+          <w:lang w:val="ru-RU"/>
+        </w:rPr>
+      </w:pPr>
+      <w:r>
+        <w:rPr>
+          <w:rFonts w:eastAsia="Courier New" w:cs="Courier New" w:ascii="Courier New" w:hAnsi="Courier New"/>
+          <w:color w:val="000000"/>
+          <w:sz w:val="22"/>
+          <w:szCs w:val="22"/>
+          <w:lang w:val="ru-RU"/>
+        </w:rPr>
+        <w:t xml:space="preserve">        </w:t>
+      </w:r>
+      <w:r>
+        <w:rPr>
+          <w:rFonts w:eastAsia="Courier New" w:cs="Courier New" w:ascii="Courier New" w:hAnsi="Courier New"/>
+          <w:color w:val="000000"/>
+          <w:sz w:val="22"/>
+          <w:szCs w:val="22"/>
+          <w:lang w:val="ru-RU"/>
+        </w:rPr>
+        <w:t>for i in range(size):</w:t>
+      </w:r>
+    </w:p>
+    <w:p>
+      <w:pPr>
+        <w:pStyle w:val="Normal"/>
+        <w:ind w:hanging="0"/>
+        <w:rPr>
+          <w:lang w:val="ru-RU"/>
+        </w:rPr>
+      </w:pPr>
+      <w:r>
+        <w:rPr>
+          <w:rFonts w:eastAsia="Courier New" w:cs="Courier New" w:ascii="Courier New" w:hAnsi="Courier New"/>
+          <w:color w:val="000000"/>
+          <w:sz w:val="22"/>
+          <w:szCs w:val="22"/>
+          <w:lang w:val="ru-RU"/>
+        </w:rPr>
+        <w:t xml:space="preserve">            </w:t>
+      </w:r>
+      <w:r>
+        <w:rPr>
+          <w:rFonts w:eastAsia="Courier New" w:cs="Courier New" w:ascii="Courier New" w:hAnsi="Courier New"/>
+          <w:color w:val="000000"/>
+          <w:sz w:val="22"/>
+          <w:szCs w:val="22"/>
+          <w:lang w:val="ru-RU"/>
+        </w:rPr>
+        <w:t>if add:</w:t>
+      </w:r>
+    </w:p>
+    <w:p>
+      <w:pPr>
+        <w:pStyle w:val="Normal"/>
+        <w:ind w:hanging="0"/>
+        <w:rPr>
+          <w:lang w:val="ru-RU"/>
+        </w:rPr>
+      </w:pPr>
+      <w:r>
+        <w:rPr>
+          <w:rFonts w:eastAsia="Courier New" w:cs="Courier New" w:ascii="Courier New" w:hAnsi="Courier New"/>
+          <w:color w:val="000000"/>
+          <w:sz w:val="22"/>
+          <w:szCs w:val="22"/>
+          <w:lang w:val="ru-RU"/>
+        </w:rPr>
+        <w:t xml:space="preserve">                </w:t>
+      </w:r>
+      <w:r>
+        <w:rPr>
+          <w:rFonts w:eastAsia="Courier New" w:cs="Courier New" w:ascii="Courier New" w:hAnsi="Courier New"/>
+          <w:color w:val="000000"/>
+          <w:sz w:val="22"/>
+          <w:szCs w:val="22"/>
+          <w:lang w:val="ru-RU"/>
+        </w:rPr>
+        <w:t>board[y + i] |= mask</w:t>
+      </w:r>
+    </w:p>
+    <w:p>
+      <w:pPr>
+        <w:pStyle w:val="Normal"/>
+        <w:ind w:hanging="0"/>
+        <w:rPr>
+          <w:lang w:val="ru-RU"/>
+        </w:rPr>
+      </w:pPr>
+      <w:r>
+        <w:rPr>
+          <w:rFonts w:eastAsia="Courier New" w:cs="Courier New" w:ascii="Courier New" w:hAnsi="Courier New"/>
+          <w:color w:val="000000"/>
+          <w:sz w:val="22"/>
+          <w:szCs w:val="22"/>
+          <w:lang w:val="ru-RU"/>
+        </w:rPr>
+        <w:t xml:space="preserve">            </w:t>
+      </w:r>
+      <w:r>
+        <w:rPr>
+          <w:rFonts w:eastAsia="Courier New" w:cs="Courier New" w:ascii="Courier New" w:hAnsi="Courier New"/>
+          <w:color w:val="000000"/>
+          <w:sz w:val="22"/>
+          <w:szCs w:val="22"/>
+          <w:lang w:val="ru-RU"/>
+        </w:rPr>
+        <w:t>else:</w:t>
+      </w:r>
+    </w:p>
+    <w:p>
+      <w:pPr>
+        <w:pStyle w:val="Normal"/>
+        <w:ind w:hanging="0"/>
+        <w:rPr>
+          <w:lang w:val="ru-RU"/>
+        </w:rPr>
+      </w:pPr>
+      <w:r>
+        <w:rPr>
+          <w:rFonts w:eastAsia="Courier New" w:cs="Courier New" w:ascii="Courier New" w:hAnsi="Courier New"/>
+          <w:color w:val="000000"/>
+          <w:sz w:val="22"/>
+          <w:szCs w:val="22"/>
+          <w:lang w:val="ru-RU"/>
+        </w:rPr>
+        <w:t xml:space="preserve">                </w:t>
+      </w:r>
+      <w:r>
+        <w:rPr>
+          <w:rFonts w:eastAsia="Courier New" w:cs="Courier New" w:ascii="Courier New" w:hAnsi="Courier New"/>
+          <w:color w:val="000000"/>
+          <w:sz w:val="22"/>
+          <w:szCs w:val="22"/>
+          <w:lang w:val="ru-RU"/>
+        </w:rPr>
+        <w:t>board[y + i] &amp;= ~mask</w:t>
+      </w:r>
+    </w:p>
+    <w:p>
+      <w:pPr>
+        <w:pStyle w:val="Normal"/>
+        <w:ind w:hanging="0"/>
+        <w:rPr>
+          <w:lang w:val="ru-RU"/>
+        </w:rPr>
+      </w:pPr>
+      <w:r>
+        <w:rPr/>
+      </w:r>
     </w:p>
     <w:p>
       <w:pPr>
@@ -5351,7 +5638,7 @@
           <w:szCs w:val="22"/>
           <w:lang w:val="ru-RU"/>
         </w:rPr>
-        <w:t>def place(x, y, size, add=True):</w:t>
+        <w:t>def find_first():</w:t>
       </w:r>
     </w:p>
     <w:p>
@@ -5380,7 +5667,123 @@
           <w:szCs w:val="22"/>
           <w:lang w:val="ru-RU"/>
         </w:rPr>
-        <w:t>mask = ((1 &lt;&lt; size) - 1) &lt;&lt; x</w:t>
+        <w:t>for y in range(n_local):</w:t>
+      </w:r>
+    </w:p>
+    <w:p>
+      <w:pPr>
+        <w:pStyle w:val="Normal"/>
+        <w:ind w:hanging="0"/>
+        <w:rPr>
+          <w:lang w:val="ru-RU"/>
+        </w:rPr>
+      </w:pPr>
+      <w:r>
+        <w:rPr>
+          <w:rFonts w:eastAsia="Courier New" w:cs="Courier New" w:ascii="Courier New" w:hAnsi="Courier New"/>
+          <w:color w:val="000000"/>
+          <w:sz w:val="22"/>
+          <w:szCs w:val="22"/>
+          <w:lang w:val="ru-RU"/>
+        </w:rPr>
+        <w:t xml:space="preserve">            </w:t>
+      </w:r>
+      <w:r>
+        <w:rPr>
+          <w:rFonts w:eastAsia="Courier New" w:cs="Courier New" w:ascii="Courier New" w:hAnsi="Courier New"/>
+          <w:color w:val="000000"/>
+          <w:sz w:val="22"/>
+          <w:szCs w:val="22"/>
+          <w:lang w:val="ru-RU"/>
+        </w:rPr>
+        <w:t>if board[y] != full:</w:t>
+      </w:r>
+    </w:p>
+    <w:p>
+      <w:pPr>
+        <w:pStyle w:val="Normal"/>
+        <w:ind w:hanging="0"/>
+        <w:rPr>
+          <w:lang w:val="ru-RU"/>
+        </w:rPr>
+      </w:pPr>
+      <w:r>
+        <w:rPr>
+          <w:rFonts w:eastAsia="Courier New" w:cs="Courier New" w:ascii="Courier New" w:hAnsi="Courier New"/>
+          <w:color w:val="000000"/>
+          <w:sz w:val="22"/>
+          <w:szCs w:val="22"/>
+          <w:lang w:val="ru-RU"/>
+        </w:rPr>
+        <w:t xml:space="preserve">                </w:t>
+      </w:r>
+      <w:r>
+        <w:rPr>
+          <w:rFonts w:eastAsia="Courier New" w:cs="Courier New" w:ascii="Courier New" w:hAnsi="Courier New"/>
+          <w:color w:val="000000"/>
+          <w:sz w:val="22"/>
+          <w:szCs w:val="22"/>
+          <w:lang w:val="ru-RU"/>
+        </w:rPr>
+        <w:t>free = ~board[y] &amp; full</w:t>
+      </w:r>
+    </w:p>
+    <w:p>
+      <w:pPr>
+        <w:pStyle w:val="Normal"/>
+        <w:ind w:hanging="0"/>
+        <w:rPr>
+          <w:lang w:val="ru-RU"/>
+        </w:rPr>
+      </w:pPr>
+      <w:r>
+        <w:rPr>
+          <w:rFonts w:eastAsia="Courier New" w:cs="Courier New" w:ascii="Courier New" w:hAnsi="Courier New"/>
+          <w:color w:val="000000"/>
+          <w:sz w:val="22"/>
+          <w:szCs w:val="22"/>
+          <w:lang w:val="ru-RU"/>
+        </w:rPr>
+        <w:t xml:space="preserve">                </w:t>
+      </w:r>
+      <w:r>
+        <w:rPr>
+          <w:rFonts w:eastAsia="Courier New" w:cs="Courier New" w:ascii="Courier New" w:hAnsi="Courier New"/>
+          <w:color w:val="000000"/>
+          <w:sz w:val="22"/>
+          <w:szCs w:val="22"/>
+          <w:lang w:val="ru-RU"/>
+        </w:rPr>
+        <w:t>x = (free &amp; -free).bit_length() - 1</w:t>
+      </w:r>
+    </w:p>
+    <w:p>
+      <w:pPr>
+        <w:pStyle w:val="Normal"/>
+        <w:ind w:hanging="0"/>
+        <w:rPr>
+          <w:lang w:val="ru-RU"/>
+        </w:rPr>
+      </w:pPr>
+      <w:r>
+        <w:rPr>
+          <w:rFonts w:eastAsia="Courier New" w:cs="Courier New" w:ascii="Courier New" w:hAnsi="Courier New"/>
+          <w:color w:val="000000"/>
+          <w:sz w:val="22"/>
+          <w:szCs w:val="22"/>
+          <w:lang w:val="ru-RU"/>
+        </w:rPr>
+        <w:t xml:space="preserve">                </w:t>
+      </w:r>
+      <w:r>
+        <w:rPr>
+          <w:rFonts w:eastAsia="Courier New" w:cs="Courier New" w:ascii="Courier New" w:hAnsi="Courier New"/>
+          <w:color w:val="000000"/>
+          <w:sz w:val="22"/>
+          <w:szCs w:val="22"/>
+          <w:lang w:val="ru-RU"/>
+        </w:rPr>
+        <w:t>return x, y</w:t>
       </w:r>
     </w:p>
     <w:p>
@@ -5409,7 +5812,106 @@
           <w:szCs w:val="22"/>
           <w:lang w:val="ru-RU"/>
         </w:rPr>
-        <w:t>for i in range(size):</w:t>
+        <w:t>return None</w:t>
+      </w:r>
+    </w:p>
+    <w:p>
+      <w:pPr>
+        <w:pStyle w:val="Normal"/>
+        <w:ind w:hanging="0"/>
+        <w:rPr>
+          <w:lang w:val="ru-RU"/>
+        </w:rPr>
+      </w:pPr>
+      <w:r>
+        <w:rPr/>
+      </w:r>
+    </w:p>
+    <w:p>
+      <w:pPr>
+        <w:pStyle w:val="Normal"/>
+        <w:ind w:hanging="0"/>
+        <w:rPr>
+          <w:lang w:val="ru-RU"/>
+        </w:rPr>
+      </w:pPr>
+      <w:r>
+        <w:rPr>
+          <w:rFonts w:eastAsia="Courier New" w:cs="Courier New" w:ascii="Courier New" w:hAnsi="Courier New"/>
+          <w:color w:val="000000"/>
+          <w:sz w:val="22"/>
+          <w:szCs w:val="22"/>
+          <w:lang w:val="ru-RU"/>
+        </w:rPr>
+        <w:t xml:space="preserve">    </w:t>
+      </w:r>
+      <w:r>
+        <w:rPr>
+          <w:rFonts w:eastAsia="Courier New" w:cs="Courier New" w:ascii="Courier New" w:hAnsi="Courier New"/>
+          <w:color w:val="000000"/>
+          <w:sz w:val="22"/>
+          <w:szCs w:val="22"/>
+          <w:lang w:val="ru-RU"/>
+        </w:rPr>
+        <w:t>def max_sq(x, y):</w:t>
+      </w:r>
+    </w:p>
+    <w:p>
+      <w:pPr>
+        <w:pStyle w:val="Normal"/>
+        <w:ind w:hanging="0"/>
+        <w:rPr>
+          <w:lang w:val="ru-RU"/>
+        </w:rPr>
+      </w:pPr>
+      <w:r>
+        <w:rPr>
+          <w:rFonts w:eastAsia="Courier New" w:cs="Courier New" w:ascii="Courier New" w:hAnsi="Courier New"/>
+          <w:color w:val="000000"/>
+          <w:sz w:val="22"/>
+          <w:szCs w:val="22"/>
+          <w:lang w:val="ru-RU"/>
+        </w:rPr>
+        <w:t xml:space="preserve">        </w:t>
+      </w:r>
+      <w:r>
+        <w:rPr>
+          <w:rFonts w:eastAsia="Courier New" w:cs="Courier New" w:ascii="Courier New" w:hAnsi="Courier New"/>
+          <w:color w:val="000000"/>
+          <w:sz w:val="22"/>
+          <w:szCs w:val="22"/>
+          <w:lang w:val="ru-RU"/>
+        </w:rPr>
+        <w:t>size = 1</w:t>
+      </w:r>
+    </w:p>
+    <w:p>
+      <w:pPr>
+        <w:pStyle w:val="Normal"/>
+        <w:ind w:hanging="0"/>
+        <w:rPr>
+          <w:lang w:val="ru-RU"/>
+        </w:rPr>
+      </w:pPr>
+      <w:r>
+        <w:rPr>
+          <w:rFonts w:eastAsia="Courier New" w:cs="Courier New" w:ascii="Courier New" w:hAnsi="Courier New"/>
+          <w:color w:val="000000"/>
+          <w:sz w:val="22"/>
+          <w:szCs w:val="22"/>
+          <w:lang w:val="ru-RU"/>
+        </w:rPr>
+        <w:t xml:space="preserve">        </w:t>
+      </w:r>
+      <w:r>
+        <w:rPr>
+          <w:rFonts w:eastAsia="Courier New" w:cs="Courier New" w:ascii="Courier New" w:hAnsi="Courier New"/>
+          <w:color w:val="000000"/>
+          <w:sz w:val="22"/>
+          <w:szCs w:val="22"/>
+          <w:lang w:val="ru-RU"/>
+        </w:rPr>
+        <w:t>while x + size &lt; n_local and y + size &lt; n_local:</w:t>
       </w:r>
     </w:p>
     <w:p>
@@ -5438,7 +5940,7 @@
           <w:szCs w:val="22"/>
           <w:lang w:val="ru-RU"/>
         </w:rPr>
-        <w:t>if add: board[y+i] |= mask</w:t>
+        <w:t>mask = ((1 &lt;&lt; (size + 1)) - 1) &lt;&lt; x</w:t>
       </w:r>
     </w:p>
     <w:p>
@@ -5467,24 +5969,106 @@
           <w:szCs w:val="22"/>
           <w:lang w:val="ru-RU"/>
         </w:rPr>
-        <w:t>else: board[y+i] &amp;= ~mask</w:t>
-      </w:r>
-    </w:p>
-    <w:p>
-      <w:pPr>
-        <w:pStyle w:val="Normal"/>
-        <w:ind w:hanging="0"/>
-        <w:rPr>
-          <w:rFonts w:ascii="Courier New" w:hAnsi="Courier New" w:eastAsia="Courier New" w:cs="Courier New"/>
-          <w:color w:val="000000"/>
-          <w:sz w:val="22"/>
-          <w:szCs w:val="22"/>
-        </w:rPr>
-      </w:pPr>
-      <w:r>
-        <w:rPr>
-          <w:lang w:val="ru-RU"/>
-        </w:rPr>
+        <w:t>if any(board[y + i] &amp; mask for i in range(size + 1)):</w:t>
+      </w:r>
+    </w:p>
+    <w:p>
+      <w:pPr>
+        <w:pStyle w:val="Normal"/>
+        <w:ind w:hanging="0"/>
+        <w:rPr>
+          <w:lang w:val="ru-RU"/>
+        </w:rPr>
+      </w:pPr>
+      <w:r>
+        <w:rPr>
+          <w:rFonts w:eastAsia="Courier New" w:cs="Courier New" w:ascii="Courier New" w:hAnsi="Courier New"/>
+          <w:color w:val="000000"/>
+          <w:sz w:val="22"/>
+          <w:szCs w:val="22"/>
+          <w:lang w:val="ru-RU"/>
+        </w:rPr>
+        <w:t xml:space="preserve">                </w:t>
+      </w:r>
+      <w:r>
+        <w:rPr>
+          <w:rFonts w:eastAsia="Courier New" w:cs="Courier New" w:ascii="Courier New" w:hAnsi="Courier New"/>
+          <w:color w:val="000000"/>
+          <w:sz w:val="22"/>
+          <w:szCs w:val="22"/>
+          <w:lang w:val="ru-RU"/>
+        </w:rPr>
+        <w:t>break</w:t>
+      </w:r>
+    </w:p>
+    <w:p>
+      <w:pPr>
+        <w:pStyle w:val="Normal"/>
+        <w:ind w:hanging="0"/>
+        <w:rPr>
+          <w:lang w:val="ru-RU"/>
+        </w:rPr>
+      </w:pPr>
+      <w:r>
+        <w:rPr>
+          <w:rFonts w:eastAsia="Courier New" w:cs="Courier New" w:ascii="Courier New" w:hAnsi="Courier New"/>
+          <w:color w:val="000000"/>
+          <w:sz w:val="22"/>
+          <w:szCs w:val="22"/>
+          <w:lang w:val="ru-RU"/>
+        </w:rPr>
+        <w:t xml:space="preserve">            </w:t>
+      </w:r>
+      <w:r>
+        <w:rPr>
+          <w:rFonts w:eastAsia="Courier New" w:cs="Courier New" w:ascii="Courier New" w:hAnsi="Courier New"/>
+          <w:color w:val="000000"/>
+          <w:sz w:val="22"/>
+          <w:szCs w:val="22"/>
+          <w:lang w:val="ru-RU"/>
+        </w:rPr>
+        <w:t>size += 1</w:t>
+      </w:r>
+    </w:p>
+    <w:p>
+      <w:pPr>
+        <w:pStyle w:val="Normal"/>
+        <w:ind w:hanging="0"/>
+        <w:rPr>
+          <w:lang w:val="ru-RU"/>
+        </w:rPr>
+      </w:pPr>
+      <w:r>
+        <w:rPr>
+          <w:rFonts w:eastAsia="Courier New" w:cs="Courier New" w:ascii="Courier New" w:hAnsi="Courier New"/>
+          <w:color w:val="000000"/>
+          <w:sz w:val="22"/>
+          <w:szCs w:val="22"/>
+          <w:lang w:val="ru-RU"/>
+        </w:rPr>
+        <w:t xml:space="preserve">        </w:t>
+      </w:r>
+      <w:r>
+        <w:rPr>
+          <w:rFonts w:eastAsia="Courier New" w:cs="Courier New" w:ascii="Courier New" w:hAnsi="Courier New"/>
+          <w:color w:val="000000"/>
+          <w:sz w:val="22"/>
+          <w:szCs w:val="22"/>
+          <w:lang w:val="ru-RU"/>
+        </w:rPr>
+        <w:t>return size</w:t>
+      </w:r>
+    </w:p>
+    <w:p>
+      <w:pPr>
+        <w:pStyle w:val="Normal"/>
+        <w:ind w:hanging="0"/>
+        <w:rPr>
+          <w:lang w:val="ru-RU"/>
+        </w:rPr>
+      </w:pPr>
+      <w:r>
+        <w:rPr/>
       </w:r>
     </w:p>
     <w:p>
@@ -5513,7 +6097,7 @@
           <w:szCs w:val="22"/>
           <w:lang w:val="ru-RU"/>
         </w:rPr>
-        <w:t>def find_first():</w:t>
+        <w:t>def backtrack(count):</w:t>
       </w:r>
     </w:p>
     <w:p>
@@ -5542,7 +6126,7 @@
           <w:szCs w:val="22"/>
           <w:lang w:val="ru-RU"/>
         </w:rPr>
-        <w:t>for y in range(n_local):</w:t>
+        <w:t>if count &gt;= state["best_k"]:</w:t>
       </w:r>
     </w:p>
     <w:p>
@@ -5571,7 +6155,1412 @@
           <w:szCs w:val="22"/>
           <w:lang w:val="ru-RU"/>
         </w:rPr>
-        <w:t>if board[y] != full:</w:t>
+        <w:t>return</w:t>
+      </w:r>
+    </w:p>
+    <w:p>
+      <w:pPr>
+        <w:pStyle w:val="Normal"/>
+        <w:ind w:hanging="0"/>
+        <w:rPr>
+          <w:lang w:val="ru-RU"/>
+        </w:rPr>
+      </w:pPr>
+      <w:r>
+        <w:rPr>
+          <w:rFonts w:eastAsia="Courier New" w:cs="Courier New" w:ascii="Courier New" w:hAnsi="Courier New"/>
+          <w:color w:val="000000"/>
+          <w:sz w:val="22"/>
+          <w:szCs w:val="22"/>
+          <w:lang w:val="ru-RU"/>
+        </w:rPr>
+        <w:t xml:space="preserve">        </w:t>
+      </w:r>
+      <w:r>
+        <w:rPr>
+          <w:rFonts w:eastAsia="Courier New" w:cs="Courier New" w:ascii="Courier New" w:hAnsi="Courier New"/>
+          <w:color w:val="000000"/>
+          <w:sz w:val="22"/>
+          <w:szCs w:val="22"/>
+          <w:lang w:val="ru-RU"/>
+        </w:rPr>
+        <w:t>pos = find_first()</w:t>
+      </w:r>
+    </w:p>
+    <w:p>
+      <w:pPr>
+        <w:pStyle w:val="Normal"/>
+        <w:ind w:hanging="0"/>
+        <w:rPr>
+          <w:lang w:val="ru-RU"/>
+        </w:rPr>
+      </w:pPr>
+      <w:r>
+        <w:rPr>
+          <w:rFonts w:eastAsia="Courier New" w:cs="Courier New" w:ascii="Courier New" w:hAnsi="Courier New"/>
+          <w:color w:val="000000"/>
+          <w:sz w:val="22"/>
+          <w:szCs w:val="22"/>
+          <w:lang w:val="ru-RU"/>
+        </w:rPr>
+        <w:t xml:space="preserve">        </w:t>
+      </w:r>
+      <w:r>
+        <w:rPr>
+          <w:rFonts w:eastAsia="Courier New" w:cs="Courier New" w:ascii="Courier New" w:hAnsi="Courier New"/>
+          <w:color w:val="000000"/>
+          <w:sz w:val="22"/>
+          <w:szCs w:val="22"/>
+          <w:lang w:val="ru-RU"/>
+        </w:rPr>
+        <w:t>if pos is None:</w:t>
+      </w:r>
+    </w:p>
+    <w:p>
+      <w:pPr>
+        <w:pStyle w:val="Normal"/>
+        <w:ind w:hanging="0"/>
+        <w:rPr>
+          <w:lang w:val="ru-RU"/>
+        </w:rPr>
+      </w:pPr>
+      <w:r>
+        <w:rPr>
+          <w:rFonts w:eastAsia="Courier New" w:cs="Courier New" w:ascii="Courier New" w:hAnsi="Courier New"/>
+          <w:color w:val="000000"/>
+          <w:sz w:val="22"/>
+          <w:szCs w:val="22"/>
+          <w:lang w:val="ru-RU"/>
+        </w:rPr>
+        <w:t xml:space="preserve">            </w:t>
+      </w:r>
+      <w:r>
+        <w:rPr>
+          <w:rFonts w:eastAsia="Courier New" w:cs="Courier New" w:ascii="Courier New" w:hAnsi="Courier New"/>
+          <w:color w:val="000000"/>
+          <w:sz w:val="22"/>
+          <w:szCs w:val="22"/>
+          <w:lang w:val="ru-RU"/>
+        </w:rPr>
+        <w:t>state["best_k"] = count</w:t>
+      </w:r>
+    </w:p>
+    <w:p>
+      <w:pPr>
+        <w:pStyle w:val="Normal"/>
+        <w:ind w:hanging="0"/>
+        <w:rPr>
+          <w:lang w:val="ru-RU"/>
+        </w:rPr>
+      </w:pPr>
+      <w:r>
+        <w:rPr>
+          <w:rFonts w:eastAsia="Courier New" w:cs="Courier New" w:ascii="Courier New" w:hAnsi="Courier New"/>
+          <w:color w:val="000000"/>
+          <w:sz w:val="22"/>
+          <w:szCs w:val="22"/>
+          <w:lang w:val="ru-RU"/>
+        </w:rPr>
+        <w:t xml:space="preserve">            </w:t>
+      </w:r>
+      <w:r>
+        <w:rPr>
+          <w:rFonts w:eastAsia="Courier New" w:cs="Courier New" w:ascii="Courier New" w:hAnsi="Courier New"/>
+          <w:color w:val="000000"/>
+          <w:sz w:val="22"/>
+          <w:szCs w:val="22"/>
+          <w:lang w:val="ru-RU"/>
+        </w:rPr>
+        <w:t>state["best_res"] = current_res[:]</w:t>
+      </w:r>
+    </w:p>
+    <w:p>
+      <w:pPr>
+        <w:pStyle w:val="Normal"/>
+        <w:ind w:hanging="0"/>
+        <w:rPr>
+          <w:lang w:val="ru-RU"/>
+        </w:rPr>
+      </w:pPr>
+      <w:r>
+        <w:rPr>
+          <w:rFonts w:eastAsia="Courier New" w:cs="Courier New" w:ascii="Courier New" w:hAnsi="Courier New"/>
+          <w:color w:val="000000"/>
+          <w:sz w:val="22"/>
+          <w:szCs w:val="22"/>
+          <w:lang w:val="ru-RU"/>
+        </w:rPr>
+        <w:t xml:space="preserve">            </w:t>
+      </w:r>
+      <w:r>
+        <w:rPr>
+          <w:rFonts w:eastAsia="Courier New" w:cs="Courier New" w:ascii="Courier New" w:hAnsi="Courier New"/>
+          <w:color w:val="000000"/>
+          <w:sz w:val="22"/>
+          <w:szCs w:val="22"/>
+          <w:lang w:val="ru-RU"/>
+        </w:rPr>
+        <w:t>return</w:t>
+      </w:r>
+    </w:p>
+    <w:p>
+      <w:pPr>
+        <w:pStyle w:val="Normal"/>
+        <w:ind w:hanging="0"/>
+        <w:rPr>
+          <w:lang w:val="ru-RU"/>
+        </w:rPr>
+      </w:pPr>
+      <w:r>
+        <w:rPr>
+          <w:rFonts w:eastAsia="Courier New" w:cs="Courier New" w:ascii="Courier New" w:hAnsi="Courier New"/>
+          <w:color w:val="000000"/>
+          <w:sz w:val="22"/>
+          <w:szCs w:val="22"/>
+          <w:lang w:val="ru-RU"/>
+        </w:rPr>
+        <w:t xml:space="preserve">        </w:t>
+      </w:r>
+      <w:r>
+        <w:rPr>
+          <w:rFonts w:eastAsia="Courier New" w:cs="Courier New" w:ascii="Courier New" w:hAnsi="Courier New"/>
+          <w:color w:val="000000"/>
+          <w:sz w:val="22"/>
+          <w:szCs w:val="22"/>
+          <w:lang w:val="ru-RU"/>
+        </w:rPr>
+        <w:t>x, y = pos</w:t>
+      </w:r>
+    </w:p>
+    <w:p>
+      <w:pPr>
+        <w:pStyle w:val="Normal"/>
+        <w:ind w:hanging="0"/>
+        <w:rPr>
+          <w:lang w:val="ru-RU"/>
+        </w:rPr>
+      </w:pPr>
+      <w:r>
+        <w:rPr>
+          <w:rFonts w:eastAsia="Courier New" w:cs="Courier New" w:ascii="Courier New" w:hAnsi="Courier New"/>
+          <w:color w:val="000000"/>
+          <w:sz w:val="22"/>
+          <w:szCs w:val="22"/>
+          <w:lang w:val="ru-RU"/>
+        </w:rPr>
+        <w:t xml:space="preserve">        </w:t>
+      </w:r>
+      <w:r>
+        <w:rPr>
+          <w:rFonts w:eastAsia="Courier New" w:cs="Courier New" w:ascii="Courier New" w:hAnsi="Courier New"/>
+          <w:color w:val="000000"/>
+          <w:sz w:val="22"/>
+          <w:szCs w:val="22"/>
+          <w:lang w:val="ru-RU"/>
+        </w:rPr>
+        <w:t>m = max_sq(x, y)</w:t>
+      </w:r>
+    </w:p>
+    <w:p>
+      <w:pPr>
+        <w:pStyle w:val="Normal"/>
+        <w:ind w:hanging="0"/>
+        <w:rPr>
+          <w:lang w:val="ru-RU"/>
+        </w:rPr>
+      </w:pPr>
+      <w:r>
+        <w:rPr>
+          <w:rFonts w:eastAsia="Courier New" w:cs="Courier New" w:ascii="Courier New" w:hAnsi="Courier New"/>
+          <w:color w:val="000000"/>
+          <w:sz w:val="22"/>
+          <w:szCs w:val="22"/>
+          <w:lang w:val="ru-RU"/>
+        </w:rPr>
+        <w:t xml:space="preserve">        </w:t>
+      </w:r>
+      <w:r>
+        <w:rPr>
+          <w:rFonts w:eastAsia="Courier New" w:cs="Courier New" w:ascii="Courier New" w:hAnsi="Courier New"/>
+          <w:color w:val="000000"/>
+          <w:sz w:val="22"/>
+          <w:szCs w:val="22"/>
+          <w:lang w:val="ru-RU"/>
+        </w:rPr>
+        <w:t>for size in range(m, 0, -1):</w:t>
+      </w:r>
+    </w:p>
+    <w:p>
+      <w:pPr>
+        <w:pStyle w:val="Normal"/>
+        <w:ind w:hanging="0"/>
+        <w:rPr>
+          <w:lang w:val="ru-RU"/>
+        </w:rPr>
+      </w:pPr>
+      <w:r>
+        <w:rPr>
+          <w:rFonts w:eastAsia="Courier New" w:cs="Courier New" w:ascii="Courier New" w:hAnsi="Courier New"/>
+          <w:color w:val="000000"/>
+          <w:sz w:val="22"/>
+          <w:szCs w:val="22"/>
+          <w:lang w:val="ru-RU"/>
+        </w:rPr>
+        <w:t xml:space="preserve">            </w:t>
+      </w:r>
+      <w:r>
+        <w:rPr>
+          <w:rFonts w:eastAsia="Courier New" w:cs="Courier New" w:ascii="Courier New" w:hAnsi="Courier New"/>
+          <w:color w:val="000000"/>
+          <w:sz w:val="22"/>
+          <w:szCs w:val="22"/>
+          <w:lang w:val="ru-RU"/>
+        </w:rPr>
+        <w:t>place(x, y, size, True)</w:t>
+      </w:r>
+    </w:p>
+    <w:p>
+      <w:pPr>
+        <w:pStyle w:val="Normal"/>
+        <w:ind w:hanging="0"/>
+        <w:rPr>
+          <w:lang w:val="ru-RU"/>
+        </w:rPr>
+      </w:pPr>
+      <w:r>
+        <w:rPr>
+          <w:rFonts w:eastAsia="Courier New" w:cs="Courier New" w:ascii="Courier New" w:hAnsi="Courier New"/>
+          <w:color w:val="000000"/>
+          <w:sz w:val="22"/>
+          <w:szCs w:val="22"/>
+          <w:lang w:val="ru-RU"/>
+        </w:rPr>
+        <w:t xml:space="preserve">            </w:t>
+      </w:r>
+      <w:r>
+        <w:rPr>
+          <w:rFonts w:eastAsia="Courier New" w:cs="Courier New" w:ascii="Courier New" w:hAnsi="Courier New"/>
+          <w:color w:val="000000"/>
+          <w:sz w:val="22"/>
+          <w:szCs w:val="22"/>
+          <w:lang w:val="ru-RU"/>
+        </w:rPr>
+        <w:t>current_res.append((x, y, size))</w:t>
+      </w:r>
+    </w:p>
+    <w:p>
+      <w:pPr>
+        <w:pStyle w:val="Normal"/>
+        <w:ind w:hanging="0"/>
+        <w:rPr>
+          <w:lang w:val="ru-RU"/>
+        </w:rPr>
+      </w:pPr>
+      <w:r>
+        <w:rPr/>
+      </w:r>
+    </w:p>
+    <w:p>
+      <w:pPr>
+        <w:pStyle w:val="Normal"/>
+        <w:ind w:hanging="0"/>
+        <w:rPr>
+          <w:lang w:val="ru-RU"/>
+        </w:rPr>
+      </w:pPr>
+      <w:r>
+        <w:rPr>
+          <w:rFonts w:eastAsia="Courier New" w:cs="Courier New" w:ascii="Courier New" w:hAnsi="Courier New"/>
+          <w:color w:val="000000"/>
+          <w:sz w:val="22"/>
+          <w:szCs w:val="22"/>
+          <w:lang w:val="ru-RU"/>
+        </w:rPr>
+        <w:t xml:space="preserve">            </w:t>
+      </w:r>
+      <w:r>
+        <w:rPr>
+          <w:rFonts w:eastAsia="Courier New" w:cs="Courier New" w:ascii="Courier New" w:hAnsi="Courier New"/>
+          <w:color w:val="000000"/>
+          <w:sz w:val="22"/>
+          <w:szCs w:val="22"/>
+          <w:lang w:val="ru-RU"/>
+        </w:rPr>
+        <w:t>backtrack(count + 1)</w:t>
+      </w:r>
+    </w:p>
+    <w:p>
+      <w:pPr>
+        <w:pStyle w:val="Normal"/>
+        <w:ind w:hanging="0"/>
+        <w:rPr>
+          <w:lang w:val="ru-RU"/>
+        </w:rPr>
+      </w:pPr>
+      <w:r>
+        <w:rPr/>
+      </w:r>
+    </w:p>
+    <w:p>
+      <w:pPr>
+        <w:pStyle w:val="Normal"/>
+        <w:ind w:hanging="0"/>
+        <w:rPr>
+          <w:lang w:val="ru-RU"/>
+        </w:rPr>
+      </w:pPr>
+      <w:r>
+        <w:rPr>
+          <w:rFonts w:eastAsia="Courier New" w:cs="Courier New" w:ascii="Courier New" w:hAnsi="Courier New"/>
+          <w:color w:val="000000"/>
+          <w:sz w:val="22"/>
+          <w:szCs w:val="22"/>
+          <w:lang w:val="ru-RU"/>
+        </w:rPr>
+        <w:t xml:space="preserve">            </w:t>
+      </w:r>
+      <w:r>
+        <w:rPr>
+          <w:rFonts w:eastAsia="Courier New" w:cs="Courier New" w:ascii="Courier New" w:hAnsi="Courier New"/>
+          <w:color w:val="000000"/>
+          <w:sz w:val="22"/>
+          <w:szCs w:val="22"/>
+          <w:lang w:val="ru-RU"/>
+        </w:rPr>
+        <w:t>current_res.pop()</w:t>
+      </w:r>
+    </w:p>
+    <w:p>
+      <w:pPr>
+        <w:pStyle w:val="Normal"/>
+        <w:ind w:hanging="0"/>
+        <w:rPr>
+          <w:lang w:val="ru-RU"/>
+        </w:rPr>
+      </w:pPr>
+      <w:r>
+        <w:rPr>
+          <w:rFonts w:eastAsia="Courier New" w:cs="Courier New" w:ascii="Courier New" w:hAnsi="Courier New"/>
+          <w:color w:val="000000"/>
+          <w:sz w:val="22"/>
+          <w:szCs w:val="22"/>
+          <w:lang w:val="ru-RU"/>
+        </w:rPr>
+        <w:t xml:space="preserve">            </w:t>
+      </w:r>
+      <w:r>
+        <w:rPr>
+          <w:rFonts w:eastAsia="Courier New" w:cs="Courier New" w:ascii="Courier New" w:hAnsi="Courier New"/>
+          <w:color w:val="000000"/>
+          <w:sz w:val="22"/>
+          <w:szCs w:val="22"/>
+          <w:lang w:val="ru-RU"/>
+        </w:rPr>
+        <w:t>place(x, y, size, False)</w:t>
+      </w:r>
+    </w:p>
+    <w:p>
+      <w:pPr>
+        <w:pStyle w:val="Normal"/>
+        <w:ind w:hanging="0"/>
+        <w:rPr>
+          <w:lang w:val="ru-RU"/>
+        </w:rPr>
+      </w:pPr>
+      <w:r>
+        <w:rPr/>
+      </w:r>
+    </w:p>
+    <w:p>
+      <w:pPr>
+        <w:pStyle w:val="Normal"/>
+        <w:ind w:hanging="0"/>
+        <w:rPr>
+          <w:lang w:val="ru-RU"/>
+        </w:rPr>
+      </w:pPr>
+      <w:r>
+        <w:rPr>
+          <w:rFonts w:eastAsia="Courier New" w:cs="Courier New" w:ascii="Courier New" w:hAnsi="Courier New"/>
+          <w:color w:val="000000"/>
+          <w:sz w:val="22"/>
+          <w:szCs w:val="22"/>
+          <w:lang w:val="ru-RU"/>
+        </w:rPr>
+        <w:t xml:space="preserve">    </w:t>
+      </w:r>
+      <w:r>
+        <w:rPr>
+          <w:rFonts w:eastAsia="Courier New" w:cs="Courier New" w:ascii="Courier New" w:hAnsi="Courier New"/>
+          <w:color w:val="000000"/>
+          <w:sz w:val="22"/>
+          <w:szCs w:val="22"/>
+          <w:lang w:val="ru-RU"/>
+        </w:rPr>
+        <w:t>def prefill():</w:t>
+      </w:r>
+    </w:p>
+    <w:p>
+      <w:pPr>
+        <w:pStyle w:val="Normal"/>
+        <w:ind w:hanging="0"/>
+        <w:rPr>
+          <w:lang w:val="ru-RU"/>
+        </w:rPr>
+      </w:pPr>
+      <w:r>
+        <w:rPr>
+          <w:rFonts w:eastAsia="Courier New" w:cs="Courier New" w:ascii="Courier New" w:hAnsi="Courier New"/>
+          <w:color w:val="000000"/>
+          <w:sz w:val="22"/>
+          <w:szCs w:val="22"/>
+          <w:lang w:val="ru-RU"/>
+        </w:rPr>
+        <w:t xml:space="preserve">        </w:t>
+      </w:r>
+      <w:r>
+        <w:rPr>
+          <w:rFonts w:eastAsia="Courier New" w:cs="Courier New" w:ascii="Courier New" w:hAnsi="Courier New"/>
+          <w:color w:val="000000"/>
+          <w:sz w:val="22"/>
+          <w:szCs w:val="22"/>
+          <w:lang w:val="ru-RU"/>
+        </w:rPr>
+        <w:t>mid, small = (n_local + 1) // 2, n_local // 2</w:t>
+      </w:r>
+    </w:p>
+    <w:p>
+      <w:pPr>
+        <w:pStyle w:val="Normal"/>
+        <w:ind w:hanging="0"/>
+        <w:rPr>
+          <w:lang w:val="ru-RU"/>
+        </w:rPr>
+      </w:pPr>
+      <w:r>
+        <w:rPr/>
+      </w:r>
+    </w:p>
+    <w:p>
+      <w:pPr>
+        <w:pStyle w:val="Normal"/>
+        <w:ind w:hanging="0"/>
+        <w:rPr>
+          <w:lang w:val="ru-RU"/>
+        </w:rPr>
+      </w:pPr>
+      <w:r>
+        <w:rPr>
+          <w:rFonts w:eastAsia="Courier New" w:cs="Courier New" w:ascii="Courier New" w:hAnsi="Courier New"/>
+          <w:color w:val="000000"/>
+          <w:sz w:val="22"/>
+          <w:szCs w:val="22"/>
+          <w:lang w:val="ru-RU"/>
+        </w:rPr>
+        <w:t xml:space="preserve">        </w:t>
+      </w:r>
+      <w:r>
+        <w:rPr>
+          <w:rFonts w:eastAsia="Courier New" w:cs="Courier New" w:ascii="Courier New" w:hAnsi="Courier New"/>
+          <w:color w:val="000000"/>
+          <w:sz w:val="22"/>
+          <w:szCs w:val="22"/>
+          <w:lang w:val="ru-RU"/>
+        </w:rPr>
+        <w:t>place(0, 0, mid)</w:t>
+      </w:r>
+    </w:p>
+    <w:p>
+      <w:pPr>
+        <w:pStyle w:val="Normal"/>
+        <w:ind w:hanging="0"/>
+        <w:rPr>
+          <w:lang w:val="ru-RU"/>
+        </w:rPr>
+      </w:pPr>
+      <w:r>
+        <w:rPr>
+          <w:rFonts w:eastAsia="Courier New" w:cs="Courier New" w:ascii="Courier New" w:hAnsi="Courier New"/>
+          <w:color w:val="000000"/>
+          <w:sz w:val="22"/>
+          <w:szCs w:val="22"/>
+          <w:lang w:val="ru-RU"/>
+        </w:rPr>
+        <w:t xml:space="preserve">        </w:t>
+      </w:r>
+      <w:r>
+        <w:rPr>
+          <w:rFonts w:eastAsia="Courier New" w:cs="Courier New" w:ascii="Courier New" w:hAnsi="Courier New"/>
+          <w:color w:val="000000"/>
+          <w:sz w:val="22"/>
+          <w:szCs w:val="22"/>
+          <w:lang w:val="ru-RU"/>
+        </w:rPr>
+        <w:t>current_res.append((0, 0, mid))</w:t>
+      </w:r>
+    </w:p>
+    <w:p>
+      <w:pPr>
+        <w:pStyle w:val="Normal"/>
+        <w:ind w:hanging="0"/>
+        <w:rPr>
+          <w:lang w:val="ru-RU"/>
+        </w:rPr>
+      </w:pPr>
+      <w:r>
+        <w:rPr/>
+      </w:r>
+    </w:p>
+    <w:p>
+      <w:pPr>
+        <w:pStyle w:val="Normal"/>
+        <w:ind w:hanging="0"/>
+        <w:rPr>
+          <w:lang w:val="ru-RU"/>
+        </w:rPr>
+      </w:pPr>
+      <w:r>
+        <w:rPr>
+          <w:rFonts w:eastAsia="Courier New" w:cs="Courier New" w:ascii="Courier New" w:hAnsi="Courier New"/>
+          <w:color w:val="000000"/>
+          <w:sz w:val="22"/>
+          <w:szCs w:val="22"/>
+          <w:lang w:val="ru-RU"/>
+        </w:rPr>
+        <w:t xml:space="preserve">        </w:t>
+      </w:r>
+      <w:r>
+        <w:rPr>
+          <w:rFonts w:eastAsia="Courier New" w:cs="Courier New" w:ascii="Courier New" w:hAnsi="Courier New"/>
+          <w:color w:val="000000"/>
+          <w:sz w:val="22"/>
+          <w:szCs w:val="22"/>
+          <w:lang w:val="ru-RU"/>
+        </w:rPr>
+        <w:t>place(mid, 0, small)</w:t>
+      </w:r>
+    </w:p>
+    <w:p>
+      <w:pPr>
+        <w:pStyle w:val="Normal"/>
+        <w:ind w:hanging="0"/>
+        <w:rPr>
+          <w:lang w:val="ru-RU"/>
+        </w:rPr>
+      </w:pPr>
+      <w:r>
+        <w:rPr>
+          <w:rFonts w:eastAsia="Courier New" w:cs="Courier New" w:ascii="Courier New" w:hAnsi="Courier New"/>
+          <w:color w:val="000000"/>
+          <w:sz w:val="22"/>
+          <w:szCs w:val="22"/>
+          <w:lang w:val="ru-RU"/>
+        </w:rPr>
+        <w:t xml:space="preserve">        </w:t>
+      </w:r>
+      <w:r>
+        <w:rPr>
+          <w:rFonts w:eastAsia="Courier New" w:cs="Courier New" w:ascii="Courier New" w:hAnsi="Courier New"/>
+          <w:color w:val="000000"/>
+          <w:sz w:val="22"/>
+          <w:szCs w:val="22"/>
+          <w:lang w:val="ru-RU"/>
+        </w:rPr>
+        <w:t>current_res.append((mid, 0, small))</w:t>
+      </w:r>
+    </w:p>
+    <w:p>
+      <w:pPr>
+        <w:pStyle w:val="Normal"/>
+        <w:ind w:hanging="0"/>
+        <w:rPr>
+          <w:lang w:val="ru-RU"/>
+        </w:rPr>
+      </w:pPr>
+      <w:r>
+        <w:rPr/>
+      </w:r>
+    </w:p>
+    <w:p>
+      <w:pPr>
+        <w:pStyle w:val="Normal"/>
+        <w:ind w:hanging="0"/>
+        <w:rPr>
+          <w:lang w:val="ru-RU"/>
+        </w:rPr>
+      </w:pPr>
+      <w:r>
+        <w:rPr>
+          <w:rFonts w:eastAsia="Courier New" w:cs="Courier New" w:ascii="Courier New" w:hAnsi="Courier New"/>
+          <w:color w:val="000000"/>
+          <w:sz w:val="22"/>
+          <w:szCs w:val="22"/>
+          <w:lang w:val="ru-RU"/>
+        </w:rPr>
+        <w:t xml:space="preserve">        </w:t>
+      </w:r>
+      <w:r>
+        <w:rPr>
+          <w:rFonts w:eastAsia="Courier New" w:cs="Courier New" w:ascii="Courier New" w:hAnsi="Courier New"/>
+          <w:color w:val="000000"/>
+          <w:sz w:val="22"/>
+          <w:szCs w:val="22"/>
+          <w:lang w:val="ru-RU"/>
+        </w:rPr>
+        <w:t>place(0, mid, small)</w:t>
+      </w:r>
+    </w:p>
+    <w:p>
+      <w:pPr>
+        <w:pStyle w:val="Normal"/>
+        <w:ind w:hanging="0"/>
+        <w:rPr>
+          <w:lang w:val="ru-RU"/>
+        </w:rPr>
+      </w:pPr>
+      <w:r>
+        <w:rPr>
+          <w:rFonts w:eastAsia="Courier New" w:cs="Courier New" w:ascii="Courier New" w:hAnsi="Courier New"/>
+          <w:color w:val="000000"/>
+          <w:sz w:val="22"/>
+          <w:szCs w:val="22"/>
+          <w:lang w:val="ru-RU"/>
+        </w:rPr>
+        <w:t xml:space="preserve">        </w:t>
+      </w:r>
+      <w:r>
+        <w:rPr>
+          <w:rFonts w:eastAsia="Courier New" w:cs="Courier New" w:ascii="Courier New" w:hAnsi="Courier New"/>
+          <w:color w:val="000000"/>
+          <w:sz w:val="22"/>
+          <w:szCs w:val="22"/>
+          <w:lang w:val="ru-RU"/>
+        </w:rPr>
+        <w:t>current_res.append((0, mid, small))</w:t>
+      </w:r>
+    </w:p>
+    <w:p>
+      <w:pPr>
+        <w:pStyle w:val="Normal"/>
+        <w:ind w:hanging="0"/>
+        <w:rPr>
+          <w:lang w:val="ru-RU"/>
+        </w:rPr>
+      </w:pPr>
+      <w:r>
+        <w:rPr/>
+      </w:r>
+    </w:p>
+    <w:p>
+      <w:pPr>
+        <w:pStyle w:val="Normal"/>
+        <w:ind w:hanging="0"/>
+        <w:rPr>
+          <w:lang w:val="ru-RU"/>
+        </w:rPr>
+      </w:pPr>
+      <w:r>
+        <w:rPr>
+          <w:rFonts w:eastAsia="Courier New" w:cs="Courier New" w:ascii="Courier New" w:hAnsi="Courier New"/>
+          <w:color w:val="000000"/>
+          <w:sz w:val="22"/>
+          <w:szCs w:val="22"/>
+          <w:lang w:val="ru-RU"/>
+        </w:rPr>
+        <w:t xml:space="preserve">    </w:t>
+      </w:r>
+      <w:r>
+        <w:rPr>
+          <w:rFonts w:eastAsia="Courier New" w:cs="Courier New" w:ascii="Courier New" w:hAnsi="Courier New"/>
+          <w:color w:val="000000"/>
+          <w:sz w:val="22"/>
+          <w:szCs w:val="22"/>
+          <w:lang w:val="ru-RU"/>
+        </w:rPr>
+        <w:t>prefill()</w:t>
+      </w:r>
+    </w:p>
+    <w:p>
+      <w:pPr>
+        <w:pStyle w:val="Normal"/>
+        <w:ind w:hanging="0"/>
+        <w:rPr>
+          <w:lang w:val="ru-RU"/>
+        </w:rPr>
+      </w:pPr>
+      <w:r>
+        <w:rPr>
+          <w:rFonts w:eastAsia="Courier New" w:cs="Courier New" w:ascii="Courier New" w:hAnsi="Courier New"/>
+          <w:color w:val="000000"/>
+          <w:sz w:val="22"/>
+          <w:szCs w:val="22"/>
+          <w:lang w:val="ru-RU"/>
+        </w:rPr>
+        <w:t xml:space="preserve">    </w:t>
+      </w:r>
+      <w:r>
+        <w:rPr>
+          <w:rFonts w:eastAsia="Courier New" w:cs="Courier New" w:ascii="Courier New" w:hAnsi="Courier New"/>
+          <w:color w:val="000000"/>
+          <w:sz w:val="22"/>
+          <w:szCs w:val="22"/>
+          <w:lang w:val="ru-RU"/>
+        </w:rPr>
+        <w:t>backtrack(3)</w:t>
+      </w:r>
+    </w:p>
+    <w:p>
+      <w:pPr>
+        <w:pStyle w:val="Normal"/>
+        <w:ind w:hanging="0"/>
+        <w:rPr>
+          <w:lang w:val="ru-RU"/>
+        </w:rPr>
+      </w:pPr>
+      <w:r>
+        <w:rPr/>
+      </w:r>
+    </w:p>
+    <w:p>
+      <w:pPr>
+        <w:pStyle w:val="Normal"/>
+        <w:ind w:hanging="0"/>
+        <w:rPr>
+          <w:lang w:val="ru-RU"/>
+        </w:rPr>
+      </w:pPr>
+      <w:r>
+        <w:rPr>
+          <w:rFonts w:eastAsia="Courier New" w:cs="Courier New" w:ascii="Courier New" w:hAnsi="Courier New"/>
+          <w:color w:val="000000"/>
+          <w:sz w:val="22"/>
+          <w:szCs w:val="22"/>
+          <w:lang w:val="ru-RU"/>
+        </w:rPr>
+        <w:t xml:space="preserve">    </w:t>
+      </w:r>
+      <w:r>
+        <w:rPr>
+          <w:rFonts w:eastAsia="Courier New" w:cs="Courier New" w:ascii="Courier New" w:hAnsi="Courier New"/>
+          <w:color w:val="000000"/>
+          <w:sz w:val="22"/>
+          <w:szCs w:val="22"/>
+          <w:lang w:val="ru-RU"/>
+        </w:rPr>
+        <w:t>if not silent:</w:t>
+      </w:r>
+    </w:p>
+    <w:p>
+      <w:pPr>
+        <w:pStyle w:val="Normal"/>
+        <w:ind w:hanging="0"/>
+        <w:rPr>
+          <w:lang w:val="ru-RU"/>
+        </w:rPr>
+      </w:pPr>
+      <w:r>
+        <w:rPr>
+          <w:rFonts w:eastAsia="Courier New" w:cs="Courier New" w:ascii="Courier New" w:hAnsi="Courier New"/>
+          <w:color w:val="000000"/>
+          <w:sz w:val="22"/>
+          <w:szCs w:val="22"/>
+          <w:lang w:val="ru-RU"/>
+        </w:rPr>
+        <w:t xml:space="preserve">        </w:t>
+      </w:r>
+      <w:r>
+        <w:rPr>
+          <w:rFonts w:eastAsia="Courier New" w:cs="Courier New" w:ascii="Courier New" w:hAnsi="Courier New"/>
+          <w:color w:val="000000"/>
+          <w:sz w:val="22"/>
+          <w:szCs w:val="22"/>
+          <w:lang w:val="ru-RU"/>
+        </w:rPr>
+        <w:t>print(state["best_k"])</w:t>
+      </w:r>
+    </w:p>
+    <w:p>
+      <w:pPr>
+        <w:pStyle w:val="Normal"/>
+        <w:ind w:hanging="0"/>
+        <w:rPr>
+          <w:lang w:val="ru-RU"/>
+        </w:rPr>
+      </w:pPr>
+      <w:r>
+        <w:rPr>
+          <w:rFonts w:eastAsia="Courier New" w:cs="Courier New" w:ascii="Courier New" w:hAnsi="Courier New"/>
+          <w:color w:val="000000"/>
+          <w:sz w:val="22"/>
+          <w:szCs w:val="22"/>
+          <w:lang w:val="ru-RU"/>
+        </w:rPr>
+        <w:t xml:space="preserve">        </w:t>
+      </w:r>
+      <w:r>
+        <w:rPr>
+          <w:rFonts w:eastAsia="Courier New" w:cs="Courier New" w:ascii="Courier New" w:hAnsi="Courier New"/>
+          <w:color w:val="000000"/>
+          <w:sz w:val="22"/>
+          <w:szCs w:val="22"/>
+          <w:lang w:val="ru-RU"/>
+        </w:rPr>
+        <w:t>for x, y, size in state["best_res"]:</w:t>
+      </w:r>
+    </w:p>
+    <w:p>
+      <w:pPr>
+        <w:pStyle w:val="Normal"/>
+        <w:ind w:hanging="0"/>
+        <w:rPr>
+          <w:lang w:val="ru-RU"/>
+        </w:rPr>
+      </w:pPr>
+      <w:r>
+        <w:rPr>
+          <w:rFonts w:eastAsia="Courier New" w:cs="Courier New" w:ascii="Courier New" w:hAnsi="Courier New"/>
+          <w:color w:val="000000"/>
+          <w:sz w:val="22"/>
+          <w:szCs w:val="22"/>
+          <w:lang w:val="ru-RU"/>
+        </w:rPr>
+        <w:t xml:space="preserve">            </w:t>
+      </w:r>
+      <w:r>
+        <w:rPr>
+          <w:rFonts w:eastAsia="Courier New" w:cs="Courier New" w:ascii="Courier New" w:hAnsi="Courier New"/>
+          <w:color w:val="000000"/>
+          <w:sz w:val="22"/>
+          <w:szCs w:val="22"/>
+          <w:lang w:val="ru-RU"/>
+        </w:rPr>
+        <w:t>print(f"{x * scale + 1} {y * scale + 1} {size * scale}")</w:t>
+      </w:r>
+    </w:p>
+    <w:p>
+      <w:pPr>
+        <w:pStyle w:val="Normal"/>
+        <w:ind w:hanging="0"/>
+        <w:rPr>
+          <w:lang w:val="ru-RU"/>
+        </w:rPr>
+      </w:pPr>
+      <w:r>
+        <w:rPr/>
+      </w:r>
+    </w:p>
+    <w:p>
+      <w:pPr>
+        <w:pStyle w:val="Normal"/>
+        <w:ind w:hanging="0"/>
+        <w:rPr>
+          <w:lang w:val="ru-RU"/>
+        </w:rPr>
+      </w:pPr>
+      <w:r>
+        <w:rPr>
+          <w:rFonts w:eastAsia="Courier New" w:cs="Courier New" w:ascii="Courier New" w:hAnsi="Courier New"/>
+          <w:color w:val="000000"/>
+          <w:sz w:val="22"/>
+          <w:szCs w:val="22"/>
+          <w:lang w:val="ru-RU"/>
+        </w:rPr>
+        <w:t xml:space="preserve">    </w:t>
+      </w:r>
+      <w:r>
+        <w:rPr>
+          <w:rFonts w:eastAsia="Courier New" w:cs="Courier New" w:ascii="Courier New" w:hAnsi="Courier New"/>
+          <w:color w:val="000000"/>
+          <w:sz w:val="22"/>
+          <w:szCs w:val="22"/>
+          <w:lang w:val="ru-RU"/>
+        </w:rPr>
+        <w:t>return state["best_k"]</w:t>
+      </w:r>
+    </w:p>
+    <w:p>
+      <w:pPr>
+        <w:pStyle w:val="Normal"/>
+        <w:ind w:hanging="0"/>
+        <w:rPr>
+          <w:lang w:val="ru-RU"/>
+        </w:rPr>
+      </w:pPr>
+      <w:r>
+        <w:rPr/>
+      </w:r>
+    </w:p>
+    <w:p>
+      <w:pPr>
+        <w:pStyle w:val="Normal"/>
+        <w:ind w:hanging="0"/>
+        <w:rPr>
+          <w:lang w:val="ru-RU"/>
+        </w:rPr>
+      </w:pPr>
+      <w:r>
+        <w:rPr/>
+      </w:r>
+    </w:p>
+    <w:p>
+      <w:pPr>
+        <w:pStyle w:val="Normal"/>
+        <w:ind w:hanging="0"/>
+        <w:rPr>
+          <w:lang w:val="ru-RU"/>
+        </w:rPr>
+      </w:pPr>
+      <w:r>
+        <w:rPr>
+          <w:rFonts w:eastAsia="Courier New" w:cs="Courier New" w:ascii="Courier New" w:hAnsi="Courier New"/>
+          <w:color w:val="000000"/>
+          <w:sz w:val="22"/>
+          <w:szCs w:val="22"/>
+          <w:lang w:val="ru-RU"/>
+        </w:rPr>
+        <w:t>def run_benchmarks():</w:t>
+      </w:r>
+    </w:p>
+    <w:p>
+      <w:pPr>
+        <w:pStyle w:val="Normal"/>
+        <w:ind w:hanging="0"/>
+        <w:rPr>
+          <w:lang w:val="ru-RU"/>
+        </w:rPr>
+      </w:pPr>
+      <w:r>
+        <w:rPr/>
+      </w:r>
+    </w:p>
+    <w:p>
+      <w:pPr>
+        <w:pStyle w:val="Normal"/>
+        <w:ind w:hanging="0"/>
+        <w:rPr>
+          <w:lang w:val="ru-RU"/>
+        </w:rPr>
+      </w:pPr>
+      <w:r>
+        <w:rPr>
+          <w:rFonts w:eastAsia="Courier New" w:cs="Courier New" w:ascii="Courier New" w:hAnsi="Courier New"/>
+          <w:color w:val="000000"/>
+          <w:sz w:val="22"/>
+          <w:szCs w:val="22"/>
+          <w:lang w:val="ru-RU"/>
+        </w:rPr>
+        <w:t xml:space="preserve">    </w:t>
+      </w:r>
+      <w:r>
+        <w:rPr>
+          <w:rFonts w:eastAsia="Courier New" w:cs="Courier New" w:ascii="Courier New" w:hAnsi="Courier New"/>
+          <w:color w:val="000000"/>
+          <w:sz w:val="22"/>
+          <w:szCs w:val="22"/>
+          <w:lang w:val="ru-RU"/>
+        </w:rPr>
+        <w:t>even_ns = np.array([n for n in range(6, 41, 2)])</w:t>
+      </w:r>
+    </w:p>
+    <w:p>
+      <w:pPr>
+        <w:pStyle w:val="Normal"/>
+        <w:ind w:hanging="0"/>
+        <w:rPr>
+          <w:lang w:val="ru-RU"/>
+        </w:rPr>
+      </w:pPr>
+      <w:r>
+        <w:rPr>
+          <w:rFonts w:eastAsia="Courier New" w:cs="Courier New" w:ascii="Courier New" w:hAnsi="Courier New"/>
+          <w:color w:val="000000"/>
+          <w:sz w:val="22"/>
+          <w:szCs w:val="22"/>
+          <w:lang w:val="ru-RU"/>
+        </w:rPr>
+        <w:t xml:space="preserve">    </w:t>
+      </w:r>
+      <w:r>
+        <w:rPr>
+          <w:rFonts w:eastAsia="Courier New" w:cs="Courier New" w:ascii="Courier New" w:hAnsi="Courier New"/>
+          <w:color w:val="000000"/>
+          <w:sz w:val="22"/>
+          <w:szCs w:val="22"/>
+          <w:lang w:val="ru-RU"/>
+        </w:rPr>
+        <w:t>comp_ns = np.array(</w:t>
+      </w:r>
+    </w:p>
+    <w:p>
+      <w:pPr>
+        <w:pStyle w:val="Normal"/>
+        <w:ind w:hanging="0"/>
+        <w:rPr>
+          <w:lang w:val="ru-RU"/>
+        </w:rPr>
+      </w:pPr>
+      <w:r>
+        <w:rPr>
+          <w:rFonts w:eastAsia="Courier New" w:cs="Courier New" w:ascii="Courier New" w:hAnsi="Courier New"/>
+          <w:color w:val="000000"/>
+          <w:sz w:val="22"/>
+          <w:szCs w:val="22"/>
+          <w:lang w:val="ru-RU"/>
+        </w:rPr>
+        <w:t xml:space="preserve">        </w:t>
+      </w:r>
+      <w:r>
+        <w:rPr>
+          <w:rFonts w:eastAsia="Courier New" w:cs="Courier New" w:ascii="Courier New" w:hAnsi="Courier New"/>
+          <w:color w:val="000000"/>
+          <w:sz w:val="22"/>
+          <w:szCs w:val="22"/>
+          <w:lang w:val="ru-RU"/>
+        </w:rPr>
+        <w:t>[</w:t>
+      </w:r>
+    </w:p>
+    <w:p>
+      <w:pPr>
+        <w:pStyle w:val="Normal"/>
+        <w:ind w:hanging="0"/>
+        <w:rPr>
+          <w:lang w:val="ru-RU"/>
+        </w:rPr>
+      </w:pPr>
+      <w:r>
+        <w:rPr>
+          <w:rFonts w:eastAsia="Courier New" w:cs="Courier New" w:ascii="Courier New" w:hAnsi="Courier New"/>
+          <w:color w:val="000000"/>
+          <w:sz w:val="22"/>
+          <w:szCs w:val="22"/>
+          <w:lang w:val="ru-RU"/>
+        </w:rPr>
+        <w:t xml:space="preserve">            </w:t>
+      </w:r>
+      <w:r>
+        <w:rPr>
+          <w:rFonts w:eastAsia="Courier New" w:cs="Courier New" w:ascii="Courier New" w:hAnsi="Courier New"/>
+          <w:color w:val="000000"/>
+          <w:sz w:val="22"/>
+          <w:szCs w:val="22"/>
+          <w:lang w:val="ru-RU"/>
+        </w:rPr>
+        <w:t>n</w:t>
+      </w:r>
+    </w:p>
+    <w:p>
+      <w:pPr>
+        <w:pStyle w:val="Normal"/>
+        <w:ind w:hanging="0"/>
+        <w:rPr>
+          <w:lang w:val="ru-RU"/>
+        </w:rPr>
+      </w:pPr>
+      <w:r>
+        <w:rPr>
+          <w:rFonts w:eastAsia="Courier New" w:cs="Courier New" w:ascii="Courier New" w:hAnsi="Courier New"/>
+          <w:color w:val="000000"/>
+          <w:sz w:val="22"/>
+          <w:szCs w:val="22"/>
+          <w:lang w:val="ru-RU"/>
+        </w:rPr>
+        <w:t xml:space="preserve">            </w:t>
+      </w:r>
+      <w:r>
+        <w:rPr>
+          <w:rFonts w:eastAsia="Courier New" w:cs="Courier New" w:ascii="Courier New" w:hAnsi="Courier New"/>
+          <w:color w:val="000000"/>
+          <w:sz w:val="22"/>
+          <w:szCs w:val="22"/>
+          <w:lang w:val="ru-RU"/>
+        </w:rPr>
+        <w:t>for n in range(6, 41)</w:t>
+      </w:r>
+    </w:p>
+    <w:p>
+      <w:pPr>
+        <w:pStyle w:val="Normal"/>
+        <w:ind w:hanging="0"/>
+        <w:rPr>
+          <w:lang w:val="ru-RU"/>
+        </w:rPr>
+      </w:pPr>
+      <w:r>
+        <w:rPr>
+          <w:rFonts w:eastAsia="Courier New" w:cs="Courier New" w:ascii="Courier New" w:hAnsi="Courier New"/>
+          <w:color w:val="000000"/>
+          <w:sz w:val="22"/>
+          <w:szCs w:val="22"/>
+          <w:lang w:val="ru-RU"/>
+        </w:rPr>
+        <w:t xml:space="preserve">            </w:t>
+      </w:r>
+      <w:r>
+        <w:rPr>
+          <w:rFonts w:eastAsia="Courier New" w:cs="Courier New" w:ascii="Courier New" w:hAnsi="Courier New"/>
+          <w:color w:val="000000"/>
+          <w:sz w:val="22"/>
+          <w:szCs w:val="22"/>
+          <w:lang w:val="ru-RU"/>
+        </w:rPr>
+        <w:t>if any(n % i == 0 for i in range(2, int(n**0.5) + 1)) and n % 2 != 0</w:t>
+      </w:r>
+    </w:p>
+    <w:p>
+      <w:pPr>
+        <w:pStyle w:val="Normal"/>
+        <w:ind w:hanging="0"/>
+        <w:rPr>
+          <w:lang w:val="ru-RU"/>
+        </w:rPr>
+      </w:pPr>
+      <w:r>
+        <w:rPr>
+          <w:rFonts w:eastAsia="Courier New" w:cs="Courier New" w:ascii="Courier New" w:hAnsi="Courier New"/>
+          <w:color w:val="000000"/>
+          <w:sz w:val="22"/>
+          <w:szCs w:val="22"/>
+          <w:lang w:val="ru-RU"/>
+        </w:rPr>
+        <w:t xml:space="preserve">        </w:t>
+      </w:r>
+      <w:r>
+        <w:rPr>
+          <w:rFonts w:eastAsia="Courier New" w:cs="Courier New" w:ascii="Courier New" w:hAnsi="Courier New"/>
+          <w:color w:val="000000"/>
+          <w:sz w:val="22"/>
+          <w:szCs w:val="22"/>
+          <w:lang w:val="ru-RU"/>
+        </w:rPr>
+        <w:t>]</w:t>
+      </w:r>
+    </w:p>
+    <w:p>
+      <w:pPr>
+        <w:pStyle w:val="Normal"/>
+        <w:ind w:hanging="0"/>
+        <w:rPr>
+          <w:lang w:val="ru-RU"/>
+        </w:rPr>
+      </w:pPr>
+      <w:r>
+        <w:rPr>
+          <w:rFonts w:eastAsia="Courier New" w:cs="Courier New" w:ascii="Courier New" w:hAnsi="Courier New"/>
+          <w:color w:val="000000"/>
+          <w:sz w:val="22"/>
+          <w:szCs w:val="22"/>
+          <w:lang w:val="ru-RU"/>
+        </w:rPr>
+        <w:t xml:space="preserve">    </w:t>
+      </w:r>
+      <w:r>
+        <w:rPr>
+          <w:rFonts w:eastAsia="Courier New" w:cs="Courier New" w:ascii="Courier New" w:hAnsi="Courier New"/>
+          <w:color w:val="000000"/>
+          <w:sz w:val="22"/>
+          <w:szCs w:val="22"/>
+          <w:lang w:val="ru-RU"/>
+        </w:rPr>
+        <w:t>)</w:t>
+      </w:r>
+    </w:p>
+    <w:p>
+      <w:pPr>
+        <w:pStyle w:val="Normal"/>
+        <w:ind w:hanging="0"/>
+        <w:rPr>
+          <w:lang w:val="ru-RU"/>
+        </w:rPr>
+      </w:pPr>
+      <w:r>
+        <w:rPr>
+          <w:rFonts w:eastAsia="Courier New" w:cs="Courier New" w:ascii="Courier New" w:hAnsi="Courier New"/>
+          <w:color w:val="000000"/>
+          <w:sz w:val="22"/>
+          <w:szCs w:val="22"/>
+          <w:lang w:val="ru-RU"/>
+        </w:rPr>
+        <w:t xml:space="preserve">    </w:t>
+      </w:r>
+      <w:r>
+        <w:rPr>
+          <w:rFonts w:eastAsia="Courier New" w:cs="Courier New" w:ascii="Courier New" w:hAnsi="Courier New"/>
+          <w:color w:val="000000"/>
+          <w:sz w:val="22"/>
+          <w:szCs w:val="22"/>
+          <w:lang w:val="ru-RU"/>
+        </w:rPr>
+        <w:t>prime_ns = np.array([5, 7, 11, 13, 17, 19, 23, 29, 31, 37])</w:t>
+      </w:r>
+    </w:p>
+    <w:p>
+      <w:pPr>
+        <w:pStyle w:val="Normal"/>
+        <w:ind w:hanging="0"/>
+        <w:rPr>
+          <w:lang w:val="ru-RU"/>
+        </w:rPr>
+      </w:pPr>
+      <w:r>
+        <w:rPr/>
+      </w:r>
+    </w:p>
+    <w:p>
+      <w:pPr>
+        <w:pStyle w:val="Normal"/>
+        <w:ind w:hanging="0"/>
+        <w:rPr>
+          <w:lang w:val="ru-RU"/>
+        </w:rPr>
+      </w:pPr>
+      <w:r>
+        <w:rPr>
+          <w:rFonts w:eastAsia="Courier New" w:cs="Courier New" w:ascii="Courier New" w:hAnsi="Courier New"/>
+          <w:color w:val="000000"/>
+          <w:sz w:val="22"/>
+          <w:szCs w:val="22"/>
+          <w:lang w:val="ru-RU"/>
+        </w:rPr>
+        <w:t xml:space="preserve">    </w:t>
+      </w:r>
+      <w:r>
+        <w:rPr>
+          <w:rFonts w:eastAsia="Courier New" w:cs="Courier New" w:ascii="Courier New" w:hAnsi="Courier New"/>
+          <w:color w:val="000000"/>
+          <w:sz w:val="22"/>
+          <w:szCs w:val="22"/>
+          <w:lang w:val="ru-RU"/>
+        </w:rPr>
+        <w:t>def measure_times(ns, repeats=7, warmup=4):</w:t>
+      </w:r>
+    </w:p>
+    <w:p>
+      <w:pPr>
+        <w:pStyle w:val="Normal"/>
+        <w:ind w:hanging="0"/>
+        <w:rPr>
+          <w:lang w:val="ru-RU"/>
+        </w:rPr>
+      </w:pPr>
+      <w:r>
+        <w:rPr>
+          <w:rFonts w:eastAsia="Courier New" w:cs="Courier New" w:ascii="Courier New" w:hAnsi="Courier New"/>
+          <w:color w:val="000000"/>
+          <w:sz w:val="22"/>
+          <w:szCs w:val="22"/>
+          <w:lang w:val="ru-RU"/>
+        </w:rPr>
+        <w:t xml:space="preserve">        </w:t>
+      </w:r>
+      <w:r>
+        <w:rPr>
+          <w:rFonts w:eastAsia="Courier New" w:cs="Courier New" w:ascii="Courier New" w:hAnsi="Courier New"/>
+          <w:color w:val="000000"/>
+          <w:sz w:val="22"/>
+          <w:szCs w:val="22"/>
+          <w:lang w:val="ru-RU"/>
+        </w:rPr>
+        <w:t>times = []</w:t>
+      </w:r>
+    </w:p>
+    <w:p>
+      <w:pPr>
+        <w:pStyle w:val="Normal"/>
+        <w:ind w:hanging="0"/>
+        <w:rPr>
+          <w:lang w:val="ru-RU"/>
+        </w:rPr>
+      </w:pPr>
+      <w:r>
+        <w:rPr>
+          <w:rFonts w:eastAsia="Courier New" w:cs="Courier New" w:ascii="Courier New" w:hAnsi="Courier New"/>
+          <w:color w:val="000000"/>
+          <w:sz w:val="22"/>
+          <w:szCs w:val="22"/>
+          <w:lang w:val="ru-RU"/>
+        </w:rPr>
+        <w:t xml:space="preserve">        </w:t>
+      </w:r>
+      <w:r>
+        <w:rPr>
+          <w:rFonts w:eastAsia="Courier New" w:cs="Courier New" w:ascii="Courier New" w:hAnsi="Courier New"/>
+          <w:color w:val="000000"/>
+          <w:sz w:val="22"/>
+          <w:szCs w:val="22"/>
+          <w:lang w:val="ru-RU"/>
+        </w:rPr>
+        <w:t>for n in ns:</w:t>
+      </w:r>
+    </w:p>
+    <w:p>
+      <w:pPr>
+        <w:pStyle w:val="Normal"/>
+        <w:ind w:hanging="0"/>
+        <w:rPr>
+          <w:lang w:val="ru-RU"/>
+        </w:rPr>
+      </w:pPr>
+      <w:r>
+        <w:rPr/>
+      </w:r>
+    </w:p>
+    <w:p>
+      <w:pPr>
+        <w:pStyle w:val="Normal"/>
+        <w:ind w:hanging="0"/>
+        <w:rPr>
+          <w:lang w:val="ru-RU"/>
+        </w:rPr>
+      </w:pPr>
+      <w:r>
+        <w:rPr>
+          <w:rFonts w:eastAsia="Courier New" w:cs="Courier New" w:ascii="Courier New" w:hAnsi="Courier New"/>
+          <w:color w:val="000000"/>
+          <w:sz w:val="22"/>
+          <w:szCs w:val="22"/>
+          <w:lang w:val="ru-RU"/>
+        </w:rPr>
+        <w:t xml:space="preserve">            </w:t>
+      </w:r>
+      <w:r>
+        <w:rPr>
+          <w:rFonts w:eastAsia="Courier New" w:cs="Courier New" w:ascii="Courier New" w:hAnsi="Courier New"/>
+          <w:color w:val="000000"/>
+          <w:sz w:val="22"/>
+          <w:szCs w:val="22"/>
+          <w:lang w:val="ru-RU"/>
+        </w:rPr>
+        <w:t>run_times = []</w:t>
+      </w:r>
+    </w:p>
+    <w:p>
+      <w:pPr>
+        <w:pStyle w:val="Normal"/>
+        <w:ind w:hanging="0"/>
+        <w:rPr>
+          <w:lang w:val="ru-RU"/>
+        </w:rPr>
+      </w:pPr>
+      <w:r>
+        <w:rPr>
+          <w:rFonts w:eastAsia="Courier New" w:cs="Courier New" w:ascii="Courier New" w:hAnsi="Courier New"/>
+          <w:color w:val="000000"/>
+          <w:sz w:val="22"/>
+          <w:szCs w:val="22"/>
+          <w:lang w:val="ru-RU"/>
+        </w:rPr>
+        <w:t xml:space="preserve">            </w:t>
+      </w:r>
+      <w:r>
+        <w:rPr>
+          <w:rFonts w:eastAsia="Courier New" w:cs="Courier New" w:ascii="Courier New" w:hAnsi="Courier New"/>
+          <w:color w:val="000000"/>
+          <w:sz w:val="22"/>
+          <w:szCs w:val="22"/>
+          <w:lang w:val="ru-RU"/>
+        </w:rPr>
+        <w:t>for _ in range(repeats):</w:t>
       </w:r>
     </w:p>
     <w:p>
@@ -5600,7 +7589,7 @@
           <w:szCs w:val="22"/>
           <w:lang w:val="ru-RU"/>
         </w:rPr>
-        <w:t>free = ~board[y] &amp; full</w:t>
+        <w:t>start = time.perf_counter()</w:t>
       </w:r>
     </w:p>
     <w:p>
@@ -5629,7 +7618,7 @@
           <w:szCs w:val="22"/>
           <w:lang w:val="ru-RU"/>
         </w:rPr>
-        <w:t>x = (free &amp; -free).bit_length() - 1</w:t>
+        <w:t>solve(n, silent=True)</w:t>
       </w:r>
     </w:p>
     <w:p>
@@ -5658,7 +7647,60 @@
           <w:szCs w:val="22"/>
           <w:lang w:val="ru-RU"/>
         </w:rPr>
-        <w:t>return x, y</w:t>
+        <w:t>run_times.append(time.perf_counter() - start)</w:t>
+      </w:r>
+    </w:p>
+    <w:p>
+      <w:pPr>
+        <w:pStyle w:val="Normal"/>
+        <w:ind w:hanging="0"/>
+        <w:rPr>
+          <w:lang w:val="ru-RU"/>
+        </w:rPr>
+      </w:pPr>
+      <w:r>
+        <w:rPr/>
+      </w:r>
+    </w:p>
+    <w:p>
+      <w:pPr>
+        <w:pStyle w:val="Normal"/>
+        <w:ind w:hanging="0"/>
+        <w:rPr>
+          <w:lang w:val="ru-RU"/>
+        </w:rPr>
+      </w:pPr>
+      <w:r>
+        <w:rPr>
+          <w:rFonts w:eastAsia="Courier New" w:cs="Courier New" w:ascii="Courier New" w:hAnsi="Courier New"/>
+          <w:color w:val="000000"/>
+          <w:sz w:val="22"/>
+          <w:szCs w:val="22"/>
+          <w:lang w:val="ru-RU"/>
+        </w:rPr>
+        <w:t xml:space="preserve">            </w:t>
+      </w:r>
+      <w:r>
+        <w:rPr>
+          <w:rFonts w:eastAsia="Courier New" w:cs="Courier New" w:ascii="Courier New" w:hAnsi="Courier New"/>
+          <w:color w:val="000000"/>
+          <w:sz w:val="22"/>
+          <w:szCs w:val="22"/>
+          <w:lang w:val="ru-RU"/>
+        </w:rPr>
+        <w:t>times.append(np.median(run_times))</w:t>
+      </w:r>
+    </w:p>
+    <w:p>
+      <w:pPr>
+        <w:pStyle w:val="Normal"/>
+        <w:ind w:hanging="0"/>
+        <w:rPr>
+          <w:lang w:val="ru-RU"/>
+        </w:rPr>
+      </w:pPr>
+      <w:r>
+        <w:rPr/>
       </w:r>
     </w:p>
     <w:p>
@@ -5687,24 +7729,19 @@
           <w:szCs w:val="22"/>
           <w:lang w:val="ru-RU"/>
         </w:rPr>
-        <w:t>return None</w:t>
-      </w:r>
-    </w:p>
-    <w:p>
-      <w:pPr>
-        <w:pStyle w:val="Normal"/>
-        <w:ind w:hanging="0"/>
-        <w:rPr>
-          <w:rFonts w:ascii="Courier New" w:hAnsi="Courier New" w:eastAsia="Courier New" w:cs="Courier New"/>
-          <w:color w:val="000000"/>
-          <w:sz w:val="22"/>
-          <w:szCs w:val="22"/>
-        </w:rPr>
-      </w:pPr>
-      <w:r>
-        <w:rPr>
-          <w:lang w:val="ru-RU"/>
-        </w:rPr>
+        <w:t>return np.array(times)</w:t>
+      </w:r>
+    </w:p>
+    <w:p>
+      <w:pPr>
+        <w:pStyle w:val="Normal"/>
+        <w:ind w:hanging="0"/>
+        <w:rPr>
+          <w:lang w:val="ru-RU"/>
+        </w:rPr>
+      </w:pPr>
+      <w:r>
+        <w:rPr/>
       </w:r>
     </w:p>
     <w:p>
@@ -5733,7 +7770,601 @@
           <w:szCs w:val="22"/>
           <w:lang w:val="ru-RU"/>
         </w:rPr>
-        <w:t>def max_sq(x, y):</w:t>
+        <w:t>even_times = measure_times(even_ns)</w:t>
+      </w:r>
+    </w:p>
+    <w:p>
+      <w:pPr>
+        <w:pStyle w:val="Normal"/>
+        <w:ind w:hanging="0"/>
+        <w:rPr>
+          <w:lang w:val="ru-RU"/>
+        </w:rPr>
+      </w:pPr>
+      <w:r>
+        <w:rPr>
+          <w:rFonts w:eastAsia="Courier New" w:cs="Courier New" w:ascii="Courier New" w:hAnsi="Courier New"/>
+          <w:color w:val="000000"/>
+          <w:sz w:val="22"/>
+          <w:szCs w:val="22"/>
+          <w:lang w:val="ru-RU"/>
+        </w:rPr>
+        <w:t xml:space="preserve">    </w:t>
+      </w:r>
+      <w:r>
+        <w:rPr>
+          <w:rFonts w:eastAsia="Courier New" w:cs="Courier New" w:ascii="Courier New" w:hAnsi="Courier New"/>
+          <w:color w:val="000000"/>
+          <w:sz w:val="22"/>
+          <w:szCs w:val="22"/>
+          <w:lang w:val="ru-RU"/>
+        </w:rPr>
+        <w:t>comp_times = measure_times(comp_ns)</w:t>
+      </w:r>
+    </w:p>
+    <w:p>
+      <w:pPr>
+        <w:pStyle w:val="Normal"/>
+        <w:ind w:hanging="0"/>
+        <w:rPr>
+          <w:lang w:val="ru-RU"/>
+        </w:rPr>
+      </w:pPr>
+      <w:r>
+        <w:rPr>
+          <w:rFonts w:eastAsia="Courier New" w:cs="Courier New" w:ascii="Courier New" w:hAnsi="Courier New"/>
+          <w:color w:val="000000"/>
+          <w:sz w:val="22"/>
+          <w:szCs w:val="22"/>
+          <w:lang w:val="ru-RU"/>
+        </w:rPr>
+        <w:t xml:space="preserve">    </w:t>
+      </w:r>
+      <w:r>
+        <w:rPr>
+          <w:rFonts w:eastAsia="Courier New" w:cs="Courier New" w:ascii="Courier New" w:hAnsi="Courier New"/>
+          <w:color w:val="000000"/>
+          <w:sz w:val="22"/>
+          <w:szCs w:val="22"/>
+          <w:lang w:val="ru-RU"/>
+        </w:rPr>
+        <w:t>prime_times = measure_times(prime_ns)</w:t>
+      </w:r>
+    </w:p>
+    <w:p>
+      <w:pPr>
+        <w:pStyle w:val="Normal"/>
+        <w:ind w:hanging="0"/>
+        <w:rPr>
+          <w:lang w:val="ru-RU"/>
+        </w:rPr>
+      </w:pPr>
+      <w:r>
+        <w:rPr/>
+      </w:r>
+    </w:p>
+    <w:p>
+      <w:pPr>
+        <w:pStyle w:val="Normal"/>
+        <w:ind w:hanging="0"/>
+        <w:rPr>
+          <w:lang w:val="ru-RU"/>
+        </w:rPr>
+      </w:pPr>
+      <w:r>
+        <w:rPr>
+          <w:rFonts w:eastAsia="Courier New" w:cs="Courier New" w:ascii="Courier New" w:hAnsi="Courier New"/>
+          <w:color w:val="000000"/>
+          <w:sz w:val="22"/>
+          <w:szCs w:val="22"/>
+          <w:lang w:val="ru-RU"/>
+        </w:rPr>
+        <w:t xml:space="preserve">    </w:t>
+      </w:r>
+      <w:r>
+        <w:rPr>
+          <w:rFonts w:eastAsia="Courier New" w:cs="Courier New" w:ascii="Courier New" w:hAnsi="Courier New"/>
+          <w:color w:val="000000"/>
+          <w:sz w:val="22"/>
+          <w:szCs w:val="22"/>
+          <w:lang w:val="ru-RU"/>
+        </w:rPr>
+        <w:t>coef_even = np.mean(even_times)</w:t>
+      </w:r>
+    </w:p>
+    <w:p>
+      <w:pPr>
+        <w:pStyle w:val="Normal"/>
+        <w:ind w:hanging="0"/>
+        <w:rPr>
+          <w:lang w:val="ru-RU"/>
+        </w:rPr>
+      </w:pPr>
+      <w:r>
+        <w:rPr>
+          <w:rFonts w:eastAsia="Courier New" w:cs="Courier New" w:ascii="Courier New" w:hAnsi="Courier New"/>
+          <w:color w:val="000000"/>
+          <w:sz w:val="22"/>
+          <w:szCs w:val="22"/>
+          <w:lang w:val="ru-RU"/>
+        </w:rPr>
+        <w:t xml:space="preserve">    </w:t>
+      </w:r>
+      <w:r>
+        <w:rPr>
+          <w:rFonts w:eastAsia="Courier New" w:cs="Courier New" w:ascii="Courier New" w:hAnsi="Courier New"/>
+          <w:color w:val="000000"/>
+          <w:sz w:val="22"/>
+          <w:szCs w:val="22"/>
+          <w:lang w:val="ru-RU"/>
+        </w:rPr>
+        <w:t>theor_even = np.full_like(even_ns, coef_even, dtype=float)</w:t>
+      </w:r>
+    </w:p>
+    <w:p>
+      <w:pPr>
+        <w:pStyle w:val="Normal"/>
+        <w:ind w:hanging="0"/>
+        <w:rPr>
+          <w:lang w:val="ru-RU"/>
+        </w:rPr>
+      </w:pPr>
+      <w:r>
+        <w:rPr/>
+      </w:r>
+    </w:p>
+    <w:p>
+      <w:pPr>
+        <w:pStyle w:val="Normal"/>
+        <w:ind w:hanging="0"/>
+        <w:rPr>
+          <w:lang w:val="ru-RU"/>
+        </w:rPr>
+      </w:pPr>
+      <w:r>
+        <w:rPr>
+          <w:rFonts w:eastAsia="Courier New" w:cs="Courier New" w:ascii="Courier New" w:hAnsi="Courier New"/>
+          <w:color w:val="000000"/>
+          <w:sz w:val="22"/>
+          <w:szCs w:val="22"/>
+          <w:lang w:val="ru-RU"/>
+        </w:rPr>
+        <w:t xml:space="preserve">    </w:t>
+      </w:r>
+      <w:r>
+        <w:rPr>
+          <w:rFonts w:eastAsia="Courier New" w:cs="Courier New" w:ascii="Courier New" w:hAnsi="Courier New"/>
+          <w:color w:val="000000"/>
+          <w:sz w:val="22"/>
+          <w:szCs w:val="22"/>
+          <w:lang w:val="ru-RU"/>
+        </w:rPr>
+        <w:t>log_c_times = np.log(comp_times)</w:t>
+      </w:r>
+    </w:p>
+    <w:p>
+      <w:pPr>
+        <w:pStyle w:val="Normal"/>
+        <w:ind w:hanging="0"/>
+        <w:rPr>
+          <w:lang w:val="ru-RU"/>
+        </w:rPr>
+      </w:pPr>
+      <w:r>
+        <w:rPr>
+          <w:rFonts w:eastAsia="Courier New" w:cs="Courier New" w:ascii="Courier New" w:hAnsi="Courier New"/>
+          <w:color w:val="000000"/>
+          <w:sz w:val="22"/>
+          <w:szCs w:val="22"/>
+          <w:lang w:val="ru-RU"/>
+        </w:rPr>
+        <w:t xml:space="preserve">    </w:t>
+      </w:r>
+      <w:r>
+        <w:rPr>
+          <w:rFonts w:eastAsia="Courier New" w:cs="Courier New" w:ascii="Courier New" w:hAnsi="Courier New"/>
+          <w:color w:val="000000"/>
+          <w:sz w:val="22"/>
+          <w:szCs w:val="22"/>
+          <w:lang w:val="ru-RU"/>
+        </w:rPr>
+        <w:t>alpha_c, beta_c = np.polyfit(comp_ns, log_c_times, 1)</w:t>
+      </w:r>
+    </w:p>
+    <w:p>
+      <w:pPr>
+        <w:pStyle w:val="Normal"/>
+        <w:ind w:hanging="0"/>
+        <w:rPr>
+          <w:lang w:val="ru-RU"/>
+        </w:rPr>
+      </w:pPr>
+      <w:r>
+        <w:rPr>
+          <w:rFonts w:eastAsia="Courier New" w:cs="Courier New" w:ascii="Courier New" w:hAnsi="Courier New"/>
+          <w:color w:val="000000"/>
+          <w:sz w:val="22"/>
+          <w:szCs w:val="22"/>
+          <w:lang w:val="ru-RU"/>
+        </w:rPr>
+        <w:t xml:space="preserve">    </w:t>
+      </w:r>
+      <w:r>
+        <w:rPr>
+          <w:rFonts w:eastAsia="Courier New" w:cs="Courier New" w:ascii="Courier New" w:hAnsi="Courier New"/>
+          <w:color w:val="000000"/>
+          <w:sz w:val="22"/>
+          <w:szCs w:val="22"/>
+          <w:lang w:val="ru-RU"/>
+        </w:rPr>
+        <w:t>x_comp_smooth = np.linspace(min(comp_ns), max(comp_ns), 200)</w:t>
+      </w:r>
+    </w:p>
+    <w:p>
+      <w:pPr>
+        <w:pStyle w:val="Normal"/>
+        <w:ind w:hanging="0"/>
+        <w:rPr>
+          <w:lang w:val="ru-RU"/>
+        </w:rPr>
+      </w:pPr>
+      <w:r>
+        <w:rPr>
+          <w:rFonts w:eastAsia="Courier New" w:cs="Courier New" w:ascii="Courier New" w:hAnsi="Courier New"/>
+          <w:color w:val="000000"/>
+          <w:sz w:val="22"/>
+          <w:szCs w:val="22"/>
+          <w:lang w:val="ru-RU"/>
+        </w:rPr>
+        <w:t xml:space="preserve">    </w:t>
+      </w:r>
+      <w:r>
+        <w:rPr>
+          <w:rFonts w:eastAsia="Courier New" w:cs="Courier New" w:ascii="Courier New" w:hAnsi="Courier New"/>
+          <w:color w:val="000000"/>
+          <w:sz w:val="22"/>
+          <w:szCs w:val="22"/>
+          <w:lang w:val="ru-RU"/>
+        </w:rPr>
+        <w:t>theor_comp = np.exp(alpha_c * x_comp_smooth + beta_c)</w:t>
+      </w:r>
+    </w:p>
+    <w:p>
+      <w:pPr>
+        <w:pStyle w:val="Normal"/>
+        <w:ind w:hanging="0"/>
+        <w:rPr>
+          <w:lang w:val="ru-RU"/>
+        </w:rPr>
+      </w:pPr>
+      <w:r>
+        <w:rPr/>
+      </w:r>
+    </w:p>
+    <w:p>
+      <w:pPr>
+        <w:pStyle w:val="Normal"/>
+        <w:ind w:hanging="0"/>
+        <w:rPr>
+          <w:lang w:val="ru-RU"/>
+        </w:rPr>
+      </w:pPr>
+      <w:r>
+        <w:rPr>
+          <w:rFonts w:eastAsia="Courier New" w:cs="Courier New" w:ascii="Courier New" w:hAnsi="Courier New"/>
+          <w:color w:val="000000"/>
+          <w:sz w:val="22"/>
+          <w:szCs w:val="22"/>
+          <w:lang w:val="ru-RU"/>
+        </w:rPr>
+        <w:t xml:space="preserve">    </w:t>
+      </w:r>
+      <w:r>
+        <w:rPr>
+          <w:rFonts w:eastAsia="Courier New" w:cs="Courier New" w:ascii="Courier New" w:hAnsi="Courier New"/>
+          <w:color w:val="000000"/>
+          <w:sz w:val="22"/>
+          <w:szCs w:val="22"/>
+          <w:lang w:val="ru-RU"/>
+        </w:rPr>
+        <w:t>log_p_times = np.log(prime_times)</w:t>
+      </w:r>
+    </w:p>
+    <w:p>
+      <w:pPr>
+        <w:pStyle w:val="Normal"/>
+        <w:ind w:hanging="0"/>
+        <w:rPr>
+          <w:lang w:val="ru-RU"/>
+        </w:rPr>
+      </w:pPr>
+      <w:r>
+        <w:rPr>
+          <w:rFonts w:eastAsia="Courier New" w:cs="Courier New" w:ascii="Courier New" w:hAnsi="Courier New"/>
+          <w:color w:val="000000"/>
+          <w:sz w:val="22"/>
+          <w:szCs w:val="22"/>
+          <w:lang w:val="ru-RU"/>
+        </w:rPr>
+        <w:t xml:space="preserve">    </w:t>
+      </w:r>
+      <w:r>
+        <w:rPr>
+          <w:rFonts w:eastAsia="Courier New" w:cs="Courier New" w:ascii="Courier New" w:hAnsi="Courier New"/>
+          <w:color w:val="000000"/>
+          <w:sz w:val="22"/>
+          <w:szCs w:val="22"/>
+          <w:lang w:val="ru-RU"/>
+        </w:rPr>
+        <w:t>alpha_p, beta_p = np.polyfit(prime_ns, log_p_times, 1)</w:t>
+      </w:r>
+    </w:p>
+    <w:p>
+      <w:pPr>
+        <w:pStyle w:val="Normal"/>
+        <w:ind w:hanging="0"/>
+        <w:rPr>
+          <w:lang w:val="ru-RU"/>
+        </w:rPr>
+      </w:pPr>
+      <w:r>
+        <w:rPr>
+          <w:rFonts w:eastAsia="Courier New" w:cs="Courier New" w:ascii="Courier New" w:hAnsi="Courier New"/>
+          <w:color w:val="000000"/>
+          <w:sz w:val="22"/>
+          <w:szCs w:val="22"/>
+          <w:lang w:val="ru-RU"/>
+        </w:rPr>
+        <w:t xml:space="preserve">    </w:t>
+      </w:r>
+      <w:r>
+        <w:rPr>
+          <w:rFonts w:eastAsia="Courier New" w:cs="Courier New" w:ascii="Courier New" w:hAnsi="Courier New"/>
+          <w:color w:val="000000"/>
+          <w:sz w:val="22"/>
+          <w:szCs w:val="22"/>
+          <w:lang w:val="ru-RU"/>
+        </w:rPr>
+        <w:t>x_prime_smooth = np.linspace(min(prime_ns), max(prime_ns), 200)</w:t>
+      </w:r>
+    </w:p>
+    <w:p>
+      <w:pPr>
+        <w:pStyle w:val="Normal"/>
+        <w:ind w:hanging="0"/>
+        <w:rPr>
+          <w:lang w:val="ru-RU"/>
+        </w:rPr>
+      </w:pPr>
+      <w:r>
+        <w:rPr>
+          <w:rFonts w:eastAsia="Courier New" w:cs="Courier New" w:ascii="Courier New" w:hAnsi="Courier New"/>
+          <w:color w:val="000000"/>
+          <w:sz w:val="22"/>
+          <w:szCs w:val="22"/>
+          <w:lang w:val="ru-RU"/>
+        </w:rPr>
+        <w:t xml:space="preserve">    </w:t>
+      </w:r>
+      <w:r>
+        <w:rPr>
+          <w:rFonts w:eastAsia="Courier New" w:cs="Courier New" w:ascii="Courier New" w:hAnsi="Courier New"/>
+          <w:color w:val="000000"/>
+          <w:sz w:val="22"/>
+          <w:szCs w:val="22"/>
+          <w:lang w:val="ru-RU"/>
+        </w:rPr>
+        <w:t>theor_prime = np.exp(alpha_p * x_prime_smooth + beta_p)</w:t>
+      </w:r>
+    </w:p>
+    <w:p>
+      <w:pPr>
+        <w:pStyle w:val="Normal"/>
+        <w:ind w:hanging="0"/>
+        <w:rPr>
+          <w:lang w:val="ru-RU"/>
+        </w:rPr>
+      </w:pPr>
+      <w:r>
+        <w:rPr/>
+      </w:r>
+    </w:p>
+    <w:p>
+      <w:pPr>
+        <w:pStyle w:val="Normal"/>
+        <w:ind w:hanging="0"/>
+        <w:rPr>
+          <w:lang w:val="ru-RU"/>
+        </w:rPr>
+      </w:pPr>
+      <w:r>
+        <w:rPr>
+          <w:rFonts w:eastAsia="Courier New" w:cs="Courier New" w:ascii="Courier New" w:hAnsi="Courier New"/>
+          <w:color w:val="000000"/>
+          <w:sz w:val="22"/>
+          <w:szCs w:val="22"/>
+          <w:lang w:val="ru-RU"/>
+        </w:rPr>
+        <w:t xml:space="preserve">    </w:t>
+      </w:r>
+      <w:r>
+        <w:rPr>
+          <w:rFonts w:eastAsia="Courier New" w:cs="Courier New" w:ascii="Courier New" w:hAnsi="Courier New"/>
+          <w:color w:val="000000"/>
+          <w:sz w:val="22"/>
+          <w:szCs w:val="22"/>
+          <w:lang w:val="ru-RU"/>
+        </w:rPr>
+        <w:t>plt.figure(figsize=(14, 10))</w:t>
+      </w:r>
+    </w:p>
+    <w:p>
+      <w:pPr>
+        <w:pStyle w:val="Normal"/>
+        <w:ind w:hanging="0"/>
+        <w:rPr>
+          <w:lang w:val="ru-RU"/>
+        </w:rPr>
+      </w:pPr>
+      <w:r>
+        <w:rPr/>
+      </w:r>
+    </w:p>
+    <w:p>
+      <w:pPr>
+        <w:pStyle w:val="Normal"/>
+        <w:ind w:hanging="0"/>
+        <w:rPr>
+          <w:lang w:val="ru-RU"/>
+        </w:rPr>
+      </w:pPr>
+      <w:r>
+        <w:rPr>
+          <w:rFonts w:eastAsia="Courier New" w:cs="Courier New" w:ascii="Courier New" w:hAnsi="Courier New"/>
+          <w:color w:val="000000"/>
+          <w:sz w:val="22"/>
+          <w:szCs w:val="22"/>
+          <w:lang w:val="ru-RU"/>
+        </w:rPr>
+        <w:t xml:space="preserve">    </w:t>
+      </w:r>
+      <w:r>
+        <w:rPr>
+          <w:rFonts w:eastAsia="Courier New" w:cs="Courier New" w:ascii="Courier New" w:hAnsi="Courier New"/>
+          <w:color w:val="000000"/>
+          <w:sz w:val="22"/>
+          <w:szCs w:val="22"/>
+          <w:lang w:val="ru-RU"/>
+        </w:rPr>
+        <w:t>ax1 = plt.subplot(2, 1, 1)</w:t>
+      </w:r>
+    </w:p>
+    <w:p>
+      <w:pPr>
+        <w:pStyle w:val="Normal"/>
+        <w:ind w:hanging="0"/>
+        <w:rPr>
+          <w:lang w:val="ru-RU"/>
+        </w:rPr>
+      </w:pPr>
+      <w:r>
+        <w:rPr>
+          <w:rFonts w:eastAsia="Courier New" w:cs="Courier New" w:ascii="Courier New" w:hAnsi="Courier New"/>
+          <w:color w:val="000000"/>
+          <w:sz w:val="22"/>
+          <w:szCs w:val="22"/>
+          <w:lang w:val="ru-RU"/>
+        </w:rPr>
+        <w:t xml:space="preserve">    </w:t>
+      </w:r>
+      <w:r>
+        <w:rPr>
+          <w:rFonts w:eastAsia="Courier New" w:cs="Courier New" w:ascii="Courier New" w:hAnsi="Courier New"/>
+          <w:color w:val="000000"/>
+          <w:sz w:val="22"/>
+          <w:szCs w:val="22"/>
+          <w:lang w:val="ru-RU"/>
+        </w:rPr>
+        <w:t>ax1.plot(even_ns, even_times, "g-o", label="Четное-практика")</w:t>
+      </w:r>
+    </w:p>
+    <w:p>
+      <w:pPr>
+        <w:pStyle w:val="Normal"/>
+        <w:ind w:hanging="0"/>
+        <w:rPr>
+          <w:lang w:val="ru-RU"/>
+        </w:rPr>
+      </w:pPr>
+      <w:r>
+        <w:rPr>
+          <w:rFonts w:eastAsia="Courier New" w:cs="Courier New" w:ascii="Courier New" w:hAnsi="Courier New"/>
+          <w:color w:val="000000"/>
+          <w:sz w:val="22"/>
+          <w:szCs w:val="22"/>
+          <w:lang w:val="ru-RU"/>
+        </w:rPr>
+        <w:t xml:space="preserve">    </w:t>
+      </w:r>
+      <w:r>
+        <w:rPr>
+          <w:rFonts w:eastAsia="Courier New" w:cs="Courier New" w:ascii="Courier New" w:hAnsi="Courier New"/>
+          <w:color w:val="000000"/>
+          <w:sz w:val="22"/>
+          <w:szCs w:val="22"/>
+          <w:lang w:val="ru-RU"/>
+        </w:rPr>
+        <w:t>ax1.plot(even_ns, theor_even, "g--", label="Четное-теория (O(1))")</w:t>
+      </w:r>
+    </w:p>
+    <w:p>
+      <w:pPr>
+        <w:pStyle w:val="Normal"/>
+        <w:ind w:hanging="0"/>
+        <w:rPr>
+          <w:lang w:val="ru-RU"/>
+        </w:rPr>
+      </w:pPr>
+      <w:r>
+        <w:rPr/>
+      </w:r>
+    </w:p>
+    <w:p>
+      <w:pPr>
+        <w:pStyle w:val="Normal"/>
+        <w:ind w:hanging="0"/>
+        <w:rPr>
+          <w:lang w:val="ru-RU"/>
+        </w:rPr>
+      </w:pPr>
+      <w:r>
+        <w:rPr>
+          <w:rFonts w:eastAsia="Courier New" w:cs="Courier New" w:ascii="Courier New" w:hAnsi="Courier New"/>
+          <w:color w:val="000000"/>
+          <w:sz w:val="22"/>
+          <w:szCs w:val="22"/>
+          <w:lang w:val="ru-RU"/>
+        </w:rPr>
+        <w:t xml:space="preserve">    </w:t>
+      </w:r>
+      <w:r>
+        <w:rPr>
+          <w:rFonts w:eastAsia="Courier New" w:cs="Courier New" w:ascii="Courier New" w:hAnsi="Courier New"/>
+          <w:color w:val="000000"/>
+          <w:sz w:val="22"/>
+          <w:szCs w:val="22"/>
+          <w:lang w:val="ru-RU"/>
+        </w:rPr>
+        <w:t>ax1.plot(comp_ns, comp_times, "b-o", label="Составное-практика")</w:t>
+      </w:r>
+    </w:p>
+    <w:p>
+      <w:pPr>
+        <w:pStyle w:val="Normal"/>
+        <w:ind w:hanging="0"/>
+        <w:rPr>
+          <w:lang w:val="ru-RU"/>
+        </w:rPr>
+      </w:pPr>
+      <w:r>
+        <w:rPr>
+          <w:rFonts w:eastAsia="Courier New" w:cs="Courier New" w:ascii="Courier New" w:hAnsi="Courier New"/>
+          <w:color w:val="000000"/>
+          <w:sz w:val="22"/>
+          <w:szCs w:val="22"/>
+          <w:lang w:val="ru-RU"/>
+        </w:rPr>
+        <w:t xml:space="preserve">    </w:t>
+      </w:r>
+      <w:r>
+        <w:rPr>
+          <w:rFonts w:eastAsia="Courier New" w:cs="Courier New" w:ascii="Courier New" w:hAnsi="Courier New"/>
+          <w:color w:val="000000"/>
+          <w:sz w:val="22"/>
+          <w:szCs w:val="22"/>
+          <w:lang w:val="ru-RU"/>
+        </w:rPr>
+        <w:t>ax1.plot(</w:t>
       </w:r>
     </w:p>
     <w:p>
@@ -5762,7 +8393,7 @@
           <w:szCs w:val="22"/>
           <w:lang w:val="ru-RU"/>
         </w:rPr>
-        <w:t>size = 1</w:t>
+        <w:t>x_comp_smooth,</w:t>
       </w:r>
     </w:p>
     <w:p>
@@ -5791,123 +8422,7 @@
           <w:szCs w:val="22"/>
           <w:lang w:val="ru-RU"/>
         </w:rPr>
-        <w:t>while x + size &lt; n_local and y + size &lt; n_local:</w:t>
-      </w:r>
-    </w:p>
-    <w:p>
-      <w:pPr>
-        <w:pStyle w:val="Normal"/>
-        <w:ind w:hanging="0"/>
-        <w:rPr>
-          <w:lang w:val="ru-RU"/>
-        </w:rPr>
-      </w:pPr>
-      <w:r>
-        <w:rPr>
-          <w:rFonts w:eastAsia="Courier New" w:cs="Courier New" w:ascii="Courier New" w:hAnsi="Courier New"/>
-          <w:color w:val="000000"/>
-          <w:sz w:val="22"/>
-          <w:szCs w:val="22"/>
-          <w:lang w:val="ru-RU"/>
-        </w:rPr>
-        <w:t xml:space="preserve">            </w:t>
-      </w:r>
-      <w:r>
-        <w:rPr>
-          <w:rFonts w:eastAsia="Courier New" w:cs="Courier New" w:ascii="Courier New" w:hAnsi="Courier New"/>
-          <w:color w:val="000000"/>
-          <w:sz w:val="22"/>
-          <w:szCs w:val="22"/>
-          <w:lang w:val="ru-RU"/>
-        </w:rPr>
-        <w:t>mask = ((1 &lt;&lt; (size + 1)) - 1) &lt;&lt; x</w:t>
-      </w:r>
-    </w:p>
-    <w:p>
-      <w:pPr>
-        <w:pStyle w:val="Normal"/>
-        <w:ind w:hanging="0"/>
-        <w:rPr>
-          <w:lang w:val="ru-RU"/>
-        </w:rPr>
-      </w:pPr>
-      <w:r>
-        <w:rPr>
-          <w:rFonts w:eastAsia="Courier New" w:cs="Courier New" w:ascii="Courier New" w:hAnsi="Courier New"/>
-          <w:color w:val="000000"/>
-          <w:sz w:val="22"/>
-          <w:szCs w:val="22"/>
-          <w:lang w:val="ru-RU"/>
-        </w:rPr>
-        <w:t xml:space="preserve">            </w:t>
-      </w:r>
-      <w:r>
-        <w:rPr>
-          <w:rFonts w:eastAsia="Courier New" w:cs="Courier New" w:ascii="Courier New" w:hAnsi="Courier New"/>
-          <w:color w:val="000000"/>
-          <w:sz w:val="22"/>
-          <w:szCs w:val="22"/>
-          <w:lang w:val="ru-RU"/>
-        </w:rPr>
-        <w:t xml:space="preserve">if any(board[y+i] &amp; mask for i in range(size + 1)): </w:t>
-      </w:r>
-    </w:p>
-    <w:p>
-      <w:pPr>
-        <w:pStyle w:val="Normal"/>
-        <w:ind w:hanging="0"/>
-        <w:rPr>
-          <w:lang w:val="ru-RU"/>
-        </w:rPr>
-      </w:pPr>
-      <w:r>
-        <w:rPr>
-          <w:rFonts w:eastAsia="Courier New" w:cs="Courier New" w:ascii="Courier New" w:hAnsi="Courier New"/>
-          <w:color w:val="000000"/>
-          <w:sz w:val="22"/>
-          <w:szCs w:val="22"/>
-          <w:lang w:val="ru-RU"/>
-        </w:rPr>
-        <w:t xml:space="preserve">                </w:t>
-      </w:r>
-      <w:r>
-        <w:rPr>
-          <w:rFonts w:eastAsia="Courier New" w:cs="Courier New" w:ascii="Courier New" w:hAnsi="Courier New"/>
-          <w:color w:val="000000"/>
-          <w:sz w:val="22"/>
-          <w:szCs w:val="22"/>
-          <w:lang w:val="ru-RU"/>
-        </w:rPr>
-        <w:t>break</w:t>
-      </w:r>
-    </w:p>
-    <w:p>
-      <w:pPr>
-        <w:pStyle w:val="Normal"/>
-        <w:ind w:hanging="0"/>
-        <w:rPr>
-          <w:lang w:val="ru-RU"/>
-        </w:rPr>
-      </w:pPr>
-      <w:r>
-        <w:rPr>
-          <w:rFonts w:eastAsia="Courier New" w:cs="Courier New" w:ascii="Courier New" w:hAnsi="Courier New"/>
-          <w:color w:val="000000"/>
-          <w:sz w:val="22"/>
-          <w:szCs w:val="22"/>
-          <w:lang w:val="ru-RU"/>
-        </w:rPr>
-        <w:t xml:space="preserve">            </w:t>
-      </w:r>
-      <w:r>
-        <w:rPr>
-          <w:rFonts w:eastAsia="Courier New" w:cs="Courier New" w:ascii="Courier New" w:hAnsi="Courier New"/>
-          <w:color w:val="000000"/>
-          <w:sz w:val="22"/>
-          <w:szCs w:val="22"/>
-          <w:lang w:val="ru-RU"/>
-        </w:rPr>
-        <w:t>size += 1</w:t>
+        <w:t>theor_comp,</w:t>
       </w:r>
     </w:p>
     <w:p>
@@ -5936,24 +8451,36 @@
           <w:szCs w:val="22"/>
           <w:lang w:val="ru-RU"/>
         </w:rPr>
-        <w:t>return size</w:t>
-      </w:r>
-    </w:p>
-    <w:p>
-      <w:pPr>
-        <w:pStyle w:val="Normal"/>
-        <w:ind w:hanging="0"/>
-        <w:rPr>
-          <w:rFonts w:ascii="Courier New" w:hAnsi="Courier New" w:eastAsia="Courier New" w:cs="Courier New"/>
-          <w:color w:val="000000"/>
-          <w:sz w:val="22"/>
-          <w:szCs w:val="22"/>
-        </w:rPr>
-      </w:pPr>
-      <w:r>
-        <w:rPr>
-          <w:lang w:val="ru-RU"/>
-        </w:rPr>
+        <w:t>"b--",</w:t>
+      </w:r>
+    </w:p>
+    <w:p>
+      <w:pPr>
+        <w:pStyle w:val="Normal"/>
+        <w:ind w:hanging="0"/>
+        <w:rPr>
+          <w:lang w:val="ru-RU"/>
+        </w:rPr>
+      </w:pPr>
+      <w:r>
+        <w:rPr>
+          <w:rFonts w:eastAsia="Courier New" w:cs="Courier New" w:ascii="Courier New" w:hAnsi="Courier New"/>
+          <w:color w:val="000000"/>
+          <w:sz w:val="22"/>
+          <w:szCs w:val="22"/>
+          <w:lang w:val="ru-RU"/>
+        </w:rPr>
+        <w:t xml:space="preserve">        </w:t>
+      </w:r>
+      <w:r>
+        <w:rPr>
+          <w:rFonts w:eastAsia="Courier New" w:cs="Courier New" w:ascii="Courier New" w:hAnsi="Courier New"/>
+          <w:color w:val="000000"/>
+          <w:sz w:val="22"/>
+          <w:szCs w:val="22"/>
+          <w:lang w:val="ru-RU"/>
+        </w:rPr>
+        <w:t>label="Составное-теория (экспонента)",</w:t>
       </w:r>
     </w:p>
     <w:p>
@@ -5982,7 +8509,234 @@
           <w:szCs w:val="22"/>
           <w:lang w:val="ru-RU"/>
         </w:rPr>
-        <w:t>def backtrack(count):</w:t>
+        <w:t>)</w:t>
+      </w:r>
+    </w:p>
+    <w:p>
+      <w:pPr>
+        <w:pStyle w:val="Normal"/>
+        <w:ind w:hanging="0"/>
+        <w:rPr>
+          <w:lang w:val="ru-RU"/>
+        </w:rPr>
+      </w:pPr>
+      <w:r>
+        <w:rPr/>
+      </w:r>
+    </w:p>
+    <w:p>
+      <w:pPr>
+        <w:pStyle w:val="Normal"/>
+        <w:ind w:hanging="0"/>
+        <w:rPr>
+          <w:lang w:val="ru-RU"/>
+        </w:rPr>
+      </w:pPr>
+      <w:r>
+        <w:rPr>
+          <w:rFonts w:eastAsia="Courier New" w:cs="Courier New" w:ascii="Courier New" w:hAnsi="Courier New"/>
+          <w:color w:val="000000"/>
+          <w:sz w:val="22"/>
+          <w:szCs w:val="22"/>
+          <w:lang w:val="ru-RU"/>
+        </w:rPr>
+        <w:t xml:space="preserve">    </w:t>
+      </w:r>
+      <w:r>
+        <w:rPr>
+          <w:rFonts w:eastAsia="Courier New" w:cs="Courier New" w:ascii="Courier New" w:hAnsi="Courier New"/>
+          <w:color w:val="000000"/>
+          <w:sz w:val="22"/>
+          <w:szCs w:val="22"/>
+          <w:lang w:val="ru-RU"/>
+        </w:rPr>
+        <w:t>ax1.set_xlabel("N")</w:t>
+      </w:r>
+    </w:p>
+    <w:p>
+      <w:pPr>
+        <w:pStyle w:val="Normal"/>
+        <w:ind w:hanging="0"/>
+        <w:rPr>
+          <w:lang w:val="ru-RU"/>
+        </w:rPr>
+      </w:pPr>
+      <w:r>
+        <w:rPr>
+          <w:rFonts w:eastAsia="Courier New" w:cs="Courier New" w:ascii="Courier New" w:hAnsi="Courier New"/>
+          <w:color w:val="000000"/>
+          <w:sz w:val="22"/>
+          <w:szCs w:val="22"/>
+          <w:lang w:val="ru-RU"/>
+        </w:rPr>
+        <w:t xml:space="preserve">    </w:t>
+      </w:r>
+      <w:r>
+        <w:rPr>
+          <w:rFonts w:eastAsia="Courier New" w:cs="Courier New" w:ascii="Courier New" w:hAnsi="Courier New"/>
+          <w:color w:val="000000"/>
+          <w:sz w:val="22"/>
+          <w:szCs w:val="22"/>
+          <w:lang w:val="ru-RU"/>
+        </w:rPr>
+        <w:t>ax1.set_ylabel("Время (сек)")</w:t>
+      </w:r>
+    </w:p>
+    <w:p>
+      <w:pPr>
+        <w:pStyle w:val="Normal"/>
+        <w:ind w:hanging="0"/>
+        <w:rPr>
+          <w:lang w:val="ru-RU"/>
+        </w:rPr>
+      </w:pPr>
+      <w:r>
+        <w:rPr>
+          <w:rFonts w:eastAsia="Courier New" w:cs="Courier New" w:ascii="Courier New" w:hAnsi="Courier New"/>
+          <w:color w:val="000000"/>
+          <w:sz w:val="22"/>
+          <w:szCs w:val="22"/>
+          <w:lang w:val="ru-RU"/>
+        </w:rPr>
+        <w:t xml:space="preserve">    </w:t>
+      </w:r>
+      <w:r>
+        <w:rPr>
+          <w:rFonts w:eastAsia="Courier New" w:cs="Courier New" w:ascii="Courier New" w:hAnsi="Courier New"/>
+          <w:color w:val="000000"/>
+          <w:sz w:val="22"/>
+          <w:szCs w:val="22"/>
+          <w:lang w:val="ru-RU"/>
+        </w:rPr>
+        <w:t>ax1.grid(True)</w:t>
+      </w:r>
+    </w:p>
+    <w:p>
+      <w:pPr>
+        <w:pStyle w:val="Normal"/>
+        <w:ind w:hanging="0"/>
+        <w:rPr>
+          <w:lang w:val="ru-RU"/>
+        </w:rPr>
+      </w:pPr>
+      <w:r>
+        <w:rPr>
+          <w:rFonts w:eastAsia="Courier New" w:cs="Courier New" w:ascii="Courier New" w:hAnsi="Courier New"/>
+          <w:color w:val="000000"/>
+          <w:sz w:val="22"/>
+          <w:szCs w:val="22"/>
+          <w:lang w:val="ru-RU"/>
+        </w:rPr>
+        <w:t xml:space="preserve">    </w:t>
+      </w:r>
+      <w:r>
+        <w:rPr>
+          <w:rFonts w:eastAsia="Courier New" w:cs="Courier New" w:ascii="Courier New" w:hAnsi="Courier New"/>
+          <w:color w:val="000000"/>
+          <w:sz w:val="22"/>
+          <w:szCs w:val="22"/>
+          <w:lang w:val="ru-RU"/>
+        </w:rPr>
+        <w:t>ax1.legend()</w:t>
+      </w:r>
+    </w:p>
+    <w:p>
+      <w:pPr>
+        <w:pStyle w:val="Normal"/>
+        <w:ind w:hanging="0"/>
+        <w:rPr>
+          <w:lang w:val="ru-RU"/>
+        </w:rPr>
+      </w:pPr>
+      <w:r>
+        <w:rPr/>
+      </w:r>
+    </w:p>
+    <w:p>
+      <w:pPr>
+        <w:pStyle w:val="Normal"/>
+        <w:ind w:hanging="0"/>
+        <w:rPr>
+          <w:lang w:val="ru-RU"/>
+        </w:rPr>
+      </w:pPr>
+      <w:r>
+        <w:rPr>
+          <w:rFonts w:eastAsia="Courier New" w:cs="Courier New" w:ascii="Courier New" w:hAnsi="Courier New"/>
+          <w:color w:val="000000"/>
+          <w:sz w:val="22"/>
+          <w:szCs w:val="22"/>
+          <w:lang w:val="ru-RU"/>
+        </w:rPr>
+        <w:t xml:space="preserve">    </w:t>
+      </w:r>
+      <w:r>
+        <w:rPr>
+          <w:rFonts w:eastAsia="Courier New" w:cs="Courier New" w:ascii="Courier New" w:hAnsi="Courier New"/>
+          <w:color w:val="000000"/>
+          <w:sz w:val="22"/>
+          <w:szCs w:val="22"/>
+          <w:lang w:val="ru-RU"/>
+        </w:rPr>
+        <w:t>ax2 = plt.subplot(2, 1, 2)</w:t>
+      </w:r>
+    </w:p>
+    <w:p>
+      <w:pPr>
+        <w:pStyle w:val="Normal"/>
+        <w:ind w:hanging="0"/>
+        <w:rPr>
+          <w:lang w:val="ru-RU"/>
+        </w:rPr>
+      </w:pPr>
+      <w:r>
+        <w:rPr>
+          <w:rFonts w:eastAsia="Courier New" w:cs="Courier New" w:ascii="Courier New" w:hAnsi="Courier New"/>
+          <w:color w:val="000000"/>
+          <w:sz w:val="22"/>
+          <w:szCs w:val="22"/>
+          <w:lang w:val="ru-RU"/>
+        </w:rPr>
+        <w:t xml:space="preserve">    </w:t>
+      </w:r>
+      <w:r>
+        <w:rPr>
+          <w:rFonts w:eastAsia="Courier New" w:cs="Courier New" w:ascii="Courier New" w:hAnsi="Courier New"/>
+          <w:color w:val="000000"/>
+          <w:sz w:val="22"/>
+          <w:szCs w:val="22"/>
+          <w:lang w:val="ru-RU"/>
+        </w:rPr>
+        <w:t>ax2.plot(prime_ns, prime_times, "r-o", label="Простое-практика")</w:t>
+      </w:r>
+    </w:p>
+    <w:p>
+      <w:pPr>
+        <w:pStyle w:val="Normal"/>
+        <w:ind w:hanging="0"/>
+        <w:rPr>
+          <w:lang w:val="ru-RU"/>
+        </w:rPr>
+      </w:pPr>
+      <w:r>
+        <w:rPr>
+          <w:rFonts w:eastAsia="Courier New" w:cs="Courier New" w:ascii="Courier New" w:hAnsi="Courier New"/>
+          <w:color w:val="000000"/>
+          <w:sz w:val="22"/>
+          <w:szCs w:val="22"/>
+          <w:lang w:val="ru-RU"/>
+        </w:rPr>
+        <w:t xml:space="preserve">    </w:t>
+      </w:r>
+      <w:r>
+        <w:rPr>
+          <w:rFonts w:eastAsia="Courier New" w:cs="Courier New" w:ascii="Courier New" w:hAnsi="Courier New"/>
+          <w:color w:val="000000"/>
+          <w:sz w:val="22"/>
+          <w:szCs w:val="22"/>
+          <w:lang w:val="ru-RU"/>
+        </w:rPr>
+        <w:t>ax2.plot(</w:t>
       </w:r>
     </w:p>
     <w:p>
@@ -6011,7 +8765,7 @@
           <w:szCs w:val="22"/>
           <w:lang w:val="ru-RU"/>
         </w:rPr>
-        <w:t>if count &gt;= state['best_k']: return</w:t>
+        <w:t>x_prime_smooth,</w:t>
       </w:r>
     </w:p>
     <w:p>
@@ -6040,7 +8794,7 @@
           <w:szCs w:val="22"/>
           <w:lang w:val="ru-RU"/>
         </w:rPr>
-        <w:t>pos = find_first()</w:t>
+        <w:t>theor_prime,</w:t>
       </w:r>
     </w:p>
     <w:p>
@@ -6069,94 +8823,7 @@
           <w:szCs w:val="22"/>
           <w:lang w:val="ru-RU"/>
         </w:rPr>
-        <w:t>if pos is None:</w:t>
-      </w:r>
-    </w:p>
-    <w:p>
-      <w:pPr>
-        <w:pStyle w:val="Normal"/>
-        <w:ind w:hanging="0"/>
-        <w:rPr>
-          <w:lang w:val="ru-RU"/>
-        </w:rPr>
-      </w:pPr>
-      <w:r>
-        <w:rPr>
-          <w:rFonts w:eastAsia="Courier New" w:cs="Courier New" w:ascii="Courier New" w:hAnsi="Courier New"/>
-          <w:color w:val="000000"/>
-          <w:sz w:val="22"/>
-          <w:szCs w:val="22"/>
-          <w:lang w:val="ru-RU"/>
-        </w:rPr>
-        <w:t xml:space="preserve">            </w:t>
-      </w:r>
-      <w:r>
-        <w:rPr>
-          <w:rFonts w:eastAsia="Courier New" w:cs="Courier New" w:ascii="Courier New" w:hAnsi="Courier New"/>
-          <w:color w:val="000000"/>
-          <w:sz w:val="22"/>
-          <w:szCs w:val="22"/>
-          <w:lang w:val="ru-RU"/>
-        </w:rPr>
-        <w:t>state['best_k'] = count</w:t>
-      </w:r>
-    </w:p>
-    <w:p>
-      <w:pPr>
-        <w:pStyle w:val="Normal"/>
-        <w:ind w:hanging="0"/>
-        <w:rPr>
-          <w:lang w:val="ru-RU"/>
-        </w:rPr>
-      </w:pPr>
-      <w:r>
-        <w:rPr>
-          <w:rFonts w:eastAsia="Courier New" w:cs="Courier New" w:ascii="Courier New" w:hAnsi="Courier New"/>
-          <w:color w:val="000000"/>
-          <w:sz w:val="22"/>
-          <w:szCs w:val="22"/>
-          <w:lang w:val="ru-RU"/>
-        </w:rPr>
-        <w:t xml:space="preserve">            </w:t>
-      </w:r>
-      <w:r>
-        <w:rPr>
-          <w:rFonts w:eastAsia="Courier New" w:cs="Courier New" w:ascii="Courier New" w:hAnsi="Courier New"/>
-          <w:color w:val="000000"/>
-          <w:sz w:val="22"/>
-          <w:szCs w:val="22"/>
-          <w:lang w:val="ru-RU"/>
-        </w:rPr>
-        <w:t>state['best_res'] = current_res[:]</w:t>
-      </w:r>
-    </w:p>
-    <w:p>
-      <w:pPr>
-        <w:pStyle w:val="Normal"/>
-        <w:ind w:hanging="0"/>
-        <w:rPr>
-          <w:lang w:val="ru-RU"/>
-        </w:rPr>
-      </w:pPr>
-      <w:r>
-        <w:rPr>
-          <w:rFonts w:eastAsia="Courier New" w:cs="Courier New" w:ascii="Courier New" w:hAnsi="Courier New"/>
-          <w:color w:val="000000"/>
-          <w:sz w:val="22"/>
-          <w:szCs w:val="22"/>
-          <w:lang w:val="ru-RU"/>
-        </w:rPr>
-        <w:t xml:space="preserve">            </w:t>
-      </w:r>
-      <w:r>
-        <w:rPr>
-          <w:rFonts w:eastAsia="Courier New" w:cs="Courier New" w:ascii="Courier New" w:hAnsi="Courier New"/>
-          <w:color w:val="000000"/>
-          <w:sz w:val="22"/>
-          <w:szCs w:val="22"/>
-          <w:lang w:val="ru-RU"/>
-        </w:rPr>
-        <w:t>return</w:t>
+        <w:t>"r--",</w:t>
       </w:r>
     </w:p>
     <w:p>
@@ -6185,7 +8852,335 @@
           <w:szCs w:val="22"/>
           <w:lang w:val="ru-RU"/>
         </w:rPr>
-        <w:t>x, y = pos</w:t>
+        <w:t>label="Простое-теория (O(c^N))",</w:t>
+      </w:r>
+    </w:p>
+    <w:p>
+      <w:pPr>
+        <w:pStyle w:val="Normal"/>
+        <w:ind w:hanging="0"/>
+        <w:rPr>
+          <w:lang w:val="ru-RU"/>
+        </w:rPr>
+      </w:pPr>
+      <w:r>
+        <w:rPr>
+          <w:rFonts w:eastAsia="Courier New" w:cs="Courier New" w:ascii="Courier New" w:hAnsi="Courier New"/>
+          <w:color w:val="000000"/>
+          <w:sz w:val="22"/>
+          <w:szCs w:val="22"/>
+          <w:lang w:val="ru-RU"/>
+        </w:rPr>
+        <w:t xml:space="preserve">    </w:t>
+      </w:r>
+      <w:r>
+        <w:rPr>
+          <w:rFonts w:eastAsia="Courier New" w:cs="Courier New" w:ascii="Courier New" w:hAnsi="Courier New"/>
+          <w:color w:val="000000"/>
+          <w:sz w:val="22"/>
+          <w:szCs w:val="22"/>
+          <w:lang w:val="ru-RU"/>
+        </w:rPr>
+        <w:t>)</w:t>
+      </w:r>
+    </w:p>
+    <w:p>
+      <w:pPr>
+        <w:pStyle w:val="Normal"/>
+        <w:ind w:hanging="0"/>
+        <w:rPr>
+          <w:lang w:val="ru-RU"/>
+        </w:rPr>
+      </w:pPr>
+      <w:r>
+        <w:rPr/>
+      </w:r>
+    </w:p>
+    <w:p>
+      <w:pPr>
+        <w:pStyle w:val="Normal"/>
+        <w:ind w:hanging="0"/>
+        <w:rPr>
+          <w:lang w:val="ru-RU"/>
+        </w:rPr>
+      </w:pPr>
+      <w:r>
+        <w:rPr>
+          <w:rFonts w:eastAsia="Courier New" w:cs="Courier New" w:ascii="Courier New" w:hAnsi="Courier New"/>
+          <w:color w:val="000000"/>
+          <w:sz w:val="22"/>
+          <w:szCs w:val="22"/>
+          <w:lang w:val="ru-RU"/>
+        </w:rPr>
+        <w:t xml:space="preserve">    </w:t>
+      </w:r>
+      <w:r>
+        <w:rPr>
+          <w:rFonts w:eastAsia="Courier New" w:cs="Courier New" w:ascii="Courier New" w:hAnsi="Courier New"/>
+          <w:color w:val="000000"/>
+          <w:sz w:val="22"/>
+          <w:szCs w:val="22"/>
+          <w:lang w:val="ru-RU"/>
+        </w:rPr>
+        <w:t>ax2.set_xlabel("N")</w:t>
+      </w:r>
+    </w:p>
+    <w:p>
+      <w:pPr>
+        <w:pStyle w:val="Normal"/>
+        <w:ind w:hanging="0"/>
+        <w:rPr>
+          <w:lang w:val="ru-RU"/>
+        </w:rPr>
+      </w:pPr>
+      <w:r>
+        <w:rPr>
+          <w:rFonts w:eastAsia="Courier New" w:cs="Courier New" w:ascii="Courier New" w:hAnsi="Courier New"/>
+          <w:color w:val="000000"/>
+          <w:sz w:val="22"/>
+          <w:szCs w:val="22"/>
+          <w:lang w:val="ru-RU"/>
+        </w:rPr>
+        <w:t xml:space="preserve">    </w:t>
+      </w:r>
+      <w:r>
+        <w:rPr>
+          <w:rFonts w:eastAsia="Courier New" w:cs="Courier New" w:ascii="Courier New" w:hAnsi="Courier New"/>
+          <w:color w:val="000000"/>
+          <w:sz w:val="22"/>
+          <w:szCs w:val="22"/>
+          <w:lang w:val="ru-RU"/>
+        </w:rPr>
+        <w:t>ax2.set_ylabel("Время (сек)")</w:t>
+      </w:r>
+    </w:p>
+    <w:p>
+      <w:pPr>
+        <w:pStyle w:val="Normal"/>
+        <w:ind w:hanging="0"/>
+        <w:rPr>
+          <w:lang w:val="ru-RU"/>
+        </w:rPr>
+      </w:pPr>
+      <w:r>
+        <w:rPr>
+          <w:rFonts w:eastAsia="Courier New" w:cs="Courier New" w:ascii="Courier New" w:hAnsi="Courier New"/>
+          <w:color w:val="000000"/>
+          <w:sz w:val="22"/>
+          <w:szCs w:val="22"/>
+          <w:lang w:val="ru-RU"/>
+        </w:rPr>
+        <w:t xml:space="preserve">    </w:t>
+      </w:r>
+      <w:r>
+        <w:rPr>
+          <w:rFonts w:eastAsia="Courier New" w:cs="Courier New" w:ascii="Courier New" w:hAnsi="Courier New"/>
+          <w:color w:val="000000"/>
+          <w:sz w:val="22"/>
+          <w:szCs w:val="22"/>
+          <w:lang w:val="ru-RU"/>
+        </w:rPr>
+        <w:t>ax2.grid(True)</w:t>
+      </w:r>
+    </w:p>
+    <w:p>
+      <w:pPr>
+        <w:pStyle w:val="Normal"/>
+        <w:ind w:hanging="0"/>
+        <w:rPr>
+          <w:lang w:val="ru-RU"/>
+        </w:rPr>
+      </w:pPr>
+      <w:r>
+        <w:rPr>
+          <w:rFonts w:eastAsia="Courier New" w:cs="Courier New" w:ascii="Courier New" w:hAnsi="Courier New"/>
+          <w:color w:val="000000"/>
+          <w:sz w:val="22"/>
+          <w:szCs w:val="22"/>
+          <w:lang w:val="ru-RU"/>
+        </w:rPr>
+        <w:t xml:space="preserve">    </w:t>
+      </w:r>
+      <w:r>
+        <w:rPr>
+          <w:rFonts w:eastAsia="Courier New" w:cs="Courier New" w:ascii="Courier New" w:hAnsi="Courier New"/>
+          <w:color w:val="000000"/>
+          <w:sz w:val="22"/>
+          <w:szCs w:val="22"/>
+          <w:lang w:val="ru-RU"/>
+        </w:rPr>
+        <w:t>ax2.legend()</w:t>
+      </w:r>
+    </w:p>
+    <w:p>
+      <w:pPr>
+        <w:pStyle w:val="Normal"/>
+        <w:ind w:hanging="0"/>
+        <w:rPr>
+          <w:lang w:val="ru-RU"/>
+        </w:rPr>
+      </w:pPr>
+      <w:r>
+        <w:rPr/>
+      </w:r>
+    </w:p>
+    <w:p>
+      <w:pPr>
+        <w:pStyle w:val="Normal"/>
+        <w:ind w:hanging="0"/>
+        <w:rPr>
+          <w:lang w:val="ru-RU"/>
+        </w:rPr>
+      </w:pPr>
+      <w:r>
+        <w:rPr>
+          <w:rFonts w:eastAsia="Courier New" w:cs="Courier New" w:ascii="Courier New" w:hAnsi="Courier New"/>
+          <w:color w:val="000000"/>
+          <w:sz w:val="22"/>
+          <w:szCs w:val="22"/>
+          <w:lang w:val="ru-RU"/>
+        </w:rPr>
+        <w:t xml:space="preserve">    </w:t>
+      </w:r>
+      <w:r>
+        <w:rPr>
+          <w:rFonts w:eastAsia="Courier New" w:cs="Courier New" w:ascii="Courier New" w:hAnsi="Courier New"/>
+          <w:color w:val="000000"/>
+          <w:sz w:val="22"/>
+          <w:szCs w:val="22"/>
+          <w:lang w:val="ru-RU"/>
+        </w:rPr>
+        <w:t>plt.tight_layout()</w:t>
+      </w:r>
+    </w:p>
+    <w:p>
+      <w:pPr>
+        <w:pStyle w:val="Normal"/>
+        <w:ind w:hanging="0"/>
+        <w:rPr>
+          <w:lang w:val="ru-RU"/>
+        </w:rPr>
+      </w:pPr>
+      <w:r>
+        <w:rPr>
+          <w:rFonts w:eastAsia="Courier New" w:cs="Courier New" w:ascii="Courier New" w:hAnsi="Courier New"/>
+          <w:color w:val="000000"/>
+          <w:sz w:val="22"/>
+          <w:szCs w:val="22"/>
+          <w:lang w:val="ru-RU"/>
+        </w:rPr>
+        <w:t xml:space="preserve">    </w:t>
+      </w:r>
+      <w:r>
+        <w:rPr>
+          <w:rFonts w:eastAsia="Courier New" w:cs="Courier New" w:ascii="Courier New" w:hAnsi="Courier New"/>
+          <w:color w:val="000000"/>
+          <w:sz w:val="22"/>
+          <w:szCs w:val="22"/>
+          <w:lang w:val="ru-RU"/>
+        </w:rPr>
+        <w:t>plt.show()</w:t>
+      </w:r>
+    </w:p>
+    <w:p>
+      <w:pPr>
+        <w:pStyle w:val="Normal"/>
+        <w:ind w:hanging="0"/>
+        <w:rPr>
+          <w:lang w:val="ru-RU"/>
+        </w:rPr>
+      </w:pPr>
+      <w:r>
+        <w:rPr/>
+      </w:r>
+    </w:p>
+    <w:p>
+      <w:pPr>
+        <w:pStyle w:val="Normal"/>
+        <w:ind w:hanging="0"/>
+        <w:rPr>
+          <w:lang w:val="ru-RU"/>
+        </w:rPr>
+      </w:pPr>
+      <w:r>
+        <w:rPr/>
+      </w:r>
+    </w:p>
+    <w:p>
+      <w:pPr>
+        <w:pStyle w:val="Normal"/>
+        <w:ind w:hanging="0"/>
+        <w:rPr>
+          <w:lang w:val="ru-RU"/>
+        </w:rPr>
+      </w:pPr>
+      <w:r>
+        <w:rPr>
+          <w:rFonts w:eastAsia="Courier New" w:cs="Courier New" w:ascii="Courier New" w:hAnsi="Courier New"/>
+          <w:color w:val="000000"/>
+          <w:sz w:val="22"/>
+          <w:szCs w:val="22"/>
+          <w:lang w:val="ru-RU"/>
+        </w:rPr>
+        <w:t>if __name__ == "__main__":</w:t>
+      </w:r>
+    </w:p>
+    <w:p>
+      <w:pPr>
+        <w:pStyle w:val="Normal"/>
+        <w:ind w:hanging="0"/>
+        <w:rPr>
+          <w:lang w:val="ru-RU"/>
+        </w:rPr>
+      </w:pPr>
+      <w:r>
+        <w:rPr>
+          <w:rFonts w:eastAsia="Courier New" w:cs="Courier New" w:ascii="Courier New" w:hAnsi="Courier New"/>
+          <w:color w:val="000000"/>
+          <w:sz w:val="22"/>
+          <w:szCs w:val="22"/>
+          <w:lang w:val="ru-RU"/>
+        </w:rPr>
+        <w:t xml:space="preserve">    </w:t>
+      </w:r>
+      <w:r>
+        <w:rPr>
+          <w:rFonts w:eastAsia="Courier New" w:cs="Courier New" w:ascii="Courier New" w:hAnsi="Courier New"/>
+          <w:color w:val="000000"/>
+          <w:sz w:val="22"/>
+          <w:szCs w:val="22"/>
+          <w:lang w:val="ru-RU"/>
+        </w:rPr>
+        <w:t>user_input = int(input())</w:t>
+      </w:r>
+    </w:p>
+    <w:p>
+      <w:pPr>
+        <w:pStyle w:val="Normal"/>
+        <w:ind w:hanging="0"/>
+        <w:rPr>
+          <w:lang w:val="ru-RU"/>
+        </w:rPr>
+      </w:pPr>
+      <w:r>
+        <w:rPr>
+          <w:rFonts w:eastAsia="Courier New" w:cs="Courier New" w:ascii="Courier New" w:hAnsi="Courier New"/>
+          <w:color w:val="000000"/>
+          <w:sz w:val="22"/>
+          <w:szCs w:val="22"/>
+          <w:lang w:val="ru-RU"/>
+        </w:rPr>
+        <w:t xml:space="preserve">    </w:t>
+      </w:r>
+      <w:r>
+        <w:rPr>
+          <w:rFonts w:eastAsia="Courier New" w:cs="Courier New" w:ascii="Courier New" w:hAnsi="Courier New"/>
+          <w:color w:val="000000"/>
+          <w:sz w:val="22"/>
+          <w:szCs w:val="22"/>
+          <w:lang w:val="ru-RU"/>
+        </w:rPr>
+        <w:t>if user_input == 0:</w:t>
       </w:r>
     </w:p>
     <w:p>
@@ -6214,7 +9209,36 @@
           <w:szCs w:val="22"/>
           <w:lang w:val="ru-RU"/>
         </w:rPr>
-        <w:t>m = max_sq(x, y)</w:t>
+        <w:t>run_benchmarks()</w:t>
+      </w:r>
+    </w:p>
+    <w:p>
+      <w:pPr>
+        <w:pStyle w:val="Normal"/>
+        <w:ind w:hanging="0"/>
+        <w:rPr>
+          <w:lang w:val="ru-RU"/>
+        </w:rPr>
+      </w:pPr>
+      <w:r>
+        <w:rPr>
+          <w:rFonts w:eastAsia="Courier New" w:cs="Courier New" w:ascii="Courier New" w:hAnsi="Courier New"/>
+          <w:color w:val="000000"/>
+          <w:sz w:val="22"/>
+          <w:szCs w:val="22"/>
+          <w:lang w:val="ru-RU"/>
+        </w:rPr>
+        <w:t xml:space="preserve">    </w:t>
+      </w:r>
+      <w:r>
+        <w:rPr>
+          <w:rFonts w:eastAsia="Courier New" w:cs="Courier New" w:ascii="Courier New" w:hAnsi="Courier New"/>
+          <w:color w:val="000000"/>
+          <w:sz w:val="22"/>
+          <w:szCs w:val="22"/>
+          <w:lang w:val="ru-RU"/>
+        </w:rPr>
+        <w:t>else:</w:t>
       </w:r>
     </w:p>
     <w:p>
@@ -6243,2437 +9267,7 @@
           <w:szCs w:val="22"/>
           <w:lang w:val="ru-RU"/>
         </w:rPr>
-        <w:t>for size in range(m, 0, -1):</w:t>
-      </w:r>
-    </w:p>
-    <w:p>
-      <w:pPr>
-        <w:pStyle w:val="Normal"/>
-        <w:ind w:hanging="0"/>
-        <w:rPr>
-          <w:lang w:val="ru-RU"/>
-        </w:rPr>
-      </w:pPr>
-      <w:r>
-        <w:rPr>
-          <w:rFonts w:eastAsia="Courier New" w:cs="Courier New" w:ascii="Courier New" w:hAnsi="Courier New"/>
-          <w:color w:val="000000"/>
-          <w:sz w:val="22"/>
-          <w:szCs w:val="22"/>
-          <w:lang w:val="ru-RU"/>
-        </w:rPr>
-        <w:t xml:space="preserve">            </w:t>
-      </w:r>
-      <w:r>
-        <w:rPr>
-          <w:rFonts w:eastAsia="Courier New" w:cs="Courier New" w:ascii="Courier New" w:hAnsi="Courier New"/>
-          <w:color w:val="000000"/>
-          <w:sz w:val="22"/>
-          <w:szCs w:val="22"/>
-          <w:lang w:val="ru-RU"/>
-        </w:rPr>
-        <w:t>place(x, y, size, True)</w:t>
-      </w:r>
-    </w:p>
-    <w:p>
-      <w:pPr>
-        <w:pStyle w:val="Normal"/>
-        <w:ind w:hanging="0"/>
-        <w:rPr>
-          <w:lang w:val="ru-RU"/>
-        </w:rPr>
-      </w:pPr>
-      <w:r>
-        <w:rPr>
-          <w:rFonts w:eastAsia="Courier New" w:cs="Courier New" w:ascii="Courier New" w:hAnsi="Courier New"/>
-          <w:color w:val="000000"/>
-          <w:sz w:val="22"/>
-          <w:szCs w:val="22"/>
-          <w:lang w:val="ru-RU"/>
-        </w:rPr>
-        <w:t xml:space="preserve">            </w:t>
-      </w:r>
-      <w:r>
-        <w:rPr>
-          <w:rFonts w:eastAsia="Courier New" w:cs="Courier New" w:ascii="Courier New" w:hAnsi="Courier New"/>
-          <w:color w:val="000000"/>
-          <w:sz w:val="22"/>
-          <w:szCs w:val="22"/>
-          <w:lang w:val="ru-RU"/>
-        </w:rPr>
-        <w:t>current_res.append((x, y, size))</w:t>
-      </w:r>
-    </w:p>
-    <w:p>
-      <w:pPr>
-        <w:pStyle w:val="Normal"/>
-        <w:ind w:hanging="0"/>
-        <w:rPr>
-          <w:lang w:val="ru-RU"/>
-        </w:rPr>
-      </w:pPr>
-      <w:r>
-        <w:rPr>
-          <w:rFonts w:eastAsia="Courier New" w:cs="Courier New" w:ascii="Courier New" w:hAnsi="Courier New"/>
-          <w:color w:val="000000"/>
-          <w:sz w:val="22"/>
-          <w:szCs w:val="22"/>
-          <w:lang w:val="ru-RU"/>
-        </w:rPr>
-        <w:t xml:space="preserve">      </w:t>
-      </w:r>
-    </w:p>
-    <w:p>
-      <w:pPr>
-        <w:pStyle w:val="Normal"/>
-        <w:ind w:hanging="0"/>
-        <w:rPr>
-          <w:lang w:val="ru-RU"/>
-        </w:rPr>
-      </w:pPr>
-      <w:r>
-        <w:rPr>
-          <w:rFonts w:eastAsia="Courier New" w:cs="Courier New" w:ascii="Courier New" w:hAnsi="Courier New"/>
-          <w:color w:val="000000"/>
-          <w:sz w:val="22"/>
-          <w:szCs w:val="22"/>
-          <w:lang w:val="ru-RU"/>
-        </w:rPr>
-        <w:t xml:space="preserve">            </w:t>
-      </w:r>
-      <w:r>
-        <w:rPr>
-          <w:rFonts w:eastAsia="Courier New" w:cs="Courier New" w:ascii="Courier New" w:hAnsi="Courier New"/>
-          <w:color w:val="000000"/>
-          <w:sz w:val="22"/>
-          <w:szCs w:val="22"/>
-          <w:lang w:val="ru-RU"/>
-        </w:rPr>
-        <w:t>backtrack(count + 1)</w:t>
-      </w:r>
-    </w:p>
-    <w:p>
-      <w:pPr>
-        <w:pStyle w:val="Normal"/>
-        <w:ind w:hanging="0"/>
-        <w:rPr>
-          <w:lang w:val="ru-RU"/>
-        </w:rPr>
-      </w:pPr>
-      <w:r>
-        <w:rPr>
-          <w:rFonts w:eastAsia="Courier New" w:cs="Courier New" w:ascii="Courier New" w:hAnsi="Courier New"/>
-          <w:color w:val="000000"/>
-          <w:sz w:val="22"/>
-          <w:szCs w:val="22"/>
-          <w:lang w:val="ru-RU"/>
-        </w:rPr>
-        <w:t xml:space="preserve">      </w:t>
-      </w:r>
-    </w:p>
-    <w:p>
-      <w:pPr>
-        <w:pStyle w:val="Normal"/>
-        <w:ind w:hanging="0"/>
-        <w:rPr>
-          <w:lang w:val="ru-RU"/>
-        </w:rPr>
-      </w:pPr>
-      <w:r>
-        <w:rPr>
-          <w:rFonts w:eastAsia="Courier New" w:cs="Courier New" w:ascii="Courier New" w:hAnsi="Courier New"/>
-          <w:color w:val="000000"/>
-          <w:sz w:val="22"/>
-          <w:szCs w:val="22"/>
-          <w:lang w:val="ru-RU"/>
-        </w:rPr>
-        <w:t xml:space="preserve">            </w:t>
-      </w:r>
-      <w:r>
-        <w:rPr>
-          <w:rFonts w:eastAsia="Courier New" w:cs="Courier New" w:ascii="Courier New" w:hAnsi="Courier New"/>
-          <w:color w:val="000000"/>
-          <w:sz w:val="22"/>
-          <w:szCs w:val="22"/>
-          <w:lang w:val="ru-RU"/>
-        </w:rPr>
-        <w:t>current_res.pop()</w:t>
-      </w:r>
-    </w:p>
-    <w:p>
-      <w:pPr>
-        <w:pStyle w:val="Normal"/>
-        <w:ind w:hanging="0"/>
-        <w:rPr>
-          <w:lang w:val="ru-RU"/>
-        </w:rPr>
-      </w:pPr>
-      <w:r>
-        <w:rPr>
-          <w:rFonts w:eastAsia="Courier New" w:cs="Courier New" w:ascii="Courier New" w:hAnsi="Courier New"/>
-          <w:color w:val="000000"/>
-          <w:sz w:val="22"/>
-          <w:szCs w:val="22"/>
-          <w:lang w:val="ru-RU"/>
-        </w:rPr>
-        <w:t xml:space="preserve">            </w:t>
-      </w:r>
-      <w:r>
-        <w:rPr>
-          <w:rFonts w:eastAsia="Courier New" w:cs="Courier New" w:ascii="Courier New" w:hAnsi="Courier New"/>
-          <w:color w:val="000000"/>
-          <w:sz w:val="22"/>
-          <w:szCs w:val="22"/>
-          <w:lang w:val="ru-RU"/>
-        </w:rPr>
-        <w:t>place(x, y, size, False)</w:t>
-      </w:r>
-    </w:p>
-    <w:p>
-      <w:pPr>
-        <w:pStyle w:val="Normal"/>
-        <w:ind w:hanging="0"/>
-        <w:rPr>
-          <w:rFonts w:ascii="Courier New" w:hAnsi="Courier New" w:eastAsia="Courier New" w:cs="Courier New"/>
-          <w:color w:val="000000"/>
-          <w:sz w:val="22"/>
-          <w:szCs w:val="22"/>
-        </w:rPr>
-      </w:pPr>
-      <w:r>
-        <w:rPr>
-          <w:lang w:val="ru-RU"/>
-        </w:rPr>
-      </w:r>
-    </w:p>
-    <w:p>
-      <w:pPr>
-        <w:pStyle w:val="Normal"/>
-        <w:ind w:hanging="0"/>
-        <w:rPr>
-          <w:lang w:val="ru-RU"/>
-        </w:rPr>
-      </w:pPr>
-      <w:r>
-        <w:rPr>
-          <w:rFonts w:eastAsia="Courier New" w:cs="Courier New" w:ascii="Courier New" w:hAnsi="Courier New"/>
-          <w:color w:val="000000"/>
-          <w:sz w:val="22"/>
-          <w:szCs w:val="22"/>
-          <w:lang w:val="ru-RU"/>
-        </w:rPr>
-        <w:t xml:space="preserve">    </w:t>
-      </w:r>
-      <w:r>
-        <w:rPr>
-          <w:rFonts w:eastAsia="Courier New" w:cs="Courier New" w:ascii="Courier New" w:hAnsi="Courier New"/>
-          <w:color w:val="000000"/>
-          <w:sz w:val="22"/>
-          <w:szCs w:val="22"/>
-          <w:lang w:val="ru-RU"/>
-        </w:rPr>
-        <w:t>def prefill():</w:t>
-      </w:r>
-    </w:p>
-    <w:p>
-      <w:pPr>
-        <w:pStyle w:val="Normal"/>
-        <w:ind w:hanging="0"/>
-        <w:rPr>
-          <w:lang w:val="ru-RU"/>
-        </w:rPr>
-      </w:pPr>
-      <w:r>
-        <w:rPr>
-          <w:rFonts w:eastAsia="Courier New" w:cs="Courier New" w:ascii="Courier New" w:hAnsi="Courier New"/>
-          <w:color w:val="000000"/>
-          <w:sz w:val="22"/>
-          <w:szCs w:val="22"/>
-          <w:lang w:val="ru-RU"/>
-        </w:rPr>
-        <w:t xml:space="preserve">        </w:t>
-      </w:r>
-      <w:r>
-        <w:rPr>
-          <w:rFonts w:eastAsia="Courier New" w:cs="Courier New" w:ascii="Courier New" w:hAnsi="Courier New"/>
-          <w:color w:val="000000"/>
-          <w:sz w:val="22"/>
-          <w:szCs w:val="22"/>
-          <w:lang w:val="ru-RU"/>
-        </w:rPr>
-        <w:t>mid, small = (n_local + 1) // 2, n_local // 2</w:t>
-      </w:r>
-    </w:p>
-    <w:p>
-      <w:pPr>
-        <w:pStyle w:val="Normal"/>
-        <w:ind w:hanging="0"/>
-        <w:rPr>
-          <w:lang w:val="ru-RU"/>
-        </w:rPr>
-      </w:pPr>
-      <w:r>
-        <w:rPr>
-          <w:rFonts w:eastAsia="Courier New" w:cs="Courier New" w:ascii="Courier New" w:hAnsi="Courier New"/>
-          <w:color w:val="000000"/>
-          <w:sz w:val="22"/>
-          <w:szCs w:val="22"/>
-          <w:lang w:val="ru-RU"/>
-        </w:rPr>
-        <w:t xml:space="preserve">        </w:t>
-      </w:r>
-    </w:p>
-    <w:p>
-      <w:pPr>
-        <w:pStyle w:val="Normal"/>
-        <w:ind w:hanging="0"/>
-        <w:rPr>
-          <w:lang w:val="ru-RU"/>
-        </w:rPr>
-      </w:pPr>
-      <w:r>
-        <w:rPr>
-          <w:rFonts w:eastAsia="Courier New" w:cs="Courier New" w:ascii="Courier New" w:hAnsi="Courier New"/>
-          <w:color w:val="000000"/>
-          <w:sz w:val="22"/>
-          <w:szCs w:val="22"/>
-          <w:lang w:val="ru-RU"/>
-        </w:rPr>
-        <w:t xml:space="preserve">        </w:t>
-      </w:r>
-      <w:r>
-        <w:rPr>
-          <w:rFonts w:eastAsia="Courier New" w:cs="Courier New" w:ascii="Courier New" w:hAnsi="Courier New"/>
-          <w:color w:val="000000"/>
-          <w:sz w:val="22"/>
-          <w:szCs w:val="22"/>
-          <w:lang w:val="ru-RU"/>
-        </w:rPr>
-        <w:t>place(0, 0, mid)</w:t>
-      </w:r>
-    </w:p>
-    <w:p>
-      <w:pPr>
-        <w:pStyle w:val="Normal"/>
-        <w:ind w:hanging="0"/>
-        <w:rPr>
-          <w:lang w:val="ru-RU"/>
-        </w:rPr>
-      </w:pPr>
-      <w:r>
-        <w:rPr>
-          <w:rFonts w:eastAsia="Courier New" w:cs="Courier New" w:ascii="Courier New" w:hAnsi="Courier New"/>
-          <w:color w:val="000000"/>
-          <w:sz w:val="22"/>
-          <w:szCs w:val="22"/>
-          <w:lang w:val="ru-RU"/>
-        </w:rPr>
-        <w:t xml:space="preserve">        </w:t>
-      </w:r>
-      <w:r>
-        <w:rPr>
-          <w:rFonts w:eastAsia="Courier New" w:cs="Courier New" w:ascii="Courier New" w:hAnsi="Courier New"/>
-          <w:color w:val="000000"/>
-          <w:sz w:val="22"/>
-          <w:szCs w:val="22"/>
-          <w:lang w:val="ru-RU"/>
-        </w:rPr>
-        <w:t>current_res.append((0, 0, mid))</w:t>
-      </w:r>
-    </w:p>
-    <w:p>
-      <w:pPr>
-        <w:pStyle w:val="Normal"/>
-        <w:ind w:hanging="0"/>
-        <w:rPr>
-          <w:lang w:val="ru-RU"/>
-        </w:rPr>
-      </w:pPr>
-      <w:r>
-        <w:rPr>
-          <w:rFonts w:eastAsia="Courier New" w:cs="Courier New" w:ascii="Courier New" w:hAnsi="Courier New"/>
-          <w:color w:val="000000"/>
-          <w:sz w:val="22"/>
-          <w:szCs w:val="22"/>
-          <w:lang w:val="ru-RU"/>
-        </w:rPr>
-        <w:t xml:space="preserve">        </w:t>
-      </w:r>
-    </w:p>
-    <w:p>
-      <w:pPr>
-        <w:pStyle w:val="Normal"/>
-        <w:ind w:hanging="0"/>
-        <w:rPr>
-          <w:lang w:val="ru-RU"/>
-        </w:rPr>
-      </w:pPr>
-      <w:r>
-        <w:rPr>
-          <w:rFonts w:eastAsia="Courier New" w:cs="Courier New" w:ascii="Courier New" w:hAnsi="Courier New"/>
-          <w:color w:val="000000"/>
-          <w:sz w:val="22"/>
-          <w:szCs w:val="22"/>
-          <w:lang w:val="ru-RU"/>
-        </w:rPr>
-        <w:t xml:space="preserve">        </w:t>
-      </w:r>
-      <w:r>
-        <w:rPr>
-          <w:rFonts w:eastAsia="Courier New" w:cs="Courier New" w:ascii="Courier New" w:hAnsi="Courier New"/>
-          <w:color w:val="000000"/>
-          <w:sz w:val="22"/>
-          <w:szCs w:val="22"/>
-          <w:lang w:val="ru-RU"/>
-        </w:rPr>
-        <w:t xml:space="preserve">place(mid, 0, small) </w:t>
-      </w:r>
-    </w:p>
-    <w:p>
-      <w:pPr>
-        <w:pStyle w:val="Normal"/>
-        <w:ind w:hanging="0"/>
-        <w:rPr>
-          <w:lang w:val="ru-RU"/>
-        </w:rPr>
-      </w:pPr>
-      <w:r>
-        <w:rPr>
-          <w:rFonts w:eastAsia="Courier New" w:cs="Courier New" w:ascii="Courier New" w:hAnsi="Courier New"/>
-          <w:color w:val="000000"/>
-          <w:sz w:val="22"/>
-          <w:szCs w:val="22"/>
-          <w:lang w:val="ru-RU"/>
-        </w:rPr>
-        <w:t xml:space="preserve">        </w:t>
-      </w:r>
-      <w:r>
-        <w:rPr>
-          <w:rFonts w:eastAsia="Courier New" w:cs="Courier New" w:ascii="Courier New" w:hAnsi="Courier New"/>
-          <w:color w:val="000000"/>
-          <w:sz w:val="22"/>
-          <w:szCs w:val="22"/>
-          <w:lang w:val="ru-RU"/>
-        </w:rPr>
-        <w:t>current_res.append((mid, 0, small))</w:t>
-      </w:r>
-    </w:p>
-    <w:p>
-      <w:pPr>
-        <w:pStyle w:val="Normal"/>
-        <w:ind w:hanging="0"/>
-        <w:rPr>
-          <w:lang w:val="ru-RU"/>
-        </w:rPr>
-      </w:pPr>
-      <w:r>
-        <w:rPr>
-          <w:rFonts w:eastAsia="Courier New" w:cs="Courier New" w:ascii="Courier New" w:hAnsi="Courier New"/>
-          <w:color w:val="000000"/>
-          <w:sz w:val="22"/>
-          <w:szCs w:val="22"/>
-          <w:lang w:val="ru-RU"/>
-        </w:rPr>
-        <w:t xml:space="preserve">        </w:t>
-      </w:r>
-    </w:p>
-    <w:p>
-      <w:pPr>
-        <w:pStyle w:val="Normal"/>
-        <w:ind w:hanging="0"/>
-        <w:rPr>
-          <w:lang w:val="ru-RU"/>
-        </w:rPr>
-      </w:pPr>
-      <w:r>
-        <w:rPr>
-          <w:rFonts w:eastAsia="Courier New" w:cs="Courier New" w:ascii="Courier New" w:hAnsi="Courier New"/>
-          <w:color w:val="000000"/>
-          <w:sz w:val="22"/>
-          <w:szCs w:val="22"/>
-          <w:lang w:val="ru-RU"/>
-        </w:rPr>
-        <w:t xml:space="preserve">        </w:t>
-      </w:r>
-      <w:r>
-        <w:rPr>
-          <w:rFonts w:eastAsia="Courier New" w:cs="Courier New" w:ascii="Courier New" w:hAnsi="Courier New"/>
-          <w:color w:val="000000"/>
-          <w:sz w:val="22"/>
-          <w:szCs w:val="22"/>
-          <w:lang w:val="ru-RU"/>
-        </w:rPr>
-        <w:t>place(0, mid, small)</w:t>
-      </w:r>
-    </w:p>
-    <w:p>
-      <w:pPr>
-        <w:pStyle w:val="Normal"/>
-        <w:ind w:hanging="0"/>
-        <w:rPr>
-          <w:lang w:val="ru-RU"/>
-        </w:rPr>
-      </w:pPr>
-      <w:r>
-        <w:rPr>
-          <w:rFonts w:eastAsia="Courier New" w:cs="Courier New" w:ascii="Courier New" w:hAnsi="Courier New"/>
-          <w:color w:val="000000"/>
-          <w:sz w:val="22"/>
-          <w:szCs w:val="22"/>
-          <w:lang w:val="ru-RU"/>
-        </w:rPr>
-        <w:t xml:space="preserve">        </w:t>
-      </w:r>
-      <w:r>
-        <w:rPr>
-          <w:rFonts w:eastAsia="Courier New" w:cs="Courier New" w:ascii="Courier New" w:hAnsi="Courier New"/>
-          <w:color w:val="000000"/>
-          <w:sz w:val="22"/>
-          <w:szCs w:val="22"/>
-          <w:lang w:val="ru-RU"/>
-        </w:rPr>
-        <w:t>current_res.append((0, mid, small))</w:t>
-      </w:r>
-    </w:p>
-    <w:p>
-      <w:pPr>
-        <w:pStyle w:val="Normal"/>
-        <w:ind w:hanging="0"/>
-        <w:rPr>
-          <w:lang w:val="ru-RU"/>
-        </w:rPr>
-      </w:pPr>
-      <w:r>
-        <w:rPr>
-          <w:rFonts w:eastAsia="Courier New" w:cs="Courier New" w:ascii="Courier New" w:hAnsi="Courier New"/>
-          <w:color w:val="000000"/>
-          <w:sz w:val="22"/>
-          <w:szCs w:val="22"/>
-          <w:lang w:val="ru-RU"/>
-        </w:rPr>
-        <w:t xml:space="preserve">    </w:t>
-      </w:r>
-    </w:p>
-    <w:p>
-      <w:pPr>
-        <w:pStyle w:val="Normal"/>
-        <w:ind w:hanging="0"/>
-        <w:rPr>
-          <w:lang w:val="ru-RU"/>
-        </w:rPr>
-      </w:pPr>
-      <w:r>
-        <w:rPr>
-          <w:rFonts w:eastAsia="Courier New" w:cs="Courier New" w:ascii="Courier New" w:hAnsi="Courier New"/>
-          <w:color w:val="000000"/>
-          <w:sz w:val="22"/>
-          <w:szCs w:val="22"/>
-          <w:lang w:val="ru-RU"/>
-        </w:rPr>
-        <w:t xml:space="preserve">    </w:t>
-      </w:r>
-      <w:r>
-        <w:rPr>
-          <w:rFonts w:eastAsia="Courier New" w:cs="Courier New" w:ascii="Courier New" w:hAnsi="Courier New"/>
-          <w:color w:val="000000"/>
-          <w:sz w:val="22"/>
-          <w:szCs w:val="22"/>
-          <w:lang w:val="ru-RU"/>
-        </w:rPr>
-        <w:t>prefill()</w:t>
-      </w:r>
-    </w:p>
-    <w:p>
-      <w:pPr>
-        <w:pStyle w:val="Normal"/>
-        <w:ind w:hanging="0"/>
-        <w:rPr>
-          <w:lang w:val="ru-RU"/>
-        </w:rPr>
-      </w:pPr>
-      <w:r>
-        <w:rPr>
-          <w:rFonts w:eastAsia="Courier New" w:cs="Courier New" w:ascii="Courier New" w:hAnsi="Courier New"/>
-          <w:color w:val="000000"/>
-          <w:sz w:val="22"/>
-          <w:szCs w:val="22"/>
-          <w:lang w:val="ru-RU"/>
-        </w:rPr>
-        <w:t xml:space="preserve">    </w:t>
-      </w:r>
-      <w:r>
-        <w:rPr>
-          <w:rFonts w:eastAsia="Courier New" w:cs="Courier New" w:ascii="Courier New" w:hAnsi="Courier New"/>
-          <w:color w:val="000000"/>
-          <w:sz w:val="22"/>
-          <w:szCs w:val="22"/>
-          <w:lang w:val="ru-RU"/>
-        </w:rPr>
-        <w:t>backtrack(3)</w:t>
-      </w:r>
-    </w:p>
-    <w:p>
-      <w:pPr>
-        <w:pStyle w:val="Normal"/>
-        <w:ind w:hanging="0"/>
-        <w:rPr>
-          <w:rFonts w:ascii="Courier New" w:hAnsi="Courier New" w:eastAsia="Courier New" w:cs="Courier New"/>
-          <w:color w:val="000000"/>
-          <w:sz w:val="22"/>
-          <w:szCs w:val="22"/>
-        </w:rPr>
-      </w:pPr>
-      <w:r>
-        <w:rPr>
-          <w:lang w:val="ru-RU"/>
-        </w:rPr>
-      </w:r>
-    </w:p>
-    <w:p>
-      <w:pPr>
-        <w:pStyle w:val="Normal"/>
-        <w:ind w:hanging="0"/>
-        <w:rPr>
-          <w:lang w:val="ru-RU"/>
-        </w:rPr>
-      </w:pPr>
-      <w:r>
-        <w:rPr>
-          <w:rFonts w:eastAsia="Courier New" w:cs="Courier New" w:ascii="Courier New" w:hAnsi="Courier New"/>
-          <w:color w:val="000000"/>
-          <w:sz w:val="22"/>
-          <w:szCs w:val="22"/>
-          <w:lang w:val="ru-RU"/>
-        </w:rPr>
-        <w:t xml:space="preserve">    </w:t>
-      </w:r>
-      <w:r>
-        <w:rPr>
-          <w:rFonts w:eastAsia="Courier New" w:cs="Courier New" w:ascii="Courier New" w:hAnsi="Courier New"/>
-          <w:color w:val="000000"/>
-          <w:sz w:val="22"/>
-          <w:szCs w:val="22"/>
-          <w:lang w:val="ru-RU"/>
-        </w:rPr>
-        <w:t>if not silent:</w:t>
-      </w:r>
-    </w:p>
-    <w:p>
-      <w:pPr>
-        <w:pStyle w:val="Normal"/>
-        <w:ind w:hanging="0"/>
-        <w:rPr>
-          <w:lang w:val="ru-RU"/>
-        </w:rPr>
-      </w:pPr>
-      <w:r>
-        <w:rPr>
-          <w:rFonts w:eastAsia="Courier New" w:cs="Courier New" w:ascii="Courier New" w:hAnsi="Courier New"/>
-          <w:color w:val="000000"/>
-          <w:sz w:val="22"/>
-          <w:szCs w:val="22"/>
-          <w:lang w:val="ru-RU"/>
-        </w:rPr>
-        <w:t xml:space="preserve">        </w:t>
-      </w:r>
-      <w:r>
-        <w:rPr>
-          <w:rFonts w:eastAsia="Courier New" w:cs="Courier New" w:ascii="Courier New" w:hAnsi="Courier New"/>
-          <w:color w:val="000000"/>
-          <w:sz w:val="22"/>
-          <w:szCs w:val="22"/>
-          <w:lang w:val="ru-RU"/>
-        </w:rPr>
-        <w:t>print(state['best_k'])</w:t>
-      </w:r>
-    </w:p>
-    <w:p>
-      <w:pPr>
-        <w:pStyle w:val="Normal"/>
-        <w:ind w:hanging="0"/>
-        <w:rPr>
-          <w:lang w:val="ru-RU"/>
-        </w:rPr>
-      </w:pPr>
-      <w:r>
-        <w:rPr>
-          <w:rFonts w:eastAsia="Courier New" w:cs="Courier New" w:ascii="Courier New" w:hAnsi="Courier New"/>
-          <w:color w:val="000000"/>
-          <w:sz w:val="22"/>
-          <w:szCs w:val="22"/>
-          <w:lang w:val="ru-RU"/>
-        </w:rPr>
-        <w:t xml:space="preserve">        </w:t>
-      </w:r>
-      <w:r>
-        <w:rPr>
-          <w:rFonts w:eastAsia="Courier New" w:cs="Courier New" w:ascii="Courier New" w:hAnsi="Courier New"/>
-          <w:color w:val="000000"/>
-          <w:sz w:val="22"/>
-          <w:szCs w:val="22"/>
-          <w:lang w:val="ru-RU"/>
-        </w:rPr>
-        <w:t>for x, y, size in state['best_res']:</w:t>
-      </w:r>
-    </w:p>
-    <w:p>
-      <w:pPr>
-        <w:pStyle w:val="Normal"/>
-        <w:ind w:hanging="0"/>
-        <w:rPr>
-          <w:lang w:val="ru-RU"/>
-        </w:rPr>
-      </w:pPr>
-      <w:r>
-        <w:rPr>
-          <w:rFonts w:eastAsia="Courier New" w:cs="Courier New" w:ascii="Courier New" w:hAnsi="Courier New"/>
-          <w:color w:val="000000"/>
-          <w:sz w:val="22"/>
-          <w:szCs w:val="22"/>
-          <w:lang w:val="ru-RU"/>
-        </w:rPr>
-        <w:t xml:space="preserve">            </w:t>
-      </w:r>
-      <w:r>
-        <w:rPr>
-          <w:rFonts w:eastAsia="Courier New" w:cs="Courier New" w:ascii="Courier New" w:hAnsi="Courier New"/>
-          <w:color w:val="000000"/>
-          <w:sz w:val="22"/>
-          <w:szCs w:val="22"/>
-          <w:lang w:val="ru-RU"/>
-        </w:rPr>
-        <w:t>print(f"{x * scale + 1} {y * scale + 1} {size * scale}")</w:t>
-      </w:r>
-    </w:p>
-    <w:p>
-      <w:pPr>
-        <w:pStyle w:val="Normal"/>
-        <w:ind w:hanging="0"/>
-        <w:rPr>
-          <w:lang w:val="ru-RU"/>
-        </w:rPr>
-      </w:pPr>
-      <w:r>
-        <w:rPr>
-          <w:rFonts w:eastAsia="Courier New" w:cs="Courier New" w:ascii="Courier New" w:hAnsi="Courier New"/>
-          <w:color w:val="000000"/>
-          <w:sz w:val="22"/>
-          <w:szCs w:val="22"/>
-          <w:lang w:val="ru-RU"/>
-        </w:rPr>
-        <w:t xml:space="preserve">    </w:t>
-      </w:r>
-    </w:p>
-    <w:p>
-      <w:pPr>
-        <w:pStyle w:val="Normal"/>
-        <w:ind w:hanging="0"/>
-        <w:rPr>
-          <w:lang w:val="ru-RU"/>
-        </w:rPr>
-      </w:pPr>
-      <w:r>
-        <w:rPr>
-          <w:rFonts w:eastAsia="Courier New" w:cs="Courier New" w:ascii="Courier New" w:hAnsi="Courier New"/>
-          <w:color w:val="000000"/>
-          <w:sz w:val="22"/>
-          <w:szCs w:val="22"/>
-          <w:lang w:val="ru-RU"/>
-        </w:rPr>
-        <w:t xml:space="preserve">    </w:t>
-      </w:r>
-      <w:r>
-        <w:rPr>
-          <w:rFonts w:eastAsia="Courier New" w:cs="Courier New" w:ascii="Courier New" w:hAnsi="Courier New"/>
-          <w:color w:val="000000"/>
-          <w:sz w:val="22"/>
-          <w:szCs w:val="22"/>
-          <w:lang w:val="ru-RU"/>
-        </w:rPr>
-        <w:t>return state['best_k']</w:t>
-      </w:r>
-    </w:p>
-    <w:p>
-      <w:pPr>
-        <w:pStyle w:val="Normal"/>
-        <w:ind w:hanging="0"/>
-        <w:rPr>
-          <w:lang w:val="ru-RU"/>
-        </w:rPr>
-      </w:pPr>
-      <w:r>
-        <w:rPr>
-          <w:rFonts w:eastAsia="Courier New" w:cs="Courier New" w:ascii="Courier New" w:hAnsi="Courier New"/>
-          <w:color w:val="000000"/>
-          <w:sz w:val="22"/>
-          <w:szCs w:val="22"/>
-          <w:lang w:val="ru-RU"/>
-        </w:rPr>
-        <w:t>def run_benchmarks():</w:t>
-      </w:r>
-    </w:p>
-    <w:p>
-      <w:pPr>
-        <w:pStyle w:val="Normal"/>
-        <w:ind w:hanging="0"/>
-        <w:rPr>
-          <w:lang w:val="ru-RU"/>
-        </w:rPr>
-      </w:pPr>
-      <w:r>
-        <w:rPr>
-          <w:rFonts w:eastAsia="Courier New" w:cs="Courier New" w:ascii="Courier New" w:hAnsi="Courier New"/>
-          <w:color w:val="000000"/>
-          <w:sz w:val="22"/>
-          <w:szCs w:val="22"/>
-          <w:lang w:val="ru-RU"/>
-        </w:rPr>
-        <w:t xml:space="preserve">    </w:t>
-      </w:r>
-    </w:p>
-    <w:p>
-      <w:pPr>
-        <w:pStyle w:val="Normal"/>
-        <w:ind w:hanging="0"/>
-        <w:rPr>
-          <w:lang w:val="ru-RU"/>
-        </w:rPr>
-      </w:pPr>
-      <w:r>
-        <w:rPr>
-          <w:rFonts w:eastAsia="Courier New" w:cs="Courier New" w:ascii="Courier New" w:hAnsi="Courier New"/>
-          <w:color w:val="000000"/>
-          <w:sz w:val="22"/>
-          <w:szCs w:val="22"/>
-          <w:lang w:val="ru-RU"/>
-        </w:rPr>
-        <w:t xml:space="preserve">    </w:t>
-      </w:r>
-      <w:r>
-        <w:rPr>
-          <w:rFonts w:eastAsia="Courier New" w:cs="Courier New" w:ascii="Courier New" w:hAnsi="Courier New"/>
-          <w:color w:val="000000"/>
-          <w:sz w:val="22"/>
-          <w:szCs w:val="22"/>
-          <w:lang w:val="ru-RU"/>
-        </w:rPr>
-        <w:t>even_ns = np.array([n for n in range(6, 41, 2)])</w:t>
-      </w:r>
-    </w:p>
-    <w:p>
-      <w:pPr>
-        <w:pStyle w:val="Normal"/>
-        <w:ind w:hanging="0"/>
-        <w:rPr>
-          <w:lang w:val="ru-RU"/>
-        </w:rPr>
-      </w:pPr>
-      <w:r>
-        <w:rPr>
-          <w:rFonts w:eastAsia="Courier New" w:cs="Courier New" w:ascii="Courier New" w:hAnsi="Courier New"/>
-          <w:color w:val="000000"/>
-          <w:sz w:val="22"/>
-          <w:szCs w:val="22"/>
-          <w:lang w:val="ru-RU"/>
-        </w:rPr>
-        <w:t xml:space="preserve">    </w:t>
-      </w:r>
-      <w:r>
-        <w:rPr>
-          <w:rFonts w:eastAsia="Courier New" w:cs="Courier New" w:ascii="Courier New" w:hAnsi="Courier New"/>
-          <w:color w:val="000000"/>
-          <w:sz w:val="22"/>
-          <w:szCs w:val="22"/>
-          <w:lang w:val="ru-RU"/>
-        </w:rPr>
-        <w:t xml:space="preserve">comp_ns = np.array([n for n in range(6, 41) </w:t>
-      </w:r>
-    </w:p>
-    <w:p>
-      <w:pPr>
-        <w:pStyle w:val="Normal"/>
-        <w:ind w:hanging="0"/>
-        <w:rPr>
-          <w:lang w:val="ru-RU"/>
-        </w:rPr>
-      </w:pPr>
-      <w:r>
-        <w:rPr>
-          <w:rFonts w:eastAsia="Courier New" w:cs="Courier New" w:ascii="Courier New" w:hAnsi="Courier New"/>
-          <w:color w:val="000000"/>
-          <w:sz w:val="22"/>
-          <w:szCs w:val="22"/>
-          <w:lang w:val="ru-RU"/>
-        </w:rPr>
-        <w:t xml:space="preserve">                        </w:t>
-      </w:r>
-      <w:r>
-        <w:rPr>
-          <w:rFonts w:eastAsia="Courier New" w:cs="Courier New" w:ascii="Courier New" w:hAnsi="Courier New"/>
-          <w:color w:val="000000"/>
-          <w:sz w:val="22"/>
-          <w:szCs w:val="22"/>
-          <w:lang w:val="ru-RU"/>
-        </w:rPr>
-        <w:t>if any(n % i == 0 for i in range(2, int(n**0.5)+1)) and n % 2 != 0])</w:t>
-      </w:r>
-    </w:p>
-    <w:p>
-      <w:pPr>
-        <w:pStyle w:val="Normal"/>
-        <w:ind w:hanging="0"/>
-        <w:rPr>
-          <w:lang w:val="ru-RU"/>
-        </w:rPr>
-      </w:pPr>
-      <w:r>
-        <w:rPr>
-          <w:rFonts w:eastAsia="Courier New" w:cs="Courier New" w:ascii="Courier New" w:hAnsi="Courier New"/>
-          <w:color w:val="000000"/>
-          <w:sz w:val="22"/>
-          <w:szCs w:val="22"/>
-          <w:lang w:val="ru-RU"/>
-        </w:rPr>
-        <w:t xml:space="preserve">    </w:t>
-      </w:r>
-      <w:r>
-        <w:rPr>
-          <w:rFonts w:eastAsia="Courier New" w:cs="Courier New" w:ascii="Courier New" w:hAnsi="Courier New"/>
-          <w:color w:val="000000"/>
-          <w:sz w:val="22"/>
-          <w:szCs w:val="22"/>
-          <w:lang w:val="ru-RU"/>
-        </w:rPr>
-        <w:t>prime_ns = np.array([5, 7, 11, 13, 17, 19, 23, 29, 31, 37])</w:t>
-      </w:r>
-    </w:p>
-    <w:p>
-      <w:pPr>
-        <w:pStyle w:val="Normal"/>
-        <w:ind w:hanging="0"/>
-        <w:rPr>
-          <w:rFonts w:ascii="Courier New" w:hAnsi="Courier New" w:eastAsia="Courier New" w:cs="Courier New"/>
-          <w:color w:val="000000"/>
-          <w:sz w:val="22"/>
-          <w:szCs w:val="22"/>
-        </w:rPr>
-      </w:pPr>
-      <w:r>
-        <w:rPr>
-          <w:lang w:val="ru-RU"/>
-        </w:rPr>
-      </w:r>
-    </w:p>
-    <w:p>
-      <w:pPr>
-        <w:pStyle w:val="Normal"/>
-        <w:ind w:hanging="0"/>
-        <w:rPr>
-          <w:lang w:val="ru-RU"/>
-        </w:rPr>
-      </w:pPr>
-      <w:r>
-        <w:rPr>
-          <w:rFonts w:eastAsia="Courier New" w:cs="Courier New" w:ascii="Courier New" w:hAnsi="Courier New"/>
-          <w:color w:val="000000"/>
-          <w:sz w:val="22"/>
-          <w:szCs w:val="22"/>
-          <w:lang w:val="ru-RU"/>
-        </w:rPr>
-        <w:t xml:space="preserve">    </w:t>
-      </w:r>
-      <w:r>
-        <w:rPr>
-          <w:rFonts w:eastAsia="Courier New" w:cs="Courier New" w:ascii="Courier New" w:hAnsi="Courier New"/>
-          <w:color w:val="000000"/>
-          <w:sz w:val="22"/>
-          <w:szCs w:val="22"/>
-          <w:lang w:val="ru-RU"/>
-        </w:rPr>
-        <w:t>def measure_times(ns):</w:t>
-      </w:r>
-    </w:p>
-    <w:p>
-      <w:pPr>
-        <w:pStyle w:val="Normal"/>
-        <w:ind w:hanging="0"/>
-        <w:rPr>
-          <w:lang w:val="ru-RU"/>
-        </w:rPr>
-      </w:pPr>
-      <w:r>
-        <w:rPr>
-          <w:rFonts w:eastAsia="Courier New" w:cs="Courier New" w:ascii="Courier New" w:hAnsi="Courier New"/>
-          <w:color w:val="000000"/>
-          <w:sz w:val="22"/>
-          <w:szCs w:val="22"/>
-          <w:lang w:val="ru-RU"/>
-        </w:rPr>
-        <w:t xml:space="preserve">        </w:t>
-      </w:r>
-      <w:r>
-        <w:rPr>
-          <w:rFonts w:eastAsia="Courier New" w:cs="Courier New" w:ascii="Courier New" w:hAnsi="Courier New"/>
-          <w:color w:val="000000"/>
-          <w:sz w:val="22"/>
-          <w:szCs w:val="22"/>
-          <w:lang w:val="ru-RU"/>
-        </w:rPr>
-        <w:t>times = []</w:t>
-      </w:r>
-    </w:p>
-    <w:p>
-      <w:pPr>
-        <w:pStyle w:val="Normal"/>
-        <w:ind w:hanging="0"/>
-        <w:rPr>
-          <w:lang w:val="ru-RU"/>
-        </w:rPr>
-      </w:pPr>
-      <w:r>
-        <w:rPr>
-          <w:rFonts w:eastAsia="Courier New" w:cs="Courier New" w:ascii="Courier New" w:hAnsi="Courier New"/>
-          <w:color w:val="000000"/>
-          <w:sz w:val="22"/>
-          <w:szCs w:val="22"/>
-          <w:lang w:val="ru-RU"/>
-        </w:rPr>
-        <w:t xml:space="preserve">        </w:t>
-      </w:r>
-      <w:r>
-        <w:rPr>
-          <w:rFonts w:eastAsia="Courier New" w:cs="Courier New" w:ascii="Courier New" w:hAnsi="Courier New"/>
-          <w:color w:val="000000"/>
-          <w:sz w:val="22"/>
-          <w:szCs w:val="22"/>
-          <w:lang w:val="ru-RU"/>
-        </w:rPr>
-        <w:t>for n in ns:</w:t>
-      </w:r>
-    </w:p>
-    <w:p>
-      <w:pPr>
-        <w:pStyle w:val="Normal"/>
-        <w:ind w:hanging="0"/>
-        <w:rPr>
-          <w:lang w:val="ru-RU"/>
-        </w:rPr>
-      </w:pPr>
-      <w:r>
-        <w:rPr>
-          <w:rFonts w:eastAsia="Courier New" w:cs="Courier New" w:ascii="Courier New" w:hAnsi="Courier New"/>
-          <w:color w:val="000000"/>
-          <w:sz w:val="22"/>
-          <w:szCs w:val="22"/>
-          <w:lang w:val="ru-RU"/>
-        </w:rPr>
-        <w:t xml:space="preserve">            </w:t>
-      </w:r>
-      <w:r>
-        <w:rPr>
-          <w:rFonts w:eastAsia="Courier New" w:cs="Courier New" w:ascii="Courier New" w:hAnsi="Courier New"/>
-          <w:color w:val="000000"/>
-          <w:sz w:val="22"/>
-          <w:szCs w:val="22"/>
-          <w:lang w:val="ru-RU"/>
-        </w:rPr>
-        <w:t>start = time.perf_counter()</w:t>
-      </w:r>
-    </w:p>
-    <w:p>
-      <w:pPr>
-        <w:pStyle w:val="Normal"/>
-        <w:ind w:hanging="0"/>
-        <w:rPr>
-          <w:lang w:val="ru-RU"/>
-        </w:rPr>
-      </w:pPr>
-      <w:r>
-        <w:rPr>
-          <w:rFonts w:eastAsia="Courier New" w:cs="Courier New" w:ascii="Courier New" w:hAnsi="Courier New"/>
-          <w:color w:val="000000"/>
-          <w:sz w:val="22"/>
-          <w:szCs w:val="22"/>
-          <w:lang w:val="ru-RU"/>
-        </w:rPr>
-        <w:t xml:space="preserve">            </w:t>
-      </w:r>
-      <w:r>
-        <w:rPr>
-          <w:rFonts w:eastAsia="Courier New" w:cs="Courier New" w:ascii="Courier New" w:hAnsi="Courier New"/>
-          <w:color w:val="000000"/>
-          <w:sz w:val="22"/>
-          <w:szCs w:val="22"/>
-          <w:lang w:val="ru-RU"/>
-        </w:rPr>
-        <w:t>solve(n, silent=True)</w:t>
-      </w:r>
-    </w:p>
-    <w:p>
-      <w:pPr>
-        <w:pStyle w:val="Normal"/>
-        <w:ind w:hanging="0"/>
-        <w:rPr>
-          <w:lang w:val="ru-RU"/>
-        </w:rPr>
-      </w:pPr>
-      <w:r>
-        <w:rPr>
-          <w:rFonts w:eastAsia="Courier New" w:cs="Courier New" w:ascii="Courier New" w:hAnsi="Courier New"/>
-          <w:color w:val="000000"/>
-          <w:sz w:val="22"/>
-          <w:szCs w:val="22"/>
-          <w:lang w:val="ru-RU"/>
-        </w:rPr>
-        <w:t xml:space="preserve">            </w:t>
-      </w:r>
-      <w:r>
-        <w:rPr>
-          <w:rFonts w:eastAsia="Courier New" w:cs="Courier New" w:ascii="Courier New" w:hAnsi="Courier New"/>
-          <w:color w:val="000000"/>
-          <w:sz w:val="22"/>
-          <w:szCs w:val="22"/>
-          <w:lang w:val="ru-RU"/>
-        </w:rPr>
-        <w:t>times.append(time.perf_counter() - start)</w:t>
-      </w:r>
-    </w:p>
-    <w:p>
-      <w:pPr>
-        <w:pStyle w:val="Normal"/>
-        <w:ind w:hanging="0"/>
-        <w:rPr>
-          <w:lang w:val="ru-RU"/>
-        </w:rPr>
-      </w:pPr>
-      <w:r>
-        <w:rPr>
-          <w:rFonts w:eastAsia="Courier New" w:cs="Courier New" w:ascii="Courier New" w:hAnsi="Courier New"/>
-          <w:color w:val="000000"/>
-          <w:sz w:val="22"/>
-          <w:szCs w:val="22"/>
-          <w:lang w:val="ru-RU"/>
-        </w:rPr>
-        <w:t xml:space="preserve">        </w:t>
-      </w:r>
-      <w:r>
-        <w:rPr>
-          <w:rFonts w:eastAsia="Courier New" w:cs="Courier New" w:ascii="Courier New" w:hAnsi="Courier New"/>
-          <w:color w:val="000000"/>
-          <w:sz w:val="22"/>
-          <w:szCs w:val="22"/>
-          <w:lang w:val="ru-RU"/>
-        </w:rPr>
-        <w:t>return np.array(times)</w:t>
-      </w:r>
-    </w:p>
-    <w:p>
-      <w:pPr>
-        <w:pStyle w:val="Normal"/>
-        <w:ind w:hanging="0"/>
-        <w:rPr>
-          <w:rFonts w:ascii="Courier New" w:hAnsi="Courier New" w:eastAsia="Courier New" w:cs="Courier New"/>
-          <w:color w:val="000000"/>
-          <w:sz w:val="22"/>
-          <w:szCs w:val="22"/>
-        </w:rPr>
-      </w:pPr>
-      <w:r>
-        <w:rPr>
-          <w:lang w:val="ru-RU"/>
-        </w:rPr>
-      </w:r>
-    </w:p>
-    <w:p>
-      <w:pPr>
-        <w:pStyle w:val="Normal"/>
-        <w:ind w:hanging="0"/>
-        <w:rPr>
-          <w:lang w:val="ru-RU"/>
-        </w:rPr>
-      </w:pPr>
-      <w:r>
-        <w:rPr>
-          <w:rFonts w:eastAsia="Courier New" w:cs="Courier New" w:ascii="Courier New" w:hAnsi="Courier New"/>
-          <w:color w:val="000000"/>
-          <w:sz w:val="22"/>
-          <w:szCs w:val="22"/>
-          <w:lang w:val="ru-RU"/>
-        </w:rPr>
-        <w:t xml:space="preserve">    </w:t>
-      </w:r>
-      <w:r>
-        <w:rPr>
-          <w:rFonts w:eastAsia="Courier New" w:cs="Courier New" w:ascii="Courier New" w:hAnsi="Courier New"/>
-          <w:color w:val="000000"/>
-          <w:sz w:val="22"/>
-          <w:szCs w:val="22"/>
-          <w:lang w:val="ru-RU"/>
-        </w:rPr>
-        <w:t>even_times = measure_times(even_ns)</w:t>
-      </w:r>
-    </w:p>
-    <w:p>
-      <w:pPr>
-        <w:pStyle w:val="Normal"/>
-        <w:ind w:hanging="0"/>
-        <w:rPr>
-          <w:lang w:val="ru-RU"/>
-        </w:rPr>
-      </w:pPr>
-      <w:r>
-        <w:rPr>
-          <w:rFonts w:eastAsia="Courier New" w:cs="Courier New" w:ascii="Courier New" w:hAnsi="Courier New"/>
-          <w:color w:val="000000"/>
-          <w:sz w:val="22"/>
-          <w:szCs w:val="22"/>
-          <w:lang w:val="ru-RU"/>
-        </w:rPr>
-        <w:t xml:space="preserve">    </w:t>
-      </w:r>
-      <w:r>
-        <w:rPr>
-          <w:rFonts w:eastAsia="Courier New" w:cs="Courier New" w:ascii="Courier New" w:hAnsi="Courier New"/>
-          <w:color w:val="000000"/>
-          <w:sz w:val="22"/>
-          <w:szCs w:val="22"/>
-          <w:lang w:val="ru-RU"/>
-        </w:rPr>
-        <w:t>comp_times = measure_times(comp_ns)</w:t>
-      </w:r>
-    </w:p>
-    <w:p>
-      <w:pPr>
-        <w:pStyle w:val="Normal"/>
-        <w:ind w:hanging="0"/>
-        <w:rPr>
-          <w:lang w:val="ru-RU"/>
-        </w:rPr>
-      </w:pPr>
-      <w:r>
-        <w:rPr>
-          <w:rFonts w:eastAsia="Courier New" w:cs="Courier New" w:ascii="Courier New" w:hAnsi="Courier New"/>
-          <w:color w:val="000000"/>
-          <w:sz w:val="22"/>
-          <w:szCs w:val="22"/>
-          <w:lang w:val="ru-RU"/>
-        </w:rPr>
-        <w:t xml:space="preserve">    </w:t>
-      </w:r>
-      <w:r>
-        <w:rPr>
-          <w:rFonts w:eastAsia="Courier New" w:cs="Courier New" w:ascii="Courier New" w:hAnsi="Courier New"/>
-          <w:color w:val="000000"/>
-          <w:sz w:val="22"/>
-          <w:szCs w:val="22"/>
-          <w:lang w:val="ru-RU"/>
-        </w:rPr>
-        <w:t>prime_times = measure_times(prime_ns)</w:t>
-      </w:r>
-    </w:p>
-    <w:p>
-      <w:pPr>
-        <w:pStyle w:val="Normal"/>
-        <w:ind w:hanging="0"/>
-        <w:rPr>
-          <w:rFonts w:ascii="Courier New" w:hAnsi="Courier New" w:eastAsia="Courier New" w:cs="Courier New"/>
-          <w:color w:val="000000"/>
-          <w:sz w:val="22"/>
-          <w:szCs w:val="22"/>
-        </w:rPr>
-      </w:pPr>
-      <w:r>
-        <w:rPr>
-          <w:lang w:val="ru-RU"/>
-        </w:rPr>
-      </w:r>
-    </w:p>
-    <w:p>
-      <w:pPr>
-        <w:pStyle w:val="Normal"/>
-        <w:ind w:hanging="0"/>
-        <w:rPr>
-          <w:lang w:val="ru-RU"/>
-        </w:rPr>
-      </w:pPr>
-      <w:r>
-        <w:rPr>
-          <w:rFonts w:eastAsia="Courier New" w:cs="Courier New" w:ascii="Courier New" w:hAnsi="Courier New"/>
-          <w:color w:val="000000"/>
-          <w:sz w:val="22"/>
-          <w:szCs w:val="22"/>
-          <w:lang w:val="ru-RU"/>
-        </w:rPr>
-        <w:t xml:space="preserve">    </w:t>
-      </w:r>
-      <w:r>
-        <w:rPr>
-          <w:rFonts w:eastAsia="Courier New" w:cs="Courier New" w:ascii="Courier New" w:hAnsi="Courier New"/>
-          <w:color w:val="000000"/>
-          <w:sz w:val="22"/>
-          <w:szCs w:val="22"/>
-          <w:lang w:val="ru-RU"/>
-        </w:rPr>
-        <w:t>coef_even = np.mean(even_times)</w:t>
-      </w:r>
-    </w:p>
-    <w:p>
-      <w:pPr>
-        <w:pStyle w:val="Normal"/>
-        <w:ind w:hanging="0"/>
-        <w:rPr>
-          <w:lang w:val="ru-RU"/>
-        </w:rPr>
-      </w:pPr>
-      <w:r>
-        <w:rPr>
-          <w:rFonts w:eastAsia="Courier New" w:cs="Courier New" w:ascii="Courier New" w:hAnsi="Courier New"/>
-          <w:color w:val="000000"/>
-          <w:sz w:val="22"/>
-          <w:szCs w:val="22"/>
-          <w:lang w:val="ru-RU"/>
-        </w:rPr>
-        <w:t xml:space="preserve">    </w:t>
-      </w:r>
-      <w:r>
-        <w:rPr>
-          <w:rFonts w:eastAsia="Courier New" w:cs="Courier New" w:ascii="Courier New" w:hAnsi="Courier New"/>
-          <w:color w:val="000000"/>
-          <w:sz w:val="22"/>
-          <w:szCs w:val="22"/>
-          <w:lang w:val="ru-RU"/>
-        </w:rPr>
-        <w:t>theor_even = np.full_like(even_ns, coef_even, dtype=float)</w:t>
-      </w:r>
-    </w:p>
-    <w:p>
-      <w:pPr>
-        <w:pStyle w:val="Normal"/>
-        <w:ind w:hanging="0"/>
-        <w:rPr>
-          <w:lang w:val="ru-RU"/>
-        </w:rPr>
-      </w:pPr>
-      <w:r>
-        <w:rPr>
-          <w:rFonts w:eastAsia="Courier New" w:cs="Courier New" w:ascii="Courier New" w:hAnsi="Courier New"/>
-          <w:color w:val="000000"/>
-          <w:sz w:val="22"/>
-          <w:szCs w:val="22"/>
-          <w:lang w:val="ru-RU"/>
-        </w:rPr>
-        <w:t xml:space="preserve">    </w:t>
-      </w:r>
-    </w:p>
-    <w:p>
-      <w:pPr>
-        <w:pStyle w:val="Normal"/>
-        <w:ind w:hanging="0"/>
-        <w:rPr>
-          <w:lang w:val="ru-RU"/>
-        </w:rPr>
-      </w:pPr>
-      <w:r>
-        <w:rPr>
-          <w:rFonts w:eastAsia="Courier New" w:cs="Courier New" w:ascii="Courier New" w:hAnsi="Courier New"/>
-          <w:color w:val="000000"/>
-          <w:sz w:val="22"/>
-          <w:szCs w:val="22"/>
-          <w:lang w:val="ru-RU"/>
-        </w:rPr>
-        <w:t xml:space="preserve">    </w:t>
-      </w:r>
-      <w:r>
-        <w:rPr>
-          <w:rFonts w:eastAsia="Courier New" w:cs="Courier New" w:ascii="Courier New" w:hAnsi="Courier New"/>
-          <w:color w:val="000000"/>
-          <w:sz w:val="22"/>
-          <w:szCs w:val="22"/>
-          <w:lang w:val="ru-RU"/>
-        </w:rPr>
-        <w:t>c_coeffs = np.polyfit(comp_ns, comp_times, 2)</w:t>
-      </w:r>
-    </w:p>
-    <w:p>
-      <w:pPr>
-        <w:pStyle w:val="Normal"/>
-        <w:ind w:hanging="0"/>
-        <w:rPr>
-          <w:lang w:val="ru-RU"/>
-        </w:rPr>
-      </w:pPr>
-      <w:r>
-        <w:rPr>
-          <w:rFonts w:eastAsia="Courier New" w:cs="Courier New" w:ascii="Courier New" w:hAnsi="Courier New"/>
-          <w:color w:val="000000"/>
-          <w:sz w:val="22"/>
-          <w:szCs w:val="22"/>
-          <w:lang w:val="ru-RU"/>
-        </w:rPr>
-        <w:t xml:space="preserve">    </w:t>
-      </w:r>
-      <w:r>
-        <w:rPr>
-          <w:rFonts w:eastAsia="Courier New" w:cs="Courier New" w:ascii="Courier New" w:hAnsi="Courier New"/>
-          <w:color w:val="000000"/>
-          <w:sz w:val="22"/>
-          <w:szCs w:val="22"/>
-          <w:lang w:val="ru-RU"/>
-        </w:rPr>
-        <w:t>x_comp_smooth = np.linspace(min(comp_ns), max(comp_ns), 200)</w:t>
-      </w:r>
-    </w:p>
-    <w:p>
-      <w:pPr>
-        <w:pStyle w:val="Normal"/>
-        <w:ind w:hanging="0"/>
-        <w:rPr>
-          <w:lang w:val="ru-RU"/>
-        </w:rPr>
-      </w:pPr>
-      <w:r>
-        <w:rPr>
-          <w:rFonts w:eastAsia="Courier New" w:cs="Courier New" w:ascii="Courier New" w:hAnsi="Courier New"/>
-          <w:color w:val="000000"/>
-          <w:sz w:val="22"/>
-          <w:szCs w:val="22"/>
-          <w:lang w:val="ru-RU"/>
-        </w:rPr>
-        <w:t xml:space="preserve">    </w:t>
-      </w:r>
-      <w:r>
-        <w:rPr>
-          <w:rFonts w:eastAsia="Courier New" w:cs="Courier New" w:ascii="Courier New" w:hAnsi="Courier New"/>
-          <w:color w:val="000000"/>
-          <w:sz w:val="22"/>
-          <w:szCs w:val="22"/>
-          <w:lang w:val="ru-RU"/>
-        </w:rPr>
-        <w:t>theor_comp = np.polyval(c_coeffs, x_comp_smooth)</w:t>
-      </w:r>
-    </w:p>
-    <w:p>
-      <w:pPr>
-        <w:pStyle w:val="Normal"/>
-        <w:ind w:hanging="0"/>
-        <w:rPr>
-          <w:lang w:val="ru-RU"/>
-        </w:rPr>
-      </w:pPr>
-      <w:r>
-        <w:rPr>
-          <w:rFonts w:eastAsia="Courier New" w:cs="Courier New" w:ascii="Courier New" w:hAnsi="Courier New"/>
-          <w:color w:val="000000"/>
-          <w:sz w:val="22"/>
-          <w:szCs w:val="22"/>
-          <w:lang w:val="ru-RU"/>
-        </w:rPr>
-        <w:t xml:space="preserve">    </w:t>
-      </w:r>
-    </w:p>
-    <w:p>
-      <w:pPr>
-        <w:pStyle w:val="Normal"/>
-        <w:ind w:hanging="0"/>
-        <w:rPr>
-          <w:lang w:val="ru-RU"/>
-        </w:rPr>
-      </w:pPr>
-      <w:r>
-        <w:rPr>
-          <w:rFonts w:eastAsia="Courier New" w:cs="Courier New" w:ascii="Courier New" w:hAnsi="Courier New"/>
-          <w:color w:val="000000"/>
-          <w:sz w:val="22"/>
-          <w:szCs w:val="22"/>
-          <w:lang w:val="ru-RU"/>
-        </w:rPr>
-        <w:t xml:space="preserve">    </w:t>
-      </w:r>
-      <w:r>
-        <w:rPr>
-          <w:rFonts w:eastAsia="Courier New" w:cs="Courier New" w:ascii="Courier New" w:hAnsi="Courier New"/>
-          <w:color w:val="000000"/>
-          <w:sz w:val="22"/>
-          <w:szCs w:val="22"/>
-          <w:lang w:val="ru-RU"/>
-        </w:rPr>
-        <w:t>log_p_times = np.log(prime_times)</w:t>
-      </w:r>
-    </w:p>
-    <w:p>
-      <w:pPr>
-        <w:pStyle w:val="Normal"/>
-        <w:ind w:hanging="0"/>
-        <w:rPr>
-          <w:lang w:val="ru-RU"/>
-        </w:rPr>
-      </w:pPr>
-      <w:r>
-        <w:rPr>
-          <w:rFonts w:eastAsia="Courier New" w:cs="Courier New" w:ascii="Courier New" w:hAnsi="Courier New"/>
-          <w:color w:val="000000"/>
-          <w:sz w:val="22"/>
-          <w:szCs w:val="22"/>
-          <w:lang w:val="ru-RU"/>
-        </w:rPr>
-        <w:t xml:space="preserve">    </w:t>
-      </w:r>
-      <w:r>
-        <w:rPr>
-          <w:rFonts w:eastAsia="Courier New" w:cs="Courier New" w:ascii="Courier New" w:hAnsi="Courier New"/>
-          <w:color w:val="000000"/>
-          <w:sz w:val="22"/>
-          <w:szCs w:val="22"/>
-          <w:lang w:val="ru-RU"/>
-        </w:rPr>
-        <w:t>alpha, beta = np.polyfit(prime_ns, log_p_times, 1)</w:t>
-      </w:r>
-    </w:p>
-    <w:p>
-      <w:pPr>
-        <w:pStyle w:val="Normal"/>
-        <w:ind w:hanging="0"/>
-        <w:rPr>
-          <w:lang w:val="ru-RU"/>
-        </w:rPr>
-      </w:pPr>
-      <w:r>
-        <w:rPr>
-          <w:rFonts w:eastAsia="Courier New" w:cs="Courier New" w:ascii="Courier New" w:hAnsi="Courier New"/>
-          <w:color w:val="000000"/>
-          <w:sz w:val="22"/>
-          <w:szCs w:val="22"/>
-          <w:lang w:val="ru-RU"/>
-        </w:rPr>
-        <w:t xml:space="preserve">    </w:t>
-      </w:r>
-      <w:r>
-        <w:rPr>
-          <w:rFonts w:eastAsia="Courier New" w:cs="Courier New" w:ascii="Courier New" w:hAnsi="Courier New"/>
-          <w:color w:val="000000"/>
-          <w:sz w:val="22"/>
-          <w:szCs w:val="22"/>
-          <w:lang w:val="ru-RU"/>
-        </w:rPr>
-        <w:t>x_prime_smooth = np.linspace(min(prime_ns), max(prime_ns), 200)</w:t>
-      </w:r>
-    </w:p>
-    <w:p>
-      <w:pPr>
-        <w:pStyle w:val="Normal"/>
-        <w:ind w:hanging="0"/>
-        <w:rPr>
-          <w:lang w:val="ru-RU"/>
-        </w:rPr>
-      </w:pPr>
-      <w:r>
-        <w:rPr>
-          <w:rFonts w:eastAsia="Courier New" w:cs="Courier New" w:ascii="Courier New" w:hAnsi="Courier New"/>
-          <w:color w:val="000000"/>
-          <w:sz w:val="22"/>
-          <w:szCs w:val="22"/>
-          <w:lang w:val="ru-RU"/>
-        </w:rPr>
-        <w:t xml:space="preserve">    </w:t>
-      </w:r>
-      <w:r>
-        <w:rPr>
-          <w:rFonts w:eastAsia="Courier New" w:cs="Courier New" w:ascii="Courier New" w:hAnsi="Courier New"/>
-          <w:color w:val="000000"/>
-          <w:sz w:val="22"/>
-          <w:szCs w:val="22"/>
-          <w:lang w:val="ru-RU"/>
-        </w:rPr>
-        <w:t>theor_prime = np.exp(alpha * x_prime_smooth + beta)</w:t>
-      </w:r>
-    </w:p>
-    <w:p>
-      <w:pPr>
-        <w:pStyle w:val="Normal"/>
-        <w:ind w:hanging="0"/>
-        <w:rPr>
-          <w:rFonts w:ascii="Courier New" w:hAnsi="Courier New" w:eastAsia="Courier New" w:cs="Courier New"/>
-          <w:color w:val="000000"/>
-          <w:sz w:val="22"/>
-          <w:szCs w:val="22"/>
-        </w:rPr>
-      </w:pPr>
-      <w:r>
-        <w:rPr>
-          <w:lang w:val="ru-RU"/>
-        </w:rPr>
-      </w:r>
-    </w:p>
-    <w:p>
-      <w:pPr>
-        <w:pStyle w:val="Normal"/>
-        <w:ind w:hanging="0"/>
-        <w:rPr>
-          <w:lang w:val="ru-RU"/>
-        </w:rPr>
-      </w:pPr>
-      <w:r>
-        <w:rPr>
-          <w:rFonts w:eastAsia="Courier New" w:cs="Courier New" w:ascii="Courier New" w:hAnsi="Courier New"/>
-          <w:color w:val="000000"/>
-          <w:sz w:val="22"/>
-          <w:szCs w:val="22"/>
-          <w:lang w:val="ru-RU"/>
-        </w:rPr>
-        <w:t xml:space="preserve">    </w:t>
-      </w:r>
-      <w:r>
-        <w:rPr>
-          <w:rFonts w:eastAsia="Courier New" w:cs="Courier New" w:ascii="Courier New" w:hAnsi="Courier New"/>
-          <w:color w:val="000000"/>
-          <w:sz w:val="22"/>
-          <w:szCs w:val="22"/>
-          <w:lang w:val="ru-RU"/>
-        </w:rPr>
-        <w:t>plt.figure(figsize=(14, 10))</w:t>
-      </w:r>
-    </w:p>
-    <w:p>
-      <w:pPr>
-        <w:pStyle w:val="Normal"/>
-        <w:ind w:hanging="0"/>
-        <w:rPr>
-          <w:rFonts w:ascii="Courier New" w:hAnsi="Courier New" w:eastAsia="Courier New" w:cs="Courier New"/>
-          <w:color w:val="000000"/>
-          <w:sz w:val="22"/>
-          <w:szCs w:val="22"/>
-        </w:rPr>
-      </w:pPr>
-      <w:r>
-        <w:rPr>
-          <w:lang w:val="ru-RU"/>
-        </w:rPr>
-      </w:r>
-    </w:p>
-    <w:p>
-      <w:pPr>
-        <w:pStyle w:val="Normal"/>
-        <w:ind w:hanging="0"/>
-        <w:rPr>
-          <w:lang w:val="ru-RU"/>
-        </w:rPr>
-      </w:pPr>
-      <w:r>
-        <w:rPr>
-          <w:rFonts w:eastAsia="Courier New" w:cs="Courier New" w:ascii="Courier New" w:hAnsi="Courier New"/>
-          <w:color w:val="000000"/>
-          <w:sz w:val="22"/>
-          <w:szCs w:val="22"/>
-          <w:lang w:val="ru-RU"/>
-        </w:rPr>
-        <w:t xml:space="preserve">    </w:t>
-      </w:r>
-      <w:r>
-        <w:rPr>
-          <w:rFonts w:eastAsia="Courier New" w:cs="Courier New" w:ascii="Courier New" w:hAnsi="Courier New"/>
-          <w:color w:val="000000"/>
-          <w:sz w:val="22"/>
-          <w:szCs w:val="22"/>
-          <w:lang w:val="ru-RU"/>
-        </w:rPr>
-        <w:t>ax1 = plt.subplot(2, 1, 1)</w:t>
-      </w:r>
-    </w:p>
-    <w:p>
-      <w:pPr>
-        <w:pStyle w:val="Normal"/>
-        <w:ind w:hanging="0"/>
-        <w:rPr>
-          <w:lang w:val="ru-RU"/>
-        </w:rPr>
-      </w:pPr>
-      <w:r>
-        <w:rPr>
-          <w:rFonts w:eastAsia="Courier New" w:cs="Courier New" w:ascii="Courier New" w:hAnsi="Courier New"/>
-          <w:color w:val="000000"/>
-          <w:sz w:val="22"/>
-          <w:szCs w:val="22"/>
-          <w:lang w:val="ru-RU"/>
-        </w:rPr>
-        <w:t xml:space="preserve">    </w:t>
-      </w:r>
-      <w:r>
-        <w:rPr>
-          <w:rFonts w:eastAsia="Courier New" w:cs="Courier New" w:ascii="Courier New" w:hAnsi="Courier New"/>
-          <w:color w:val="000000"/>
-          <w:sz w:val="22"/>
-          <w:szCs w:val="22"/>
-          <w:lang w:val="ru-RU"/>
-        </w:rPr>
-        <w:t>ax1.plot(even_ns, even_times, 'g-o', label="Четное-практика")</w:t>
-      </w:r>
-    </w:p>
-    <w:p>
-      <w:pPr>
-        <w:pStyle w:val="Normal"/>
-        <w:ind w:hanging="0"/>
-        <w:rPr>
-          <w:lang w:val="ru-RU"/>
-        </w:rPr>
-      </w:pPr>
-      <w:r>
-        <w:rPr>
-          <w:rFonts w:eastAsia="Courier New" w:cs="Courier New" w:ascii="Courier New" w:hAnsi="Courier New"/>
-          <w:color w:val="000000"/>
-          <w:sz w:val="22"/>
-          <w:szCs w:val="22"/>
-          <w:lang w:val="ru-RU"/>
-        </w:rPr>
-        <w:t xml:space="preserve">    </w:t>
-      </w:r>
-      <w:r>
-        <w:rPr>
-          <w:rFonts w:eastAsia="Courier New" w:cs="Courier New" w:ascii="Courier New" w:hAnsi="Courier New"/>
-          <w:color w:val="000000"/>
-          <w:sz w:val="22"/>
-          <w:szCs w:val="22"/>
-          <w:lang w:val="ru-RU"/>
-        </w:rPr>
-        <w:t>ax1.plot(even_ns, theor_even, 'g--', label="Четное-теория (O(1))", linewidth=2)</w:t>
-      </w:r>
-    </w:p>
-    <w:p>
-      <w:pPr>
-        <w:pStyle w:val="Normal"/>
-        <w:ind w:hanging="0"/>
-        <w:rPr>
-          <w:rFonts w:ascii="Courier New" w:hAnsi="Courier New" w:eastAsia="Courier New" w:cs="Courier New"/>
-          <w:color w:val="000000"/>
-          <w:sz w:val="22"/>
-          <w:szCs w:val="22"/>
-        </w:rPr>
-      </w:pPr>
-      <w:r>
-        <w:rPr>
-          <w:lang w:val="ru-RU"/>
-        </w:rPr>
-      </w:r>
-    </w:p>
-    <w:p>
-      <w:pPr>
-        <w:pStyle w:val="Normal"/>
-        <w:ind w:hanging="0"/>
-        <w:rPr>
-          <w:lang w:val="ru-RU"/>
-        </w:rPr>
-      </w:pPr>
-      <w:r>
-        <w:rPr>
-          <w:rFonts w:eastAsia="Courier New" w:cs="Courier New" w:ascii="Courier New" w:hAnsi="Courier New"/>
-          <w:color w:val="000000"/>
-          <w:sz w:val="22"/>
-          <w:szCs w:val="22"/>
-          <w:lang w:val="ru-RU"/>
-        </w:rPr>
-        <w:t xml:space="preserve">    </w:t>
-      </w:r>
-      <w:r>
-        <w:rPr>
-          <w:rFonts w:eastAsia="Courier New" w:cs="Courier New" w:ascii="Courier New" w:hAnsi="Courier New"/>
-          <w:color w:val="000000"/>
-          <w:sz w:val="22"/>
-          <w:szCs w:val="22"/>
-          <w:lang w:val="ru-RU"/>
-        </w:rPr>
-        <w:t>ax1.plot(comp_ns, comp_times, 'b-o', label="Составное-практика")</w:t>
-      </w:r>
-    </w:p>
-    <w:p>
-      <w:pPr>
-        <w:pStyle w:val="Normal"/>
-        <w:ind w:hanging="0"/>
-        <w:rPr>
-          <w:lang w:val="ru-RU"/>
-        </w:rPr>
-      </w:pPr>
-      <w:r>
-        <w:rPr>
-          <w:rFonts w:eastAsia="Courier New" w:cs="Courier New" w:ascii="Courier New" w:hAnsi="Courier New"/>
-          <w:color w:val="000000"/>
-          <w:sz w:val="22"/>
-          <w:szCs w:val="22"/>
-          <w:lang w:val="ru-RU"/>
-        </w:rPr>
-        <w:t xml:space="preserve">    </w:t>
-      </w:r>
-      <w:r>
-        <w:rPr>
-          <w:rFonts w:eastAsia="Courier New" w:cs="Courier New" w:ascii="Courier New" w:hAnsi="Courier New"/>
-          <w:color w:val="000000"/>
-          <w:sz w:val="22"/>
-          <w:szCs w:val="22"/>
-          <w:lang w:val="ru-RU"/>
-        </w:rPr>
-        <w:t>ax1.plot(x_comp_smooth, theor_comp, 'b--', label="Составное-теория (полиномиальное)", linewidth=2)</w:t>
-      </w:r>
-    </w:p>
-    <w:p>
-      <w:pPr>
-        <w:pStyle w:val="Normal"/>
-        <w:ind w:hanging="0"/>
-        <w:rPr>
-          <w:rFonts w:ascii="Courier New" w:hAnsi="Courier New" w:eastAsia="Courier New" w:cs="Courier New"/>
-          <w:color w:val="000000"/>
-          <w:sz w:val="22"/>
-          <w:szCs w:val="22"/>
-        </w:rPr>
-      </w:pPr>
-      <w:r>
-        <w:rPr>
-          <w:lang w:val="ru-RU"/>
-        </w:rPr>
-      </w:r>
-    </w:p>
-    <w:p>
-      <w:pPr>
-        <w:pStyle w:val="Normal"/>
-        <w:ind w:hanging="0"/>
-        <w:rPr>
-          <w:lang w:val="ru-RU"/>
-        </w:rPr>
-      </w:pPr>
-      <w:r>
-        <w:rPr>
-          <w:rFonts w:eastAsia="Courier New" w:cs="Courier New" w:ascii="Courier New" w:hAnsi="Courier New"/>
-          <w:color w:val="000000"/>
-          <w:sz w:val="22"/>
-          <w:szCs w:val="22"/>
-          <w:lang w:val="ru-RU"/>
-        </w:rPr>
-        <w:t xml:space="preserve">    </w:t>
-      </w:r>
-      <w:r>
-        <w:rPr>
-          <w:rFonts w:eastAsia="Courier New" w:cs="Courier New" w:ascii="Courier New" w:hAnsi="Courier New"/>
-          <w:color w:val="000000"/>
-          <w:sz w:val="22"/>
-          <w:szCs w:val="22"/>
-          <w:lang w:val="ru-RU"/>
-        </w:rPr>
-        <w:t>ax1.set_xlabel("N")</w:t>
-      </w:r>
-    </w:p>
-    <w:p>
-      <w:pPr>
-        <w:pStyle w:val="Normal"/>
-        <w:ind w:hanging="0"/>
-        <w:rPr>
-          <w:lang w:val="ru-RU"/>
-        </w:rPr>
-      </w:pPr>
-      <w:r>
-        <w:rPr>
-          <w:rFonts w:eastAsia="Courier New" w:cs="Courier New" w:ascii="Courier New" w:hAnsi="Courier New"/>
-          <w:color w:val="000000"/>
-          <w:sz w:val="22"/>
-          <w:szCs w:val="22"/>
-          <w:lang w:val="ru-RU"/>
-        </w:rPr>
-        <w:t xml:space="preserve">    </w:t>
-      </w:r>
-      <w:r>
-        <w:rPr>
-          <w:rFonts w:eastAsia="Courier New" w:cs="Courier New" w:ascii="Courier New" w:hAnsi="Courier New"/>
-          <w:color w:val="000000"/>
-          <w:sz w:val="22"/>
-          <w:szCs w:val="22"/>
-          <w:lang w:val="ru-RU"/>
-        </w:rPr>
-        <w:t>ax1.set_ylabel("Время (секунды)")</w:t>
-      </w:r>
-    </w:p>
-    <w:p>
-      <w:pPr>
-        <w:pStyle w:val="Normal"/>
-        <w:ind w:hanging="0"/>
-        <w:rPr>
-          <w:lang w:val="ru-RU"/>
-        </w:rPr>
-      </w:pPr>
-      <w:r>
-        <w:rPr>
-          <w:rFonts w:eastAsia="Courier New" w:cs="Courier New" w:ascii="Courier New" w:hAnsi="Courier New"/>
-          <w:color w:val="000000"/>
-          <w:sz w:val="22"/>
-          <w:szCs w:val="22"/>
-          <w:lang w:val="ru-RU"/>
-        </w:rPr>
-        <w:t xml:space="preserve">    </w:t>
-      </w:r>
-      <w:r>
-        <w:rPr>
-          <w:rFonts w:eastAsia="Courier New" w:cs="Courier New" w:ascii="Courier New" w:hAnsi="Courier New"/>
-          <w:color w:val="000000"/>
-          <w:sz w:val="22"/>
-          <w:szCs w:val="22"/>
-          <w:lang w:val="ru-RU"/>
-        </w:rPr>
-        <w:t>ax1.grid(True)</w:t>
-      </w:r>
-    </w:p>
-    <w:p>
-      <w:pPr>
-        <w:pStyle w:val="Normal"/>
-        <w:ind w:hanging="0"/>
-        <w:rPr>
-          <w:lang w:val="ru-RU"/>
-        </w:rPr>
-      </w:pPr>
-      <w:r>
-        <w:rPr>
-          <w:rFonts w:eastAsia="Courier New" w:cs="Courier New" w:ascii="Courier New" w:hAnsi="Courier New"/>
-          <w:color w:val="000000"/>
-          <w:sz w:val="22"/>
-          <w:szCs w:val="22"/>
-          <w:lang w:val="ru-RU"/>
-        </w:rPr>
-        <w:t xml:space="preserve">    </w:t>
-      </w:r>
-      <w:r>
-        <w:rPr>
-          <w:rFonts w:eastAsia="Courier New" w:cs="Courier New" w:ascii="Courier New" w:hAnsi="Courier New"/>
-          <w:color w:val="000000"/>
-          <w:sz w:val="22"/>
-          <w:szCs w:val="22"/>
-          <w:lang w:val="ru-RU"/>
-        </w:rPr>
-        <w:t>ax1.legend()</w:t>
-      </w:r>
-    </w:p>
-    <w:p>
-      <w:pPr>
-        <w:pStyle w:val="Normal"/>
-        <w:ind w:hanging="0"/>
-        <w:rPr>
-          <w:rFonts w:ascii="Courier New" w:hAnsi="Courier New" w:eastAsia="Courier New" w:cs="Courier New"/>
-          <w:color w:val="000000"/>
-          <w:sz w:val="22"/>
-          <w:szCs w:val="22"/>
-        </w:rPr>
-      </w:pPr>
-      <w:r>
-        <w:rPr>
-          <w:lang w:val="ru-RU"/>
-        </w:rPr>
-      </w:r>
-    </w:p>
-    <w:p>
-      <w:pPr>
-        <w:pStyle w:val="Normal"/>
-        <w:ind w:hanging="0"/>
-        <w:rPr>
-          <w:lang w:val="ru-RU"/>
-        </w:rPr>
-      </w:pPr>
-      <w:r>
-        <w:rPr>
-          <w:rFonts w:eastAsia="Courier New" w:cs="Courier New" w:ascii="Courier New" w:hAnsi="Courier New"/>
-          <w:color w:val="000000"/>
-          <w:sz w:val="22"/>
-          <w:szCs w:val="22"/>
-          <w:lang w:val="ru-RU"/>
-        </w:rPr>
-        <w:t xml:space="preserve">    </w:t>
-      </w:r>
-    </w:p>
-    <w:p>
-      <w:pPr>
-        <w:pStyle w:val="Normal"/>
-        <w:ind w:hanging="0"/>
-        <w:rPr>
-          <w:lang w:val="ru-RU"/>
-        </w:rPr>
-      </w:pPr>
-      <w:r>
-        <w:rPr>
-          <w:rFonts w:eastAsia="Courier New" w:cs="Courier New" w:ascii="Courier New" w:hAnsi="Courier New"/>
-          <w:color w:val="000000"/>
-          <w:sz w:val="22"/>
-          <w:szCs w:val="22"/>
-          <w:lang w:val="ru-RU"/>
-        </w:rPr>
-        <w:t xml:space="preserve">    </w:t>
-      </w:r>
-      <w:r>
-        <w:rPr>
-          <w:rFonts w:eastAsia="Courier New" w:cs="Courier New" w:ascii="Courier New" w:hAnsi="Courier New"/>
-          <w:color w:val="000000"/>
-          <w:sz w:val="22"/>
-          <w:szCs w:val="22"/>
-          <w:lang w:val="ru-RU"/>
-        </w:rPr>
-        <w:t>ax2 = plt.subplot(2, 1, 2)</w:t>
-      </w:r>
-    </w:p>
-    <w:p>
-      <w:pPr>
-        <w:pStyle w:val="Normal"/>
-        <w:ind w:hanging="0"/>
-        <w:rPr>
-          <w:lang w:val="ru-RU"/>
-        </w:rPr>
-      </w:pPr>
-      <w:r>
-        <w:rPr>
-          <w:rFonts w:eastAsia="Courier New" w:cs="Courier New" w:ascii="Courier New" w:hAnsi="Courier New"/>
-          <w:color w:val="000000"/>
-          <w:sz w:val="22"/>
-          <w:szCs w:val="22"/>
-          <w:lang w:val="ru-RU"/>
-        </w:rPr>
-        <w:t xml:space="preserve">    </w:t>
-      </w:r>
-      <w:r>
-        <w:rPr>
-          <w:rFonts w:eastAsia="Courier New" w:cs="Courier New" w:ascii="Courier New" w:hAnsi="Courier New"/>
-          <w:color w:val="000000"/>
-          <w:sz w:val="22"/>
-          <w:szCs w:val="22"/>
-          <w:lang w:val="ru-RU"/>
-        </w:rPr>
-        <w:t>ax2.plot(prime_ns, prime_times, 'r-o', label="Простое-практика")</w:t>
-      </w:r>
-    </w:p>
-    <w:p>
-      <w:pPr>
-        <w:pStyle w:val="Normal"/>
-        <w:ind w:hanging="0"/>
-        <w:rPr>
-          <w:lang w:val="ru-RU"/>
-        </w:rPr>
-      </w:pPr>
-      <w:r>
-        <w:rPr>
-          <w:rFonts w:eastAsia="Courier New" w:cs="Courier New" w:ascii="Courier New" w:hAnsi="Courier New"/>
-          <w:color w:val="000000"/>
-          <w:sz w:val="22"/>
-          <w:szCs w:val="22"/>
-          <w:lang w:val="ru-RU"/>
-        </w:rPr>
-        <w:t xml:space="preserve">    </w:t>
-      </w:r>
-      <w:r>
-        <w:rPr>
-          <w:rFonts w:eastAsia="Courier New" w:cs="Courier New" w:ascii="Courier New" w:hAnsi="Courier New"/>
-          <w:color w:val="000000"/>
-          <w:sz w:val="22"/>
-          <w:szCs w:val="22"/>
-          <w:lang w:val="ru-RU"/>
-        </w:rPr>
-        <w:t>ax2.plot(x_prime_smooth, theor_prime, 'r--', label="Простое-теория (O(e^N))", linewidth=2)</w:t>
-      </w:r>
-    </w:p>
-    <w:p>
-      <w:pPr>
-        <w:pStyle w:val="Normal"/>
-        <w:ind w:hanging="0"/>
-        <w:rPr>
-          <w:rFonts w:ascii="Courier New" w:hAnsi="Courier New" w:eastAsia="Courier New" w:cs="Courier New"/>
-          <w:color w:val="000000"/>
-          <w:sz w:val="22"/>
-          <w:szCs w:val="22"/>
-        </w:rPr>
-      </w:pPr>
-      <w:r>
-        <w:rPr>
-          <w:lang w:val="ru-RU"/>
-        </w:rPr>
-      </w:r>
-    </w:p>
-    <w:p>
-      <w:pPr>
-        <w:pStyle w:val="Normal"/>
-        <w:ind w:hanging="0"/>
-        <w:rPr>
-          <w:lang w:val="ru-RU"/>
-        </w:rPr>
-      </w:pPr>
-      <w:r>
-        <w:rPr>
-          <w:rFonts w:eastAsia="Courier New" w:cs="Courier New" w:ascii="Courier New" w:hAnsi="Courier New"/>
-          <w:color w:val="000000"/>
-          <w:sz w:val="22"/>
-          <w:szCs w:val="22"/>
-          <w:lang w:val="ru-RU"/>
-        </w:rPr>
-        <w:t xml:space="preserve">    </w:t>
-      </w:r>
-      <w:r>
-        <w:rPr>
-          <w:rFonts w:eastAsia="Courier New" w:cs="Courier New" w:ascii="Courier New" w:hAnsi="Courier New"/>
-          <w:color w:val="000000"/>
-          <w:sz w:val="22"/>
-          <w:szCs w:val="22"/>
-          <w:lang w:val="ru-RU"/>
-        </w:rPr>
-        <w:t>ax2.set_xlabel("N")</w:t>
-      </w:r>
-    </w:p>
-    <w:p>
-      <w:pPr>
-        <w:pStyle w:val="Normal"/>
-        <w:ind w:hanging="0"/>
-        <w:rPr>
-          <w:lang w:val="ru-RU"/>
-        </w:rPr>
-      </w:pPr>
-      <w:r>
-        <w:rPr>
-          <w:rFonts w:eastAsia="Courier New" w:cs="Courier New" w:ascii="Courier New" w:hAnsi="Courier New"/>
-          <w:color w:val="000000"/>
-          <w:sz w:val="22"/>
-          <w:szCs w:val="22"/>
-          <w:lang w:val="ru-RU"/>
-        </w:rPr>
-        <w:t xml:space="preserve">    </w:t>
-      </w:r>
-      <w:r>
-        <w:rPr>
-          <w:rFonts w:eastAsia="Courier New" w:cs="Courier New" w:ascii="Courier New" w:hAnsi="Courier New"/>
-          <w:color w:val="000000"/>
-          <w:sz w:val="22"/>
-          <w:szCs w:val="22"/>
-          <w:lang w:val="ru-RU"/>
-        </w:rPr>
-        <w:t>ax2.set_ylabel("Время (Секунды)")</w:t>
-      </w:r>
-    </w:p>
-    <w:p>
-      <w:pPr>
-        <w:pStyle w:val="Normal"/>
-        <w:ind w:hanging="0"/>
-        <w:rPr>
-          <w:lang w:val="ru-RU"/>
-        </w:rPr>
-      </w:pPr>
-      <w:r>
-        <w:rPr>
-          <w:rFonts w:eastAsia="Courier New" w:cs="Courier New" w:ascii="Courier New" w:hAnsi="Courier New"/>
-          <w:color w:val="000000"/>
-          <w:sz w:val="22"/>
-          <w:szCs w:val="22"/>
-          <w:lang w:val="ru-RU"/>
-        </w:rPr>
-        <w:t xml:space="preserve">    </w:t>
-      </w:r>
-      <w:r>
-        <w:rPr>
-          <w:rFonts w:eastAsia="Courier New" w:cs="Courier New" w:ascii="Courier New" w:hAnsi="Courier New"/>
-          <w:color w:val="000000"/>
-          <w:sz w:val="22"/>
-          <w:szCs w:val="22"/>
-          <w:lang w:val="ru-RU"/>
-        </w:rPr>
-        <w:t>ax2.grid(True)</w:t>
-      </w:r>
-    </w:p>
-    <w:p>
-      <w:pPr>
-        <w:pStyle w:val="Normal"/>
-        <w:ind w:hanging="0"/>
-        <w:rPr>
-          <w:lang w:val="ru-RU"/>
-        </w:rPr>
-      </w:pPr>
-      <w:r>
-        <w:rPr>
-          <w:rFonts w:eastAsia="Courier New" w:cs="Courier New" w:ascii="Courier New" w:hAnsi="Courier New"/>
-          <w:color w:val="000000"/>
-          <w:sz w:val="22"/>
-          <w:szCs w:val="22"/>
-          <w:lang w:val="ru-RU"/>
-        </w:rPr>
-        <w:t xml:space="preserve">    </w:t>
-      </w:r>
-      <w:r>
-        <w:rPr>
-          <w:rFonts w:eastAsia="Courier New" w:cs="Courier New" w:ascii="Courier New" w:hAnsi="Courier New"/>
-          <w:color w:val="000000"/>
-          <w:sz w:val="22"/>
-          <w:szCs w:val="22"/>
-          <w:lang w:val="ru-RU"/>
-        </w:rPr>
-        <w:t>ax2.legend()</w:t>
-      </w:r>
-    </w:p>
-    <w:p>
-      <w:pPr>
-        <w:pStyle w:val="Normal"/>
-        <w:ind w:hanging="0"/>
-        <w:rPr>
-          <w:rFonts w:ascii="Courier New" w:hAnsi="Courier New" w:eastAsia="Courier New" w:cs="Courier New"/>
-          <w:color w:val="000000"/>
-          <w:sz w:val="22"/>
-          <w:szCs w:val="22"/>
-        </w:rPr>
-      </w:pPr>
-      <w:r>
-        <w:rPr>
-          <w:lang w:val="ru-RU"/>
-        </w:rPr>
-      </w:r>
-    </w:p>
-    <w:p>
-      <w:pPr>
-        <w:pStyle w:val="Normal"/>
-        <w:ind w:hanging="0"/>
-        <w:rPr>
-          <w:lang w:val="ru-RU"/>
-        </w:rPr>
-      </w:pPr>
-      <w:r>
-        <w:rPr>
-          <w:rFonts w:eastAsia="Courier New" w:cs="Courier New" w:ascii="Courier New" w:hAnsi="Courier New"/>
-          <w:color w:val="000000"/>
-          <w:sz w:val="22"/>
-          <w:szCs w:val="22"/>
-          <w:lang w:val="ru-RU"/>
-        </w:rPr>
-        <w:t xml:space="preserve">    </w:t>
-      </w:r>
-      <w:r>
-        <w:rPr>
-          <w:rFonts w:eastAsia="Courier New" w:cs="Courier New" w:ascii="Courier New" w:hAnsi="Courier New"/>
-          <w:color w:val="000000"/>
-          <w:sz w:val="22"/>
-          <w:szCs w:val="22"/>
-          <w:lang w:val="ru-RU"/>
-        </w:rPr>
-        <w:t>plt.tight_layout()</w:t>
-      </w:r>
-    </w:p>
-    <w:p>
-      <w:pPr>
-        <w:pStyle w:val="Normal"/>
-        <w:ind w:hanging="0"/>
-        <w:rPr>
-          <w:lang w:val="ru-RU"/>
-        </w:rPr>
-      </w:pPr>
-      <w:r>
-        <w:rPr>
-          <w:rFonts w:eastAsia="Courier New" w:cs="Courier New" w:ascii="Courier New" w:hAnsi="Courier New"/>
-          <w:color w:val="000000"/>
-          <w:sz w:val="22"/>
-          <w:szCs w:val="22"/>
-          <w:lang w:val="ru-RU"/>
-        </w:rPr>
-        <w:t xml:space="preserve">    </w:t>
-      </w:r>
-      <w:r>
-        <w:rPr>
-          <w:rFonts w:eastAsia="Courier New" w:cs="Courier New" w:ascii="Courier New" w:hAnsi="Courier New"/>
-          <w:color w:val="000000"/>
-          <w:sz w:val="22"/>
-          <w:szCs w:val="22"/>
-          <w:lang w:val="ru-RU"/>
-        </w:rPr>
-        <w:t>plt.show()</w:t>
-      </w:r>
-    </w:p>
-    <w:p>
-      <w:pPr>
-        <w:pStyle w:val="Normal"/>
-        <w:ind w:hanging="0"/>
-        <w:rPr>
-          <w:rFonts w:ascii="Courier New" w:hAnsi="Courier New" w:eastAsia="Courier New" w:cs="Courier New"/>
-          <w:color w:val="000000"/>
-          <w:sz w:val="22"/>
-          <w:szCs w:val="22"/>
-        </w:rPr>
-      </w:pPr>
-      <w:r>
-        <w:rPr>
-          <w:lang w:val="ru-RU"/>
-        </w:rPr>
-      </w:r>
-    </w:p>
-    <w:p>
-      <w:pPr>
-        <w:pStyle w:val="Normal"/>
-        <w:ind w:hanging="0"/>
-        <w:rPr>
-          <w:lang w:val="ru-RU"/>
-        </w:rPr>
-      </w:pPr>
-      <w:r>
-        <w:rPr>
-          <w:rFonts w:eastAsia="Courier New" w:cs="Courier New" w:ascii="Courier New" w:hAnsi="Courier New"/>
-          <w:color w:val="000000"/>
-          <w:sz w:val="22"/>
-          <w:szCs w:val="22"/>
-          <w:lang w:val="ru-RU"/>
-        </w:rPr>
-        <w:t>if __name__ == "__main__":</w:t>
-      </w:r>
-    </w:p>
-    <w:p>
-      <w:pPr>
-        <w:pStyle w:val="Normal"/>
-        <w:ind w:hanging="0"/>
-        <w:rPr>
-          <w:lang w:val="ru-RU"/>
-        </w:rPr>
-      </w:pPr>
-      <w:r>
-        <w:rPr>
-          <w:rFonts w:eastAsia="Courier New" w:cs="Courier New" w:ascii="Courier New" w:hAnsi="Courier New"/>
-          <w:color w:val="000000"/>
-          <w:sz w:val="22"/>
-          <w:szCs w:val="22"/>
-          <w:lang w:val="ru-RU"/>
-        </w:rPr>
-        <w:t xml:space="preserve">    </w:t>
-      </w:r>
-      <w:r>
-        <w:rPr>
-          <w:rFonts w:eastAsia="Courier New" w:cs="Courier New" w:ascii="Courier New" w:hAnsi="Courier New"/>
-          <w:color w:val="000000"/>
-          <w:sz w:val="22"/>
-          <w:szCs w:val="22"/>
-          <w:lang w:val="ru-RU"/>
-        </w:rPr>
-        <w:t>user_input = int(input())</w:t>
-      </w:r>
-    </w:p>
-    <w:p>
-      <w:pPr>
-        <w:pStyle w:val="Normal"/>
-        <w:ind w:hanging="0"/>
-        <w:rPr>
-          <w:lang w:val="ru-RU"/>
-        </w:rPr>
-      </w:pPr>
-      <w:r>
-        <w:rPr>
-          <w:rFonts w:eastAsia="Courier New" w:cs="Courier New" w:ascii="Courier New" w:hAnsi="Courier New"/>
-          <w:color w:val="000000"/>
-          <w:sz w:val="22"/>
-          <w:szCs w:val="22"/>
-          <w:lang w:val="ru-RU"/>
-        </w:rPr>
-        <w:t xml:space="preserve">    </w:t>
-      </w:r>
-      <w:r>
-        <w:rPr>
-          <w:rFonts w:eastAsia="Courier New" w:cs="Courier New" w:ascii="Courier New" w:hAnsi="Courier New"/>
-          <w:color w:val="000000"/>
-          <w:sz w:val="22"/>
-          <w:szCs w:val="22"/>
-          <w:lang w:val="ru-RU"/>
-        </w:rPr>
-        <w:t>if user_input == 0:</w:t>
-      </w:r>
-    </w:p>
-    <w:p>
-      <w:pPr>
-        <w:pStyle w:val="Normal"/>
-        <w:ind w:hanging="0"/>
-        <w:rPr>
-          <w:lang w:val="ru-RU"/>
-        </w:rPr>
-      </w:pPr>
-      <w:r>
-        <w:rPr>
-          <w:rFonts w:eastAsia="Courier New" w:cs="Courier New" w:ascii="Courier New" w:hAnsi="Courier New"/>
-          <w:color w:val="000000"/>
-          <w:sz w:val="22"/>
-          <w:szCs w:val="22"/>
-          <w:lang w:val="ru-RU"/>
-        </w:rPr>
-        <w:t xml:space="preserve">        </w:t>
-      </w:r>
-      <w:r>
-        <w:rPr>
-          <w:rFonts w:eastAsia="Courier New" w:cs="Courier New" w:ascii="Courier New" w:hAnsi="Courier New"/>
-          <w:color w:val="000000"/>
-          <w:sz w:val="22"/>
-          <w:szCs w:val="22"/>
-          <w:lang w:val="ru-RU"/>
-        </w:rPr>
-        <w:t>run_benchmarks()</w:t>
-      </w:r>
-    </w:p>
-    <w:p>
-      <w:pPr>
-        <w:pStyle w:val="Normal"/>
-        <w:ind w:hanging="0"/>
-        <w:rPr>
-          <w:lang w:val="ru-RU"/>
-        </w:rPr>
-      </w:pPr>
-      <w:r>
-        <w:rPr>
-          <w:rFonts w:eastAsia="Courier New" w:cs="Courier New" w:ascii="Courier New" w:hAnsi="Courier New"/>
-          <w:color w:val="000000"/>
-          <w:sz w:val="22"/>
-          <w:szCs w:val="22"/>
-          <w:lang w:val="ru-RU"/>
-        </w:rPr>
-        <w:t xml:space="preserve">    </w:t>
-      </w:r>
-      <w:r>
-        <w:rPr>
-          <w:rFonts w:eastAsia="Courier New" w:cs="Courier New" w:ascii="Courier New" w:hAnsi="Courier New"/>
-          <w:color w:val="000000"/>
-          <w:sz w:val="22"/>
-          <w:szCs w:val="22"/>
-          <w:lang w:val="ru-RU"/>
-        </w:rPr>
-        <w:t>else:</w:t>
-      </w:r>
-    </w:p>
-    <w:p>
-      <w:pPr>
-        <w:pStyle w:val="Normal"/>
-        <w:ind w:hanging="0"/>
-        <w:rPr>
-          <w:lang w:val="ru-RU"/>
-        </w:rPr>
-      </w:pPr>
-      <w:r>
-        <w:rPr>
-          <w:rFonts w:eastAsia="Courier New" w:cs="Courier New" w:ascii="Courier New" w:hAnsi="Courier New"/>
-          <w:color w:val="000000"/>
-          <w:sz w:val="22"/>
-          <w:szCs w:val="22"/>
-          <w:lang w:val="ru-RU"/>
-        </w:rPr>
-        <w:t xml:space="preserve">        </w:t>
-      </w:r>
-      <w:r>
-        <w:rPr>
-          <w:rFonts w:eastAsia="Courier New" w:cs="Courier New" w:ascii="Courier New" w:hAnsi="Courier New"/>
-          <w:color w:val="000000"/>
-          <w:sz w:val="22"/>
-          <w:szCs w:val="22"/>
-          <w:lang w:val="ru-RU"/>
-        </w:rPr>
         <w:t>solve(user_input, silent=False)</w:t>
-      </w:r>
-    </w:p>
-    <w:p>
-      <w:pPr>
-        <w:pStyle w:val="Normal"/>
-        <w:ind w:hanging="0"/>
-        <w:rPr>
-          <w:lang w:val="ru-RU"/>
-        </w:rPr>
-      </w:pPr>
-      <w:r>
-        <w:rPr>
-          <w:rFonts w:eastAsia="Courier New" w:cs="Courier New" w:ascii="Courier New" w:hAnsi="Courier New"/>
-          <w:color w:val="000000"/>
-          <w:sz w:val="22"/>
-          <w:szCs w:val="22"/>
-          <w:lang w:val="ru-RU"/>
-        </w:rPr>
-        <w:t xml:space="preserve">   </w:t>
       </w:r>
     </w:p>
     <w:sectPr>
@@ -8748,7 +9342,7 @@
         </w:r>
         <w:r>
           <w:rPr/>
-          <w:t>19</w:t>
+          <w:t>13</w:t>
         </w:r>
         <w:r>
           <w:rPr/>
@@ -8788,239 +9382,275 @@
   <w:abstractNum w:abstractNumId="1">
     <w:lvl w:ilvl="0">
       <w:start w:val="1"/>
-      <w:numFmt w:val="none"/>
-      <w:suff w:val="nothing"/>
-      <w:lvlText w:val=""/>
+      <w:numFmt w:val="bullet"/>
+      <w:lvlText w:val=""/>
       <w:lvlJc w:val="left"/>
       <w:pPr>
         <w:tabs>
-          <w:tab w:val="num" w:pos="0"/>
+          <w:tab w:val="num" w:pos="1440"/>
         </w:tabs>
-        <w:ind w:left="0" w:hanging="0"/>
-      </w:pPr>
+        <w:ind w:left="1440" w:hanging="360"/>
+      </w:pPr>
+      <w:rPr>
+        <w:rFonts w:ascii="Symbol" w:hAnsi="Symbol" w:cs="Symbol" w:hint="default"/>
+      </w:rPr>
     </w:lvl>
     <w:lvl w:ilvl="1">
       <w:start w:val="1"/>
-      <w:numFmt w:val="none"/>
-      <w:suff w:val="nothing"/>
-      <w:lvlText w:val=""/>
+      <w:numFmt w:val="bullet"/>
+      <w:lvlText w:val="◦"/>
       <w:lvlJc w:val="left"/>
       <w:pPr>
         <w:tabs>
-          <w:tab w:val="num" w:pos="0"/>
+          <w:tab w:val="num" w:pos="1800"/>
         </w:tabs>
-        <w:ind w:left="0" w:hanging="0"/>
-      </w:pPr>
+        <w:ind w:left="1800" w:hanging="360"/>
+      </w:pPr>
+      <w:rPr>
+        <w:rFonts w:ascii="OpenSymbol" w:hAnsi="OpenSymbol" w:cs="OpenSymbol" w:hint="default"/>
+      </w:rPr>
     </w:lvl>
     <w:lvl w:ilvl="2">
       <w:start w:val="1"/>
-      <w:numFmt w:val="none"/>
-      <w:suff w:val="nothing"/>
-      <w:lvlText w:val=""/>
+      <w:numFmt w:val="bullet"/>
+      <w:lvlText w:val="▪"/>
       <w:lvlJc w:val="left"/>
       <w:pPr>
         <w:tabs>
-          <w:tab w:val="num" w:pos="0"/>
+          <w:tab w:val="num" w:pos="2160"/>
         </w:tabs>
-        <w:ind w:left="0" w:hanging="0"/>
-      </w:pPr>
+        <w:ind w:left="2160" w:hanging="360"/>
+      </w:pPr>
+      <w:rPr>
+        <w:rFonts w:ascii="OpenSymbol" w:hAnsi="OpenSymbol" w:cs="OpenSymbol" w:hint="default"/>
+      </w:rPr>
     </w:lvl>
     <w:lvl w:ilvl="3">
       <w:start w:val="1"/>
-      <w:numFmt w:val="none"/>
-      <w:suff w:val="nothing"/>
-      <w:lvlText w:val=""/>
+      <w:numFmt w:val="bullet"/>
+      <w:lvlText w:val=""/>
       <w:lvlJc w:val="left"/>
       <w:pPr>
         <w:tabs>
-          <w:tab w:val="num" w:pos="0"/>
+          <w:tab w:val="num" w:pos="2520"/>
         </w:tabs>
-        <w:ind w:left="0" w:hanging="0"/>
-      </w:pPr>
+        <w:ind w:left="2520" w:hanging="360"/>
+      </w:pPr>
+      <w:rPr>
+        <w:rFonts w:ascii="Symbol" w:hAnsi="Symbol" w:cs="Symbol" w:hint="default"/>
+      </w:rPr>
     </w:lvl>
     <w:lvl w:ilvl="4">
       <w:start w:val="1"/>
-      <w:numFmt w:val="none"/>
-      <w:suff w:val="nothing"/>
-      <w:lvlText w:val=""/>
+      <w:numFmt w:val="bullet"/>
+      <w:lvlText w:val="◦"/>
       <w:lvlJc w:val="left"/>
       <w:pPr>
         <w:tabs>
-          <w:tab w:val="num" w:pos="0"/>
+          <w:tab w:val="num" w:pos="2880"/>
         </w:tabs>
-        <w:ind w:left="0" w:hanging="0"/>
-      </w:pPr>
+        <w:ind w:left="2880" w:hanging="360"/>
+      </w:pPr>
+      <w:rPr>
+        <w:rFonts w:ascii="OpenSymbol" w:hAnsi="OpenSymbol" w:cs="OpenSymbol" w:hint="default"/>
+      </w:rPr>
     </w:lvl>
     <w:lvl w:ilvl="5">
       <w:start w:val="1"/>
-      <w:numFmt w:val="none"/>
-      <w:suff w:val="nothing"/>
-      <w:lvlText w:val=""/>
+      <w:numFmt w:val="bullet"/>
+      <w:lvlText w:val="▪"/>
       <w:lvlJc w:val="left"/>
       <w:pPr>
         <w:tabs>
-          <w:tab w:val="num" w:pos="0"/>
+          <w:tab w:val="num" w:pos="3240"/>
         </w:tabs>
-        <w:ind w:left="0" w:hanging="0"/>
-      </w:pPr>
+        <w:ind w:left="3240" w:hanging="360"/>
+      </w:pPr>
+      <w:rPr>
+        <w:rFonts w:ascii="OpenSymbol" w:hAnsi="OpenSymbol" w:cs="OpenSymbol" w:hint="default"/>
+      </w:rPr>
     </w:lvl>
     <w:lvl w:ilvl="6">
       <w:start w:val="1"/>
-      <w:numFmt w:val="none"/>
-      <w:suff w:val="nothing"/>
-      <w:lvlText w:val=""/>
+      <w:numFmt w:val="bullet"/>
+      <w:lvlText w:val=""/>
       <w:lvlJc w:val="left"/>
       <w:pPr>
         <w:tabs>
-          <w:tab w:val="num" w:pos="0"/>
+          <w:tab w:val="num" w:pos="3600"/>
         </w:tabs>
-        <w:ind w:left="0" w:hanging="0"/>
-      </w:pPr>
+        <w:ind w:left="3600" w:hanging="360"/>
+      </w:pPr>
+      <w:rPr>
+        <w:rFonts w:ascii="Symbol" w:hAnsi="Symbol" w:cs="Symbol" w:hint="default"/>
+      </w:rPr>
     </w:lvl>
     <w:lvl w:ilvl="7">
       <w:start w:val="1"/>
-      <w:numFmt w:val="none"/>
-      <w:suff w:val="nothing"/>
-      <w:lvlText w:val=""/>
+      <w:numFmt w:val="bullet"/>
+      <w:lvlText w:val="◦"/>
       <w:lvlJc w:val="left"/>
       <w:pPr>
         <w:tabs>
-          <w:tab w:val="num" w:pos="0"/>
+          <w:tab w:val="num" w:pos="3960"/>
         </w:tabs>
-        <w:ind w:left="0" w:hanging="0"/>
-      </w:pPr>
+        <w:ind w:left="3960" w:hanging="360"/>
+      </w:pPr>
+      <w:rPr>
+        <w:rFonts w:ascii="OpenSymbol" w:hAnsi="OpenSymbol" w:cs="OpenSymbol" w:hint="default"/>
+      </w:rPr>
     </w:lvl>
     <w:lvl w:ilvl="8">
       <w:start w:val="1"/>
-      <w:numFmt w:val="none"/>
-      <w:suff w:val="nothing"/>
-      <w:lvlText w:val=""/>
+      <w:numFmt w:val="bullet"/>
+      <w:lvlText w:val="▪"/>
       <w:lvlJc w:val="left"/>
       <w:pPr>
         <w:tabs>
-          <w:tab w:val="num" w:pos="0"/>
+          <w:tab w:val="num" w:pos="4320"/>
         </w:tabs>
-        <w:ind w:left="0" w:hanging="0"/>
-      </w:pPr>
+        <w:ind w:left="4320" w:hanging="360"/>
+      </w:pPr>
+      <w:rPr>
+        <w:rFonts w:ascii="OpenSymbol" w:hAnsi="OpenSymbol" w:cs="OpenSymbol" w:hint="default"/>
+      </w:rPr>
     </w:lvl>
   </w:abstractNum>
   <w:abstractNum w:abstractNumId="2">
     <w:lvl w:ilvl="0">
       <w:start w:val="1"/>
-      <w:numFmt w:val="decimal"/>
-      <w:lvlText w:val="%1."/>
+      <w:numFmt w:val="bullet"/>
+      <w:lvlText w:val=""/>
       <w:lvlJc w:val="left"/>
       <w:pPr>
         <w:tabs>
-          <w:tab w:val="num" w:pos="0"/>
+          <w:tab w:val="num" w:pos="1440"/>
         </w:tabs>
-        <w:ind w:left="1069" w:hanging="360"/>
-      </w:pPr>
-      <w:rPr/>
+        <w:ind w:left="1440" w:hanging="360"/>
+      </w:pPr>
+      <w:rPr>
+        <w:rFonts w:ascii="Symbol" w:hAnsi="Symbol" w:cs="Symbol" w:hint="default"/>
+      </w:rPr>
     </w:lvl>
     <w:lvl w:ilvl="1">
       <w:start w:val="1"/>
-      <w:numFmt w:val="lowerLetter"/>
-      <w:lvlText w:val="%2."/>
+      <w:numFmt w:val="bullet"/>
+      <w:lvlText w:val="◦"/>
       <w:lvlJc w:val="left"/>
       <w:pPr>
         <w:tabs>
-          <w:tab w:val="num" w:pos="0"/>
+          <w:tab w:val="num" w:pos="1800"/>
         </w:tabs>
-        <w:ind w:left="1789" w:hanging="360"/>
-      </w:pPr>
-      <w:rPr/>
+        <w:ind w:left="1800" w:hanging="360"/>
+      </w:pPr>
+      <w:rPr>
+        <w:rFonts w:ascii="OpenSymbol" w:hAnsi="OpenSymbol" w:cs="OpenSymbol" w:hint="default"/>
+      </w:rPr>
     </w:lvl>
     <w:lvl w:ilvl="2">
       <w:start w:val="1"/>
-      <w:numFmt w:val="lowerRoman"/>
-      <w:lvlText w:val="%3."/>
-      <w:lvlJc w:val="right"/>
+      <w:numFmt w:val="bullet"/>
+      <w:lvlText w:val="▪"/>
+      <w:lvlJc w:val="left"/>
       <w:pPr>
         <w:tabs>
-          <w:tab w:val="num" w:pos="0"/>
+          <w:tab w:val="num" w:pos="2160"/>
         </w:tabs>
-        <w:ind w:left="2509" w:hanging="180"/>
-      </w:pPr>
-      <w:rPr/>
+        <w:ind w:left="2160" w:hanging="360"/>
+      </w:pPr>
+      <w:rPr>
+        <w:rFonts w:ascii="OpenSymbol" w:hAnsi="OpenSymbol" w:cs="OpenSymbol" w:hint="default"/>
+      </w:rPr>
     </w:lvl>
     <w:lvl w:ilvl="3">
       <w:start w:val="1"/>
-      <w:numFmt w:val="decimal"/>
-      <w:lvlText w:val="%4."/>
+      <w:numFmt w:val="bullet"/>
+      <w:lvlText w:val=""/>
       <w:lvlJc w:val="left"/>
       <w:pPr>
         <w:tabs>
-          <w:tab w:val="num" w:pos="0"/>
+          <w:tab w:val="num" w:pos="2520"/>
         </w:tabs>
-        <w:ind w:left="3229" w:hanging="360"/>
-      </w:pPr>
-      <w:rPr/>
+        <w:ind w:left="2520" w:hanging="360"/>
+      </w:pPr>
+      <w:rPr>
+        <w:rFonts w:ascii="Symbol" w:hAnsi="Symbol" w:cs="Symbol" w:hint="default"/>
+      </w:rPr>
     </w:lvl>
     <w:lvl w:ilvl="4">
       <w:start w:val="1"/>
-      <w:numFmt w:val="lowerLetter"/>
-      <w:lvlText w:val="%5."/>
+      <w:numFmt w:val="bullet"/>
+      <w:lvlText w:val="◦"/>
       <w:lvlJc w:val="left"/>
       <w:pPr>
         <w:tabs>
-          <w:tab w:val="num" w:pos="0"/>
+          <w:tab w:val="num" w:pos="2880"/>
         </w:tabs>
-        <w:ind w:left="3949" w:hanging="360"/>
-      </w:pPr>
-      <w:rPr/>
+        <w:ind w:left="2880" w:hanging="360"/>
+      </w:pPr>
+      <w:rPr>
+        <w:rFonts w:ascii="OpenSymbol" w:hAnsi="OpenSymbol" w:cs="OpenSymbol" w:hint="default"/>
+      </w:rPr>
     </w:lvl>
     <w:lvl w:ilvl="5">
       <w:start w:val="1"/>
-      <w:numFmt w:val="lowerRoman"/>
-      <w:lvlText w:val="%6."/>
-      <w:lvlJc w:val="right"/>
+      <w:numFmt w:val="bullet"/>
+      <w:lvlText w:val="▪"/>
+      <w:lvlJc w:val="left"/>
       <w:pPr>
         <w:tabs>
-          <w:tab w:val="num" w:pos="0"/>
+          <w:tab w:val="num" w:pos="3240"/>
         </w:tabs>
-        <w:ind w:left="4669" w:hanging="180"/>
-      </w:pPr>
-      <w:rPr/>
+        <w:ind w:left="3240" w:hanging="360"/>
+      </w:pPr>
+      <w:rPr>
+        <w:rFonts w:ascii="OpenSymbol" w:hAnsi="OpenSymbol" w:cs="OpenSymbol" w:hint="default"/>
+      </w:rPr>
     </w:lvl>
     <w:lvl w:ilvl="6">
       <w:start w:val="1"/>
-      <w:numFmt w:val="decimal"/>
-      <w:lvlText w:val="%7."/>
+      <w:numFmt w:val="bullet"/>
+      <w:lvlText w:val=""/>
       <w:lvlJc w:val="left"/>
       <w:pPr>
         <w:tabs>
-          <w:tab w:val="num" w:pos="0"/>
+          <w:tab w:val="num" w:pos="3600"/>
         </w:tabs>
-        <w:ind w:left="5389" w:hanging="360"/>
-      </w:pPr>
-      <w:rPr/>
+        <w:ind w:left="3600" w:hanging="360"/>
+      </w:pPr>
+      <w:rPr>
+        <w:rFonts w:ascii="Symbol" w:hAnsi="Symbol" w:cs="Symbol" w:hint="default"/>
+      </w:rPr>
     </w:lvl>
     <w:lvl w:ilvl="7">
       <w:start w:val="1"/>
-      <w:numFmt w:val="lowerLetter"/>
-      <w:lvlText w:val="%8."/>
+      <w:numFmt w:val="bullet"/>
+      <w:lvlText w:val="◦"/>
       <w:lvlJc w:val="left"/>
       <w:pPr>
         <w:tabs>
-          <w:tab w:val="num" w:pos="0"/>
+          <w:tab w:val="num" w:pos="3960"/>
         </w:tabs>
-        <w:ind w:left="6109" w:hanging="360"/>
-      </w:pPr>
-      <w:rPr/>
+        <w:ind w:left="3960" w:hanging="360"/>
+      </w:pPr>
+      <w:rPr>
+        <w:rFonts w:ascii="OpenSymbol" w:hAnsi="OpenSymbol" w:cs="OpenSymbol" w:hint="default"/>
+      </w:rPr>
     </w:lvl>
     <w:lvl w:ilvl="8">
       <w:start w:val="1"/>
-      <w:numFmt w:val="lowerRoman"/>
-      <w:lvlText w:val="%9."/>
-      <w:lvlJc w:val="right"/>
+      <w:numFmt w:val="bullet"/>
+      <w:lvlText w:val="▪"/>
+      <w:lvlJc w:val="left"/>
       <w:pPr>
         <w:tabs>
-          <w:tab w:val="num" w:pos="0"/>
+          <w:tab w:val="num" w:pos="4320"/>
         </w:tabs>
-        <w:ind w:left="6829" w:hanging="180"/>
-      </w:pPr>
-      <w:rPr/>
+        <w:ind w:left="4320" w:hanging="360"/>
+      </w:pPr>
+      <w:rPr>
+        <w:rFonts w:ascii="OpenSymbol" w:hAnsi="OpenSymbol" w:cs="OpenSymbol" w:hint="default"/>
+      </w:rPr>
     </w:lvl>
   </w:abstractNum>
   <w:abstractNum w:abstractNumId="3">
@@ -9848,275 +10478,120 @@
   <w:abstractNum w:abstractNumId="9">
     <w:lvl w:ilvl="0">
       <w:start w:val="1"/>
-      <w:numFmt w:val="bullet"/>
-      <w:lvlText w:val=""/>
+      <w:numFmt w:val="none"/>
+      <w:suff w:val="nothing"/>
+      <w:lvlText w:val=""/>
       <w:lvlJc w:val="left"/>
       <w:pPr>
         <w:tabs>
-          <w:tab w:val="num" w:pos="1440"/>
+          <w:tab w:val="num" w:pos="0"/>
         </w:tabs>
-        <w:ind w:left="1440" w:hanging="360"/>
-      </w:pPr>
-      <w:rPr>
-        <w:rFonts w:ascii="Symbol" w:hAnsi="Symbol" w:cs="Symbol" w:hint="default"/>
-      </w:rPr>
+        <w:ind w:left="0" w:hanging="0"/>
+      </w:pPr>
     </w:lvl>
     <w:lvl w:ilvl="1">
       <w:start w:val="1"/>
-      <w:numFmt w:val="bullet"/>
-      <w:lvlText w:val="◦"/>
+      <w:numFmt w:val="none"/>
+      <w:suff w:val="nothing"/>
+      <w:lvlText w:val=""/>
       <w:lvlJc w:val="left"/>
       <w:pPr>
         <w:tabs>
-          <w:tab w:val="num" w:pos="1800"/>
+          <w:tab w:val="num" w:pos="0"/>
         </w:tabs>
-        <w:ind w:left="1800" w:hanging="360"/>
-      </w:pPr>
-      <w:rPr>
-        <w:rFonts w:ascii="OpenSymbol" w:hAnsi="OpenSymbol" w:cs="OpenSymbol" w:hint="default"/>
-      </w:rPr>
+        <w:ind w:left="0" w:hanging="0"/>
+      </w:pPr>
     </w:lvl>
     <w:lvl w:ilvl="2">
       <w:start w:val="1"/>
-      <w:numFmt w:val="bullet"/>
-      <w:lvlText w:val="▪"/>
+      <w:numFmt w:val="none"/>
+      <w:suff w:val="nothing"/>
+      <w:lvlText w:val=""/>
       <w:lvlJc w:val="left"/>
       <w:pPr>
         <w:tabs>
-          <w:tab w:val="num" w:pos="2160"/>
+          <w:tab w:val="num" w:pos="0"/>
         </w:tabs>
-        <w:ind w:left="2160" w:hanging="360"/>
-      </w:pPr>
-      <w:rPr>
-        <w:rFonts w:ascii="OpenSymbol" w:hAnsi="OpenSymbol" w:cs="OpenSymbol" w:hint="default"/>
-      </w:rPr>
+        <w:ind w:left="0" w:hanging="0"/>
+      </w:pPr>
     </w:lvl>
     <w:lvl w:ilvl="3">
       <w:start w:val="1"/>
-      <w:numFmt w:val="bullet"/>
-      <w:lvlText w:val=""/>
+      <w:numFmt w:val="none"/>
+      <w:suff w:val="nothing"/>
+      <w:lvlText w:val=""/>
       <w:lvlJc w:val="left"/>
       <w:pPr>
         <w:tabs>
-          <w:tab w:val="num" w:pos="2520"/>
+          <w:tab w:val="num" w:pos="0"/>
         </w:tabs>
-        <w:ind w:left="2520" w:hanging="360"/>
-      </w:pPr>
-      <w:rPr>
-        <w:rFonts w:ascii="Symbol" w:hAnsi="Symbol" w:cs="Symbol" w:hint="default"/>
-      </w:rPr>
+        <w:ind w:left="0" w:hanging="0"/>
+      </w:pPr>
     </w:lvl>
     <w:lvl w:ilvl="4">
       <w:start w:val="1"/>
-      <w:numFmt w:val="bullet"/>
-      <w:lvlText w:val="◦"/>
+      <w:numFmt w:val="none"/>
+      <w:suff w:val="nothing"/>
+      <w:lvlText w:val=""/>
       <w:lvlJc w:val="left"/>
       <w:pPr>
         <w:tabs>
-          <w:tab w:val="num" w:pos="2880"/>
+          <w:tab w:val="num" w:pos="0"/>
         </w:tabs>
-        <w:ind w:left="2880" w:hanging="360"/>
-      </w:pPr>
-      <w:rPr>
-        <w:rFonts w:ascii="OpenSymbol" w:hAnsi="OpenSymbol" w:cs="OpenSymbol" w:hint="default"/>
-      </w:rPr>
+        <w:ind w:left="0" w:hanging="0"/>
+      </w:pPr>
     </w:lvl>
     <w:lvl w:ilvl="5">
       <w:start w:val="1"/>
-      <w:numFmt w:val="bullet"/>
-      <w:lvlText w:val="▪"/>
+      <w:numFmt w:val="none"/>
+      <w:suff w:val="nothing"/>
+      <w:lvlText w:val=""/>
       <w:lvlJc w:val="left"/>
       <w:pPr>
         <w:tabs>
-          <w:tab w:val="num" w:pos="3240"/>
+          <w:tab w:val="num" w:pos="0"/>
         </w:tabs>
-        <w:ind w:left="3240" w:hanging="360"/>
-      </w:pPr>
-      <w:rPr>
-        <w:rFonts w:ascii="OpenSymbol" w:hAnsi="OpenSymbol" w:cs="OpenSymbol" w:hint="default"/>
-      </w:rPr>
+        <w:ind w:left="0" w:hanging="0"/>
+      </w:pPr>
     </w:lvl>
     <w:lvl w:ilvl="6">
       <w:start w:val="1"/>
-      <w:numFmt w:val="bullet"/>
-      <w:lvlText w:val=""/>
+      <w:numFmt w:val="none"/>
+      <w:suff w:val="nothing"/>
+      <w:lvlText w:val=""/>
       <w:lvlJc w:val="left"/>
       <w:pPr>
         <w:tabs>
-          <w:tab w:val="num" w:pos="3600"/>
+          <w:tab w:val="num" w:pos="0"/>
         </w:tabs>
-        <w:ind w:left="3600" w:hanging="360"/>
-      </w:pPr>
-      <w:rPr>
-        <w:rFonts w:ascii="Symbol" w:hAnsi="Symbol" w:cs="Symbol" w:hint="default"/>
-      </w:rPr>
+        <w:ind w:left="0" w:hanging="0"/>
+      </w:pPr>
     </w:lvl>
     <w:lvl w:ilvl="7">
       <w:start w:val="1"/>
-      <w:numFmt w:val="bullet"/>
-      <w:lvlText w:val="◦"/>
+      <w:numFmt w:val="none"/>
+      <w:suff w:val="nothing"/>
+      <w:lvlText w:val=""/>
       <w:lvlJc w:val="left"/>
       <w:pPr>
         <w:tabs>
-          <w:tab w:val="num" w:pos="3960"/>
+          <w:tab w:val="num" w:pos="0"/>
         </w:tabs>
-        <w:ind w:left="3960" w:hanging="360"/>
-      </w:pPr>
-      <w:rPr>
-        <w:rFonts w:ascii="OpenSymbol" w:hAnsi="OpenSymbol" w:cs="OpenSymbol" w:hint="default"/>
-      </w:rPr>
+        <w:ind w:left="0" w:hanging="0"/>
+      </w:pPr>
     </w:lvl>
     <w:lvl w:ilvl="8">
       <w:start w:val="1"/>
-      <w:numFmt w:val="bullet"/>
-      <w:lvlText w:val="▪"/>
+      <w:numFmt w:val="none"/>
+      <w:suff w:val="nothing"/>
+      <w:lvlText w:val=""/>
       <w:lvlJc w:val="left"/>
       <w:pPr>
         <w:tabs>
-          <w:tab w:val="num" w:pos="4320"/>
+          <w:tab w:val="num" w:pos="0"/>
         </w:tabs>
-        <w:ind w:left="4320" w:hanging="360"/>
-      </w:pPr>
-      <w:rPr>
-        <w:rFonts w:ascii="OpenSymbol" w:hAnsi="OpenSymbol" w:cs="OpenSymbol" w:hint="default"/>
-      </w:rPr>
-    </w:lvl>
-  </w:abstractNum>
-  <w:abstractNum w:abstractNumId="10">
-    <w:lvl w:ilvl="0">
-      <w:start w:val="1"/>
-      <w:numFmt w:val="bullet"/>
-      <w:lvlText w:val=""/>
-      <w:lvlJc w:val="left"/>
-      <w:pPr>
-        <w:tabs>
-          <w:tab w:val="num" w:pos="1440"/>
-        </w:tabs>
-        <w:ind w:left="1440" w:hanging="360"/>
-      </w:pPr>
-      <w:rPr>
-        <w:rFonts w:ascii="Symbol" w:hAnsi="Symbol" w:cs="Symbol" w:hint="default"/>
-      </w:rPr>
-    </w:lvl>
-    <w:lvl w:ilvl="1">
-      <w:start w:val="1"/>
-      <w:numFmt w:val="bullet"/>
-      <w:lvlText w:val="◦"/>
-      <w:lvlJc w:val="left"/>
-      <w:pPr>
-        <w:tabs>
-          <w:tab w:val="num" w:pos="1800"/>
-        </w:tabs>
-        <w:ind w:left="1800" w:hanging="360"/>
-      </w:pPr>
-      <w:rPr>
-        <w:rFonts w:ascii="OpenSymbol" w:hAnsi="OpenSymbol" w:cs="OpenSymbol" w:hint="default"/>
-      </w:rPr>
-    </w:lvl>
-    <w:lvl w:ilvl="2">
-      <w:start w:val="1"/>
-      <w:numFmt w:val="bullet"/>
-      <w:lvlText w:val="▪"/>
-      <w:lvlJc w:val="left"/>
-      <w:pPr>
-        <w:tabs>
-          <w:tab w:val="num" w:pos="2160"/>
-        </w:tabs>
-        <w:ind w:left="2160" w:hanging="360"/>
-      </w:pPr>
-      <w:rPr>
-        <w:rFonts w:ascii="OpenSymbol" w:hAnsi="OpenSymbol" w:cs="OpenSymbol" w:hint="default"/>
-      </w:rPr>
-    </w:lvl>
-    <w:lvl w:ilvl="3">
-      <w:start w:val="1"/>
-      <w:numFmt w:val="bullet"/>
-      <w:lvlText w:val=""/>
-      <w:lvlJc w:val="left"/>
-      <w:pPr>
-        <w:tabs>
-          <w:tab w:val="num" w:pos="2520"/>
-        </w:tabs>
-        <w:ind w:left="2520" w:hanging="360"/>
-      </w:pPr>
-      <w:rPr>
-        <w:rFonts w:ascii="Symbol" w:hAnsi="Symbol" w:cs="Symbol" w:hint="default"/>
-      </w:rPr>
-    </w:lvl>
-    <w:lvl w:ilvl="4">
-      <w:start w:val="1"/>
-      <w:numFmt w:val="bullet"/>
-      <w:lvlText w:val="◦"/>
-      <w:lvlJc w:val="left"/>
-      <w:pPr>
-        <w:tabs>
-          <w:tab w:val="num" w:pos="2880"/>
-        </w:tabs>
-        <w:ind w:left="2880" w:hanging="360"/>
-      </w:pPr>
-      <w:rPr>
-        <w:rFonts w:ascii="OpenSymbol" w:hAnsi="OpenSymbol" w:cs="OpenSymbol" w:hint="default"/>
-      </w:rPr>
-    </w:lvl>
-    <w:lvl w:ilvl="5">
-      <w:start w:val="1"/>
-      <w:numFmt w:val="bullet"/>
-      <w:lvlText w:val="▪"/>
-      <w:lvlJc w:val="left"/>
-      <w:pPr>
-        <w:tabs>
-          <w:tab w:val="num" w:pos="3240"/>
-        </w:tabs>
-        <w:ind w:left="3240" w:hanging="360"/>
-      </w:pPr>
-      <w:rPr>
-        <w:rFonts w:ascii="OpenSymbol" w:hAnsi="OpenSymbol" w:cs="OpenSymbol" w:hint="default"/>
-      </w:rPr>
-    </w:lvl>
-    <w:lvl w:ilvl="6">
-      <w:start w:val="1"/>
-      <w:numFmt w:val="bullet"/>
-      <w:lvlText w:val=""/>
-      <w:lvlJc w:val="left"/>
-      <w:pPr>
-        <w:tabs>
-          <w:tab w:val="num" w:pos="3600"/>
-        </w:tabs>
-        <w:ind w:left="3600" w:hanging="360"/>
-      </w:pPr>
-      <w:rPr>
-        <w:rFonts w:ascii="Symbol" w:hAnsi="Symbol" w:cs="Symbol" w:hint="default"/>
-      </w:rPr>
-    </w:lvl>
-    <w:lvl w:ilvl="7">
-      <w:start w:val="1"/>
-      <w:numFmt w:val="bullet"/>
-      <w:lvlText w:val="◦"/>
-      <w:lvlJc w:val="left"/>
-      <w:pPr>
-        <w:tabs>
-          <w:tab w:val="num" w:pos="3960"/>
-        </w:tabs>
-        <w:ind w:left="3960" w:hanging="360"/>
-      </w:pPr>
-      <w:rPr>
-        <w:rFonts w:ascii="OpenSymbol" w:hAnsi="OpenSymbol" w:cs="OpenSymbol" w:hint="default"/>
-      </w:rPr>
-    </w:lvl>
-    <w:lvl w:ilvl="8">
-      <w:start w:val="1"/>
-      <w:numFmt w:val="bullet"/>
-      <w:lvlText w:val="▪"/>
-      <w:lvlJc w:val="left"/>
-      <w:pPr>
-        <w:tabs>
-          <w:tab w:val="num" w:pos="4320"/>
-        </w:tabs>
-        <w:ind w:left="4320" w:hanging="360"/>
-      </w:pPr>
-      <w:rPr>
-        <w:rFonts w:ascii="OpenSymbol" w:hAnsi="OpenSymbol" w:cs="OpenSymbol" w:hint="default"/>
-      </w:rPr>
+        <w:ind w:left="0" w:hanging="0"/>
+      </w:pPr>
     </w:lvl>
   </w:abstractNum>
   <w:num w:numId="1">
@@ -10145,9 +10620,6 @@
   </w:num>
   <w:num w:numId="9">
     <w:abstractNumId w:val="9"/>
-  </w:num>
-  <w:num w:numId="10">
-    <w:abstractNumId w:val="10"/>
   </w:num>
 </w:numbering>
 </file>
